--- a/sem_2/Lab11/Lab11.docx
+++ b/sem_2/Lab11/Lab11.docx
@@ -800,6 +800,178 @@
     </w:p>
     <w:p>
       <w:pPr>
+        <w:pStyle w:val="22"/>
+        <w:keepNext w:val="0"/>
+        <w:keepLines w:val="0"/>
+        <w:widowControl/>
+        <w:numPr>
+          <w:ilvl w:val="0"/>
+          <w:numId w:val="0"/>
+        </w:numPr>
+        <w:suppressLineNumbers w:val="0"/>
+        <w:spacing w:before="0" w:beforeAutospacing="0" w:after="0" w:afterAutospacing="1" w:line="15" w:lineRule="atLeast"/>
+        <w:ind w:right="0" w:rightChars="0"/>
+        <w:jc w:val="left"/>
+        <w:rPr>
+          <w:rFonts w:hint="default"/>
+          <w:lang w:val="ru-RU"/>
+        </w:rPr>
+      </w:pPr>
+    </w:p>
+    <w:p>
+      <w:pPr>
+        <w:pStyle w:val="22"/>
+        <w:keepNext w:val="0"/>
+        <w:keepLines w:val="0"/>
+        <w:widowControl/>
+        <w:numPr>
+          <w:ilvl w:val="0"/>
+          <w:numId w:val="0"/>
+        </w:numPr>
+        <w:suppressLineNumbers w:val="0"/>
+        <w:spacing w:before="0" w:beforeAutospacing="0" w:after="0" w:afterAutospacing="1" w:line="15" w:lineRule="atLeast"/>
+        <w:ind w:right="0" w:rightChars="0"/>
+        <w:jc w:val="left"/>
+        <w:rPr>
+          <w:rFonts w:hint="default"/>
+          <w:lang w:val="ru-RU"/>
+        </w:rPr>
+      </w:pPr>
+    </w:p>
+    <w:p>
+      <w:pPr>
+        <w:pStyle w:val="22"/>
+        <w:keepNext w:val="0"/>
+        <w:keepLines w:val="0"/>
+        <w:widowControl/>
+        <w:numPr>
+          <w:ilvl w:val="0"/>
+          <w:numId w:val="0"/>
+        </w:numPr>
+        <w:suppressLineNumbers w:val="0"/>
+        <w:spacing w:before="0" w:beforeAutospacing="0" w:after="0" w:afterAutospacing="1" w:line="15" w:lineRule="atLeast"/>
+        <w:ind w:right="0" w:rightChars="0"/>
+        <w:jc w:val="left"/>
+        <w:rPr>
+          <w:rFonts w:hint="default" w:ascii="Times New Roman" w:hAnsi="Times New Roman" w:cs="Times New Roman"/>
+          <w:sz w:val="28"/>
+          <w:szCs w:val="28"/>
+          <w:lang w:val="ru-RU"/>
+        </w:rPr>
+      </w:pPr>
+    </w:p>
+    <w:p>
+      <w:pPr>
+        <w:pStyle w:val="22"/>
+        <w:keepNext w:val="0"/>
+        <w:keepLines w:val="0"/>
+        <w:widowControl/>
+        <w:numPr>
+          <w:ilvl w:val="0"/>
+          <w:numId w:val="0"/>
+        </w:numPr>
+        <w:suppressLineNumbers w:val="0"/>
+        <w:spacing w:before="0" w:beforeAutospacing="0" w:after="0" w:afterAutospacing="1" w:line="15" w:lineRule="atLeast"/>
+        <w:ind w:right="0" w:rightChars="0"/>
+        <w:jc w:val="left"/>
+        <w:rPr>
+          <w:rFonts w:hint="default" w:ascii="Times New Roman" w:hAnsi="Times New Roman" w:cs="Times New Roman"/>
+          <w:sz w:val="28"/>
+          <w:szCs w:val="28"/>
+          <w:lang w:val="ru-RU"/>
+        </w:rPr>
+      </w:pPr>
+    </w:p>
+    <w:p>
+      <w:pPr>
+        <w:pStyle w:val="22"/>
+        <w:keepNext w:val="0"/>
+        <w:keepLines w:val="0"/>
+        <w:widowControl/>
+        <w:numPr>
+          <w:ilvl w:val="0"/>
+          <w:numId w:val="0"/>
+        </w:numPr>
+        <w:suppressLineNumbers w:val="0"/>
+        <w:spacing w:before="0" w:beforeAutospacing="0" w:after="0" w:afterAutospacing="1" w:line="15" w:lineRule="atLeast"/>
+        <w:ind w:right="0" w:rightChars="0"/>
+        <w:jc w:val="left"/>
+        <w:rPr>
+          <w:rFonts w:hint="default" w:ascii="Times New Roman" w:hAnsi="Times New Roman" w:cs="Times New Roman"/>
+          <w:sz w:val="28"/>
+          <w:szCs w:val="28"/>
+          <w:lang w:val="ru-RU"/>
+        </w:rPr>
+      </w:pPr>
+    </w:p>
+    <w:p>
+      <w:pPr>
+        <w:pStyle w:val="22"/>
+        <w:keepNext w:val="0"/>
+        <w:keepLines w:val="0"/>
+        <w:widowControl/>
+        <w:numPr>
+          <w:ilvl w:val="0"/>
+          <w:numId w:val="0"/>
+        </w:numPr>
+        <w:suppressLineNumbers w:val="0"/>
+        <w:spacing w:before="0" w:beforeAutospacing="0" w:after="0" w:afterAutospacing="1" w:line="15" w:lineRule="atLeast"/>
+        <w:ind w:right="0" w:rightChars="0"/>
+        <w:jc w:val="left"/>
+        <w:rPr>
+          <w:rFonts w:hint="default" w:ascii="Times New Roman" w:hAnsi="Times New Roman" w:cs="Times New Roman"/>
+          <w:sz w:val="28"/>
+          <w:szCs w:val="28"/>
+          <w:lang w:val="ru-RU"/>
+        </w:rPr>
+      </w:pPr>
+    </w:p>
+    <w:p>
+      <w:pPr>
+        <w:pStyle w:val="22"/>
+        <w:keepNext w:val="0"/>
+        <w:keepLines w:val="0"/>
+        <w:widowControl/>
+        <w:numPr>
+          <w:ilvl w:val="0"/>
+          <w:numId w:val="0"/>
+        </w:numPr>
+        <w:suppressLineNumbers w:val="0"/>
+        <w:spacing w:before="0" w:beforeAutospacing="0" w:after="0" w:afterAutospacing="1" w:line="15" w:lineRule="atLeast"/>
+        <w:ind w:right="0" w:rightChars="0"/>
+        <w:jc w:val="left"/>
+        <w:rPr>
+          <w:rFonts w:hint="default" w:ascii="Times New Roman" w:hAnsi="Times New Roman" w:cs="Times New Roman"/>
+          <w:sz w:val="28"/>
+          <w:szCs w:val="28"/>
+          <w:lang w:val="ru-RU"/>
+        </w:rPr>
+      </w:pPr>
+    </w:p>
+    <w:p>
+      <w:pPr>
+        <w:pStyle w:val="22"/>
+        <w:keepNext w:val="0"/>
+        <w:keepLines w:val="0"/>
+        <w:widowControl/>
+        <w:numPr>
+          <w:ilvl w:val="0"/>
+          <w:numId w:val="0"/>
+        </w:numPr>
+        <w:suppressLineNumbers w:val="0"/>
+        <w:spacing w:before="0" w:beforeAutospacing="0" w:after="0" w:afterAutospacing="1" w:line="15" w:lineRule="atLeast"/>
+        <w:ind w:right="0" w:rightChars="0"/>
+        <w:jc w:val="left"/>
+        <w:rPr>
+          <w:rFonts w:hint="default" w:ascii="Times New Roman" w:hAnsi="Times New Roman" w:cs="Times New Roman"/>
+          <w:sz w:val="28"/>
+          <w:szCs w:val="28"/>
+          <w:lang w:val="ru-RU"/>
+        </w:rPr>
+      </w:pPr>
+    </w:p>
+    <w:p>
+      <w:pPr>
         <w:pStyle w:val="38"/>
         <w:numPr>
           <w:ilvl w:val="0"/>
@@ -809,7 +981,7 @@
         <w:ind w:left="440" w:leftChars="0" w:firstLine="0" w:firstLineChars="0"/>
         <w:jc w:val="center"/>
         <w:rPr>
-          <w:rFonts w:ascii="Times New Roman" w:hAnsi="Times New Roman" w:cs="Times New Roman"/>
+          <w:rFonts w:hint="default" w:ascii="Times New Roman" w:hAnsi="Times New Roman" w:cs="Times New Roman"/>
           <w:b/>
           <w:bCs/>
           <w:i w:val="0"/>
@@ -821,7 +993,7 @@
       </w:pPr>
       <w:r>
         <w:rPr>
-          <w:rFonts w:ascii="Times New Roman" w:hAnsi="Times New Roman" w:cs="Times New Roman"/>
+          <w:rFonts w:hint="default" w:ascii="Times New Roman" w:hAnsi="Times New Roman" w:cs="Times New Roman"/>
           <w:b/>
           <w:bCs/>
           <w:i w:val="0"/>
@@ -830,20 +1002,7 @@
           <w:szCs w:val="28"/>
           <w:lang w:val="ru-RU"/>
         </w:rPr>
-        <w:t>Функции</w:t>
-      </w:r>
-      <w:r>
-        <w:rPr>
-          <w:rFonts w:hint="default" w:ascii="Times New Roman" w:hAnsi="Times New Roman" w:cs="Times New Roman"/>
-          <w:b/>
-          <w:bCs/>
-          <w:i w:val="0"/>
-          <w:iCs w:val="0"/>
-          <w:sz w:val="28"/>
-          <w:szCs w:val="28"/>
-          <w:lang w:val="ru-RU"/>
-        </w:rPr>
-        <w:t xml:space="preserve"> для решения задачи 1</w:t>
+        <w:t>Функции для решения задачи 1</w:t>
       </w:r>
     </w:p>
     <w:p>
@@ -880,20 +1039,22 @@
           <w:numId w:val="3"/>
         </w:numPr>
         <w:suppressLineNumbers w:val="0"/>
-        <w:ind w:left="860" w:leftChars="0" w:hanging="420" w:firstLineChars="0"/>
-        <w:rPr>
-          <w:rFonts w:hint="default" w:ascii="Times New Roman" w:hAnsi="Times New Roman" w:cs="Times New Roman"/>
-          <w:sz w:val="28"/>
-          <w:szCs w:val="28"/>
-        </w:rPr>
-      </w:pPr>
-      <w:r>
-        <w:rPr>
-          <w:rFonts w:hint="default" w:ascii="Times New Roman" w:hAnsi="Times New Roman" w:cs="Times New Roman"/>
-          <w:sz w:val="28"/>
-          <w:szCs w:val="28"/>
-        </w:rPr>
-        <w:t xml:space="preserve">ввод элементов deque </w:t>
+        <w:spacing w:before="0" w:beforeAutospacing="1" w:after="0" w:afterAutospacing="1" w:line="360" w:lineRule="auto"/>
+        <w:ind w:left="640" w:leftChars="0" w:hanging="420" w:firstLineChars="0"/>
+        <w:jc w:val="both"/>
+        <w:rPr>
+          <w:rFonts w:hint="default" w:ascii="Times New Roman" w:hAnsi="Times New Roman" w:cs="Times New Roman"/>
+          <w:sz w:val="28"/>
+          <w:szCs w:val="28"/>
+        </w:rPr>
+      </w:pPr>
+      <w:r>
+        <w:rPr>
+          <w:rFonts w:hint="default" w:ascii="Times New Roman" w:hAnsi="Times New Roman" w:eastAsia="SimSun" w:cs="Times New Roman"/>
+          <w:sz w:val="28"/>
+          <w:szCs w:val="28"/>
+        </w:rPr>
+        <w:t>ввод элементов контейнера (заполнение deque&lt;double&gt;)</w:t>
       </w:r>
     </w:p>
     <w:p>
@@ -906,20 +1067,22 @@
           <w:numId w:val="3"/>
         </w:numPr>
         <w:suppressLineNumbers w:val="0"/>
-        <w:ind w:left="860" w:leftChars="0" w:hanging="420" w:firstLineChars="0"/>
-        <w:rPr>
-          <w:rFonts w:hint="default" w:ascii="Times New Roman" w:hAnsi="Times New Roman" w:cs="Times New Roman"/>
-          <w:sz w:val="28"/>
-          <w:szCs w:val="28"/>
-        </w:rPr>
-      </w:pPr>
-      <w:r>
-        <w:rPr>
-          <w:rFonts w:hint="default" w:ascii="Times New Roman" w:hAnsi="Times New Roman" w:cs="Times New Roman"/>
-          <w:sz w:val="28"/>
-          <w:szCs w:val="28"/>
-        </w:rPr>
-        <w:t xml:space="preserve">поиск элемента (find) </w:t>
+        <w:spacing w:before="0" w:beforeAutospacing="1" w:after="0" w:afterAutospacing="1" w:line="360" w:lineRule="auto"/>
+        <w:ind w:left="640" w:leftChars="0" w:hanging="420" w:firstLineChars="0"/>
+        <w:jc w:val="both"/>
+        <w:rPr>
+          <w:rFonts w:hint="default" w:ascii="Times New Roman" w:hAnsi="Times New Roman" w:cs="Times New Roman"/>
+          <w:sz w:val="28"/>
+          <w:szCs w:val="28"/>
+        </w:rPr>
+      </w:pPr>
+      <w:r>
+        <w:rPr>
+          <w:rFonts w:hint="default" w:ascii="Times New Roman" w:hAnsi="Times New Roman" w:eastAsia="SimSun" w:cs="Times New Roman"/>
+          <w:sz w:val="28"/>
+          <w:szCs w:val="28"/>
+        </w:rPr>
+        <w:t>вывод элементов контейнера</w:t>
       </w:r>
     </w:p>
     <w:p>
@@ -932,20 +1095,22 @@
           <w:numId w:val="3"/>
         </w:numPr>
         <w:suppressLineNumbers w:val="0"/>
-        <w:ind w:left="860" w:leftChars="0" w:hanging="420" w:firstLineChars="0"/>
-        <w:rPr>
-          <w:rFonts w:hint="default" w:ascii="Times New Roman" w:hAnsi="Times New Roman" w:cs="Times New Roman"/>
-          <w:sz w:val="28"/>
-          <w:szCs w:val="28"/>
-        </w:rPr>
-      </w:pPr>
-      <w:r>
-        <w:rPr>
-          <w:rFonts w:hint="default" w:ascii="Times New Roman" w:hAnsi="Times New Roman" w:cs="Times New Roman"/>
-          <w:sz w:val="28"/>
-          <w:szCs w:val="28"/>
-        </w:rPr>
-        <w:t xml:space="preserve">вставка элемента (insert) </w:t>
+        <w:spacing w:before="0" w:beforeAutospacing="1" w:after="0" w:afterAutospacing="1" w:line="360" w:lineRule="auto"/>
+        <w:ind w:left="640" w:leftChars="0" w:hanging="420" w:firstLineChars="0"/>
+        <w:jc w:val="both"/>
+        <w:rPr>
+          <w:rFonts w:hint="default" w:ascii="Times New Roman" w:hAnsi="Times New Roman" w:cs="Times New Roman"/>
+          <w:sz w:val="28"/>
+          <w:szCs w:val="28"/>
+        </w:rPr>
+      </w:pPr>
+      <w:r>
+        <w:rPr>
+          <w:rFonts w:hint="default" w:ascii="Times New Roman" w:hAnsi="Times New Roman" w:eastAsia="SimSun" w:cs="Times New Roman"/>
+          <w:sz w:val="28"/>
+          <w:szCs w:val="28"/>
+        </w:rPr>
+        <w:t>поиск максимального элемента</w:t>
       </w:r>
     </w:p>
     <w:p>
@@ -958,20 +1123,22 @@
           <w:numId w:val="3"/>
         </w:numPr>
         <w:suppressLineNumbers w:val="0"/>
-        <w:ind w:left="860" w:leftChars="0" w:hanging="420" w:firstLineChars="0"/>
-        <w:rPr>
-          <w:rFonts w:hint="default" w:ascii="Times New Roman" w:hAnsi="Times New Roman" w:cs="Times New Roman"/>
-          <w:sz w:val="28"/>
-          <w:szCs w:val="28"/>
-        </w:rPr>
-      </w:pPr>
-      <w:r>
-        <w:rPr>
-          <w:rFonts w:hint="default" w:ascii="Times New Roman" w:hAnsi="Times New Roman" w:cs="Times New Roman"/>
-          <w:sz w:val="28"/>
-          <w:szCs w:val="28"/>
-        </w:rPr>
-        <w:t xml:space="preserve">удаление элементов (erase + remove) </w:t>
+        <w:spacing w:before="0" w:beforeAutospacing="1" w:after="0" w:afterAutospacing="1" w:line="360" w:lineRule="auto"/>
+        <w:ind w:left="640" w:leftChars="0" w:hanging="420" w:firstLineChars="0"/>
+        <w:jc w:val="both"/>
+        <w:rPr>
+          <w:rFonts w:hint="default" w:ascii="Times New Roman" w:hAnsi="Times New Roman" w:cs="Times New Roman"/>
+          <w:sz w:val="28"/>
+          <w:szCs w:val="28"/>
+        </w:rPr>
+      </w:pPr>
+      <w:r>
+        <w:rPr>
+          <w:rFonts w:hint="default" w:ascii="Times New Roman" w:hAnsi="Times New Roman" w:eastAsia="SimSun" w:cs="Times New Roman"/>
+          <w:sz w:val="28"/>
+          <w:szCs w:val="28"/>
+        </w:rPr>
+        <w:t>добавление максимального элемента в контейнер</w:t>
       </w:r>
     </w:p>
     <w:p>
@@ -984,20 +1151,22 @@
           <w:numId w:val="3"/>
         </w:numPr>
         <w:suppressLineNumbers w:val="0"/>
-        <w:ind w:left="860" w:leftChars="0" w:hanging="420" w:firstLineChars="0"/>
-        <w:rPr>
-          <w:rFonts w:hint="default" w:ascii="Times New Roman" w:hAnsi="Times New Roman" w:cs="Times New Roman"/>
-          <w:sz w:val="28"/>
-          <w:szCs w:val="28"/>
-        </w:rPr>
-      </w:pPr>
-      <w:r>
-        <w:rPr>
-          <w:rFonts w:hint="default" w:ascii="Times New Roman" w:hAnsi="Times New Roman" w:cs="Times New Roman"/>
-          <w:sz w:val="28"/>
-          <w:szCs w:val="28"/>
-        </w:rPr>
-        <w:t xml:space="preserve">поиск max и min (max_element, min_element) </w:t>
+        <w:spacing w:before="0" w:beforeAutospacing="1" w:after="0" w:afterAutospacing="1" w:line="360" w:lineRule="auto"/>
+        <w:ind w:left="640" w:leftChars="0" w:hanging="420" w:firstLineChars="0"/>
+        <w:jc w:val="both"/>
+        <w:rPr>
+          <w:rFonts w:hint="default" w:ascii="Times New Roman" w:hAnsi="Times New Roman" w:cs="Times New Roman"/>
+          <w:sz w:val="28"/>
+          <w:szCs w:val="28"/>
+        </w:rPr>
+      </w:pPr>
+      <w:r>
+        <w:rPr>
+          <w:rFonts w:hint="default" w:ascii="Times New Roman" w:hAnsi="Times New Roman" w:eastAsia="SimSun" w:cs="Times New Roman"/>
+          <w:sz w:val="28"/>
+          <w:szCs w:val="28"/>
+        </w:rPr>
+        <w:t>удаление элементов, значения которых находятся в заданном диапазоне</w:t>
       </w:r>
     </w:p>
     <w:p>
@@ -1010,20 +1179,50 @@
           <w:numId w:val="3"/>
         </w:numPr>
         <w:suppressLineNumbers w:val="0"/>
-        <w:ind w:left="860" w:leftChars="0" w:hanging="420" w:firstLineChars="0"/>
-        <w:rPr>
-          <w:rFonts w:hint="default" w:ascii="Times New Roman" w:hAnsi="Times New Roman" w:cs="Times New Roman"/>
-          <w:sz w:val="28"/>
-          <w:szCs w:val="28"/>
-        </w:rPr>
-      </w:pPr>
-      <w:r>
-        <w:rPr>
-          <w:rFonts w:hint="default" w:ascii="Times New Roman" w:hAnsi="Times New Roman" w:cs="Times New Roman"/>
-          <w:sz w:val="28"/>
-          <w:szCs w:val="28"/>
-        </w:rPr>
-        <w:t>обработка элементов</w:t>
+        <w:spacing w:before="0" w:beforeAutospacing="1" w:after="0" w:afterAutospacing="1" w:line="360" w:lineRule="auto"/>
+        <w:ind w:left="640" w:leftChars="0" w:hanging="420" w:firstLineChars="0"/>
+        <w:jc w:val="both"/>
+        <w:rPr>
+          <w:rFonts w:hint="default" w:ascii="Times New Roman" w:hAnsi="Times New Roman" w:cs="Times New Roman"/>
+          <w:sz w:val="28"/>
+          <w:szCs w:val="28"/>
+        </w:rPr>
+      </w:pPr>
+      <w:r>
+        <w:rPr>
+          <w:rFonts w:hint="default" w:ascii="Times New Roman" w:hAnsi="Times New Roman" w:eastAsia="SimSun" w:cs="Times New Roman"/>
+          <w:sz w:val="28"/>
+          <w:szCs w:val="28"/>
+        </w:rPr>
+        <w:t>вычисление среднего значения элементов контейнера</w:t>
+      </w:r>
+    </w:p>
+    <w:p>
+      <w:pPr>
+        <w:keepNext w:val="0"/>
+        <w:keepLines w:val="0"/>
+        <w:widowControl/>
+        <w:numPr>
+          <w:ilvl w:val="0"/>
+          <w:numId w:val="3"/>
+        </w:numPr>
+        <w:suppressLineNumbers w:val="0"/>
+        <w:spacing w:before="0" w:beforeAutospacing="1" w:after="0" w:afterAutospacing="1" w:line="360" w:lineRule="auto"/>
+        <w:ind w:left="640" w:leftChars="0" w:hanging="420" w:firstLineChars="0"/>
+        <w:jc w:val="both"/>
+        <w:rPr>
+          <w:rFonts w:hint="default" w:ascii="Times New Roman" w:hAnsi="Times New Roman" w:cs="Times New Roman"/>
+          <w:sz w:val="28"/>
+          <w:szCs w:val="28"/>
+        </w:rPr>
+      </w:pPr>
+      <w:r>
+        <w:rPr>
+          <w:rFonts w:hint="default" w:ascii="Times New Roman" w:hAnsi="Times New Roman" w:eastAsia="SimSun" w:cs="Times New Roman"/>
+          <w:sz w:val="28"/>
+          <w:szCs w:val="28"/>
+        </w:rPr>
+        <w:t>добавление среднего значения к каждому элементу контейнера</w:t>
       </w:r>
     </w:p>
     <w:p>
@@ -1036,7 +1235,13 @@
           <w:numId w:val="0"/>
         </w:numPr>
         <w:suppressLineNumbers w:val="0"/>
-        <w:spacing w:before="0" w:beforeAutospacing="1" w:after="0" w:afterAutospacing="1"/>
+        <w:spacing w:before="0" w:beforeAutospacing="1" w:after="0" w:afterAutospacing="1" w:line="360" w:lineRule="auto"/>
+        <w:jc w:val="both"/>
+        <w:rPr>
+          <w:rFonts w:hint="default" w:ascii="Times New Roman" w:hAnsi="Times New Roman" w:cs="Times New Roman"/>
+          <w:sz w:val="28"/>
+          <w:szCs w:val="28"/>
+        </w:rPr>
       </w:pPr>
     </w:p>
     <w:p>
@@ -1077,6 +1282,7 @@
         <w:widowControl/>
         <w:suppressLineNumbers w:val="0"/>
         <w:spacing w:line="360" w:lineRule="auto"/>
+        <w:jc w:val="both"/>
         <w:rPr>
           <w:rFonts w:hint="default" w:ascii="Times New Roman" w:hAnsi="Times New Roman" w:cs="Times New Roman"/>
           <w:sz w:val="28"/>
@@ -1094,6 +1300,7 @@
     </w:p>
     <w:p>
       <w:pPr>
+        <w:pStyle w:val="22"/>
         <w:keepNext w:val="0"/>
         <w:keepLines w:val="0"/>
         <w:widowControl/>
@@ -1102,25 +1309,27 @@
           <w:numId w:val="4"/>
         </w:numPr>
         <w:suppressLineNumbers w:val="0"/>
-        <w:spacing w:before="0" w:beforeAutospacing="1" w:after="0" w:afterAutospacing="1" w:line="360" w:lineRule="auto"/>
-        <w:ind w:left="860" w:leftChars="0" w:hanging="420" w:firstLineChars="0"/>
-        <w:rPr>
-          <w:rFonts w:hint="default" w:ascii="Times New Roman" w:hAnsi="Times New Roman" w:cs="Times New Roman"/>
-          <w:sz w:val="28"/>
-          <w:szCs w:val="28"/>
-        </w:rPr>
-      </w:pPr>
-      <w:r>
-        <w:rPr>
-          <w:rFonts w:hint="default" w:ascii="Times New Roman" w:hAnsi="Times New Roman" w:cs="Times New Roman"/>
-          <w:sz w:val="28"/>
-          <w:szCs w:val="28"/>
-        </w:rPr>
-        <w:t xml:space="preserve">запрашивает размер контейнера </w:t>
-      </w:r>
-    </w:p>
-    <w:p>
-      <w:pPr>
+        <w:spacing w:line="360" w:lineRule="auto"/>
+        <w:ind w:left="420" w:leftChars="0" w:hanging="420" w:firstLineChars="0"/>
+        <w:jc w:val="both"/>
+        <w:rPr>
+          <w:rFonts w:hint="default" w:ascii="Times New Roman" w:hAnsi="Times New Roman" w:eastAsia="SimSun" w:cs="Times New Roman"/>
+          <w:sz w:val="28"/>
+          <w:szCs w:val="28"/>
+        </w:rPr>
+      </w:pPr>
+      <w:r>
+        <w:rPr>
+          <w:rFonts w:hint="default" w:ascii="Times New Roman" w:hAnsi="Times New Roman" w:eastAsia="SimSun" w:cs="Times New Roman"/>
+          <w:sz w:val="28"/>
+          <w:szCs w:val="28"/>
+        </w:rPr>
+        <w:t>создаёт контейнер deque&lt;double&gt;</w:t>
+      </w:r>
+    </w:p>
+    <w:p>
+      <w:pPr>
+        <w:pStyle w:val="22"/>
         <w:keepNext w:val="0"/>
         <w:keepLines w:val="0"/>
         <w:widowControl/>
@@ -1129,25 +1338,27 @@
           <w:numId w:val="4"/>
         </w:numPr>
         <w:suppressLineNumbers w:val="0"/>
-        <w:spacing w:before="0" w:beforeAutospacing="1" w:after="0" w:afterAutospacing="1" w:line="360" w:lineRule="auto"/>
-        <w:ind w:left="860" w:leftChars="0" w:hanging="420" w:firstLineChars="0"/>
-        <w:rPr>
-          <w:rFonts w:hint="default" w:ascii="Times New Roman" w:hAnsi="Times New Roman" w:cs="Times New Roman"/>
-          <w:sz w:val="28"/>
-          <w:szCs w:val="28"/>
-        </w:rPr>
-      </w:pPr>
-      <w:r>
-        <w:rPr>
-          <w:rFonts w:hint="default" w:ascii="Times New Roman" w:hAnsi="Times New Roman" w:cs="Times New Roman"/>
-          <w:sz w:val="28"/>
-          <w:szCs w:val="28"/>
-        </w:rPr>
-        <w:t xml:space="preserve">вводит элементы </w:t>
-      </w:r>
-    </w:p>
-    <w:p>
-      <w:pPr>
+        <w:spacing w:line="360" w:lineRule="auto"/>
+        <w:ind w:left="420" w:leftChars="0" w:hanging="420" w:firstLineChars="0"/>
+        <w:jc w:val="both"/>
+        <w:rPr>
+          <w:rFonts w:hint="default" w:ascii="Times New Roman" w:hAnsi="Times New Roman" w:eastAsia="SimSun" w:cs="Times New Roman"/>
+          <w:sz w:val="28"/>
+          <w:szCs w:val="28"/>
+        </w:rPr>
+      </w:pPr>
+      <w:r>
+        <w:rPr>
+          <w:rFonts w:hint="default" w:ascii="Times New Roman" w:hAnsi="Times New Roman" w:eastAsia="SimSun" w:cs="Times New Roman"/>
+          <w:sz w:val="28"/>
+          <w:szCs w:val="28"/>
+        </w:rPr>
+        <w:t>заполняет контейнер элементами, введёнными пользователем</w:t>
+      </w:r>
+    </w:p>
+    <w:p>
+      <w:pPr>
+        <w:pStyle w:val="22"/>
         <w:keepNext w:val="0"/>
         <w:keepLines w:val="0"/>
         <w:widowControl/>
@@ -1156,25 +1367,27 @@
           <w:numId w:val="4"/>
         </w:numPr>
         <w:suppressLineNumbers w:val="0"/>
-        <w:spacing w:before="0" w:beforeAutospacing="1" w:after="0" w:afterAutospacing="1" w:line="360" w:lineRule="auto"/>
-        <w:ind w:left="860" w:leftChars="0" w:hanging="420" w:firstLineChars="0"/>
-        <w:rPr>
-          <w:rFonts w:hint="default" w:ascii="Times New Roman" w:hAnsi="Times New Roman" w:cs="Times New Roman"/>
-          <w:sz w:val="28"/>
-          <w:szCs w:val="28"/>
-        </w:rPr>
-      </w:pPr>
-      <w:r>
-        <w:rPr>
-          <w:rFonts w:hint="default" w:ascii="Times New Roman" w:hAnsi="Times New Roman" w:cs="Times New Roman"/>
-          <w:sz w:val="28"/>
-          <w:szCs w:val="28"/>
-        </w:rPr>
-        <w:t xml:space="preserve">выполняет операции поиска, вставки и удаления </w:t>
-      </w:r>
-    </w:p>
-    <w:p>
-      <w:pPr>
+        <w:spacing w:line="360" w:lineRule="auto"/>
+        <w:ind w:left="420" w:leftChars="0" w:hanging="420" w:firstLineChars="0"/>
+        <w:jc w:val="both"/>
+        <w:rPr>
+          <w:rFonts w:hint="default" w:ascii="Times New Roman" w:hAnsi="Times New Roman" w:eastAsia="SimSun" w:cs="Times New Roman"/>
+          <w:sz w:val="28"/>
+          <w:szCs w:val="28"/>
+        </w:rPr>
+      </w:pPr>
+      <w:r>
+        <w:rPr>
+          <w:rFonts w:hint="default" w:ascii="Times New Roman" w:hAnsi="Times New Roman" w:eastAsia="SimSun" w:cs="Times New Roman"/>
+          <w:sz w:val="28"/>
+          <w:szCs w:val="28"/>
+        </w:rPr>
+        <w:t>выводит исходное содержимое контейнера</w:t>
+      </w:r>
+    </w:p>
+    <w:p>
+      <w:pPr>
+        <w:pStyle w:val="22"/>
         <w:keepNext w:val="0"/>
         <w:keepLines w:val="0"/>
         <w:widowControl/>
@@ -1183,21 +1396,22 @@
           <w:numId w:val="4"/>
         </w:numPr>
         <w:suppressLineNumbers w:val="0"/>
-        <w:spacing w:before="0" w:beforeAutospacing="1" w:after="0" w:afterAutospacing="1" w:line="360" w:lineRule="auto"/>
-        <w:ind w:left="860" w:leftChars="0" w:hanging="420" w:firstLineChars="0"/>
-        <w:rPr>
-          <w:rFonts w:hint="default" w:ascii="Times New Roman" w:hAnsi="Times New Roman" w:cs="Times New Roman"/>
-          <w:sz w:val="28"/>
-          <w:szCs w:val="28"/>
-        </w:rPr>
-      </w:pPr>
-      <w:r>
-        <w:rPr>
-          <w:rFonts w:hint="default" w:ascii="Times New Roman" w:hAnsi="Times New Roman" w:cs="Times New Roman"/>
-          <w:sz w:val="28"/>
-          <w:szCs w:val="28"/>
-        </w:rPr>
-        <w:t xml:space="preserve">выводит результат </w:t>
+        <w:spacing w:line="360" w:lineRule="auto"/>
+        <w:ind w:left="420" w:leftChars="0" w:hanging="420" w:firstLineChars="0"/>
+        <w:jc w:val="both"/>
+        <w:rPr>
+          <w:rFonts w:hint="default" w:ascii="Times New Roman" w:hAnsi="Times New Roman" w:eastAsia="SimSun" w:cs="Times New Roman"/>
+          <w:sz w:val="28"/>
+          <w:szCs w:val="28"/>
+        </w:rPr>
+      </w:pPr>
+      <w:r>
+        <w:rPr>
+          <w:rFonts w:hint="default" w:ascii="Times New Roman" w:hAnsi="Times New Roman" w:eastAsia="SimSun" w:cs="Times New Roman"/>
+          <w:sz w:val="28"/>
+          <w:szCs w:val="28"/>
+        </w:rPr>
+        <w:t>находит максимальный элемент и добавляет его в конец контейнера</w:t>
       </w:r>
     </w:p>
     <w:p>
@@ -1206,11 +1420,201 @@
         <w:keepNext w:val="0"/>
         <w:keepLines w:val="0"/>
         <w:widowControl/>
-        <w:suppressLineNumbers w:val="0"/>
-        <w:rPr>
-          <w:rFonts w:hint="default"/>
+        <w:numPr>
+          <w:ilvl w:val="0"/>
+          <w:numId w:val="4"/>
+        </w:numPr>
+        <w:suppressLineNumbers w:val="0"/>
+        <w:spacing w:line="360" w:lineRule="auto"/>
+        <w:ind w:left="420" w:leftChars="0" w:hanging="420" w:firstLineChars="0"/>
+        <w:jc w:val="both"/>
+        <w:rPr>
+          <w:rFonts w:hint="default" w:ascii="Times New Roman" w:hAnsi="Times New Roman" w:eastAsia="SimSun" w:cs="Times New Roman"/>
+          <w:sz w:val="28"/>
+          <w:szCs w:val="28"/>
+        </w:rPr>
+      </w:pPr>
+      <w:r>
+        <w:rPr>
+          <w:rFonts w:hint="default" w:ascii="Times New Roman" w:hAnsi="Times New Roman" w:eastAsia="SimSun" w:cs="Times New Roman"/>
+          <w:sz w:val="28"/>
+          <w:szCs w:val="28"/>
+        </w:rPr>
+        <w:t>удаляет элементы, значения которых попадают в заданный диапазон</w:t>
+      </w:r>
+    </w:p>
+    <w:p>
+      <w:pPr>
+        <w:pStyle w:val="22"/>
+        <w:keepNext w:val="0"/>
+        <w:keepLines w:val="0"/>
+        <w:widowControl/>
+        <w:numPr>
+          <w:ilvl w:val="0"/>
+          <w:numId w:val="4"/>
+        </w:numPr>
+        <w:suppressLineNumbers w:val="0"/>
+        <w:spacing w:line="360" w:lineRule="auto"/>
+        <w:ind w:left="420" w:leftChars="0" w:hanging="420" w:firstLineChars="0"/>
+        <w:jc w:val="both"/>
+        <w:rPr>
+          <w:rFonts w:hint="default" w:ascii="Times New Roman" w:hAnsi="Times New Roman" w:eastAsia="SimSun" w:cs="Times New Roman"/>
+          <w:sz w:val="28"/>
+          <w:szCs w:val="28"/>
+        </w:rPr>
+      </w:pPr>
+      <w:r>
+        <w:rPr>
+          <w:rFonts w:hint="default" w:ascii="Times New Roman" w:hAnsi="Times New Roman" w:eastAsia="SimSun" w:cs="Times New Roman"/>
+          <w:sz w:val="28"/>
+          <w:szCs w:val="28"/>
+        </w:rPr>
+        <w:t>вычисляет среднее значение элементов контейнера</w:t>
+      </w:r>
+    </w:p>
+    <w:p>
+      <w:pPr>
+        <w:pStyle w:val="22"/>
+        <w:keepNext w:val="0"/>
+        <w:keepLines w:val="0"/>
+        <w:widowControl/>
+        <w:numPr>
+          <w:ilvl w:val="0"/>
+          <w:numId w:val="4"/>
+        </w:numPr>
+        <w:suppressLineNumbers w:val="0"/>
+        <w:spacing w:line="360" w:lineRule="auto"/>
+        <w:ind w:left="420" w:leftChars="0" w:hanging="420" w:firstLineChars="0"/>
+        <w:jc w:val="both"/>
+        <w:rPr>
+          <w:rFonts w:hint="default" w:ascii="Times New Roman" w:hAnsi="Times New Roman" w:cs="Times New Roman"/>
           <w:b/>
           <w:bCs/>
+          <w:sz w:val="28"/>
+          <w:szCs w:val="28"/>
+        </w:rPr>
+      </w:pPr>
+      <w:r>
+        <w:rPr>
+          <w:rFonts w:hint="default" w:ascii="Times New Roman" w:hAnsi="Times New Roman" w:eastAsia="SimSun" w:cs="Times New Roman"/>
+          <w:sz w:val="28"/>
+          <w:szCs w:val="28"/>
+        </w:rPr>
+        <w:t>добавляет среднее значение к каждому элементу</w:t>
+      </w:r>
+    </w:p>
+    <w:p>
+      <w:pPr>
+        <w:pStyle w:val="22"/>
+        <w:keepNext w:val="0"/>
+        <w:keepLines w:val="0"/>
+        <w:widowControl/>
+        <w:numPr>
+          <w:ilvl w:val="0"/>
+          <w:numId w:val="4"/>
+        </w:numPr>
+        <w:suppressLineNumbers w:val="0"/>
+        <w:spacing w:line="360" w:lineRule="auto"/>
+        <w:ind w:left="420" w:leftChars="0" w:hanging="420" w:firstLineChars="0"/>
+        <w:jc w:val="both"/>
+        <w:rPr>
+          <w:rFonts w:hint="default" w:ascii="Times New Roman" w:hAnsi="Times New Roman" w:cs="Times New Roman"/>
+          <w:b/>
+          <w:bCs/>
+          <w:sz w:val="28"/>
+          <w:szCs w:val="28"/>
+        </w:rPr>
+      </w:pPr>
+      <w:r>
+        <w:rPr>
+          <w:rFonts w:hint="default" w:ascii="Times New Roman" w:hAnsi="Times New Roman" w:eastAsia="SimSun" w:cs="Times New Roman"/>
+          <w:sz w:val="28"/>
+          <w:szCs w:val="28"/>
+        </w:rPr>
+        <w:t>выводит итоговое содержимое контейнера</w:t>
+      </w:r>
+    </w:p>
+    <w:p>
+      <w:pPr>
+        <w:pStyle w:val="22"/>
+        <w:keepNext w:val="0"/>
+        <w:keepLines w:val="0"/>
+        <w:widowControl/>
+        <w:numPr>
+          <w:ilvl w:val="0"/>
+          <w:numId w:val="0"/>
+        </w:numPr>
+        <w:suppressLineNumbers w:val="0"/>
+        <w:spacing w:before="0" w:beforeAutospacing="1" w:after="0" w:afterAutospacing="1" w:line="360" w:lineRule="auto"/>
+        <w:ind w:right="0" w:rightChars="0"/>
+        <w:jc w:val="both"/>
+        <w:rPr>
+          <w:rFonts w:hint="default" w:ascii="Times New Roman" w:hAnsi="Times New Roman" w:eastAsia="SimSun" w:cs="Times New Roman"/>
+          <w:sz w:val="28"/>
+          <w:szCs w:val="28"/>
+        </w:rPr>
+      </w:pPr>
+    </w:p>
+    <w:p>
+      <w:pPr>
+        <w:pStyle w:val="22"/>
+        <w:keepNext w:val="0"/>
+        <w:keepLines w:val="0"/>
+        <w:widowControl/>
+        <w:numPr>
+          <w:ilvl w:val="0"/>
+          <w:numId w:val="0"/>
+        </w:numPr>
+        <w:suppressLineNumbers w:val="0"/>
+        <w:spacing w:before="0" w:beforeAutospacing="1" w:after="0" w:afterAutospacing="1" w:line="360" w:lineRule="auto"/>
+        <w:ind w:right="0" w:rightChars="0"/>
+        <w:jc w:val="both"/>
+        <w:rPr>
+          <w:rFonts w:hint="default" w:ascii="Times New Roman" w:hAnsi="Times New Roman" w:eastAsia="SimSun" w:cs="Times New Roman"/>
+          <w:sz w:val="28"/>
+          <w:szCs w:val="28"/>
+        </w:rPr>
+      </w:pPr>
+    </w:p>
+    <w:p>
+      <w:pPr>
+        <w:pStyle w:val="22"/>
+        <w:keepNext w:val="0"/>
+        <w:keepLines w:val="0"/>
+        <w:widowControl/>
+        <w:numPr>
+          <w:ilvl w:val="0"/>
+          <w:numId w:val="0"/>
+        </w:numPr>
+        <w:suppressLineNumbers w:val="0"/>
+        <w:spacing w:before="0" w:beforeAutospacing="1" w:after="0" w:afterAutospacing="1" w:line="360" w:lineRule="auto"/>
+        <w:ind w:right="0" w:rightChars="0"/>
+        <w:jc w:val="both"/>
+        <w:rPr>
+          <w:rFonts w:hint="default" w:ascii="Times New Roman" w:hAnsi="Times New Roman" w:eastAsia="SimSun" w:cs="Times New Roman"/>
+          <w:sz w:val="28"/>
+          <w:szCs w:val="28"/>
+        </w:rPr>
+      </w:pPr>
+    </w:p>
+    <w:p>
+      <w:pPr>
+        <w:pStyle w:val="22"/>
+        <w:keepNext w:val="0"/>
+        <w:keepLines w:val="0"/>
+        <w:widowControl/>
+        <w:numPr>
+          <w:ilvl w:val="0"/>
+          <w:numId w:val="0"/>
+        </w:numPr>
+        <w:suppressLineNumbers w:val="0"/>
+        <w:spacing w:before="0" w:beforeAutospacing="1" w:after="0" w:afterAutospacing="1" w:line="360" w:lineRule="auto"/>
+        <w:ind w:right="0" w:rightChars="0"/>
+        <w:jc w:val="both"/>
+        <w:rPr>
+          <w:rFonts w:hint="default" w:ascii="Times New Roman" w:hAnsi="Times New Roman" w:eastAsia="SimSun" w:cs="Times New Roman"/>
+          <w:sz w:val="28"/>
+          <w:szCs w:val="28"/>
         </w:rPr>
       </w:pPr>
     </w:p>
@@ -1228,13 +1632,19 @@
         <w:spacing w:before="0" w:beforeAutospacing="1" w:after="0" w:afterAutospacing="1" w:line="360" w:lineRule="auto"/>
         <w:ind w:left="440" w:leftChars="0" w:right="0" w:rightChars="0" w:firstLine="0" w:firstLineChars="0"/>
         <w:jc w:val="center"/>
-      </w:pPr>
-      <w:r>
-        <w:rPr>
-          <w:rFonts w:hint="eastAsia" w:ascii="SimSun" w:hAnsi="SimSun" w:eastAsia="SimSun" w:cs="SimSun"/>
+        <w:rPr>
+          <w:rFonts w:hint="default" w:ascii="Times New Roman" w:hAnsi="Times New Roman" w:cs="Times New Roman"/>
+          <w:sz w:val="28"/>
+          <w:szCs w:val="28"/>
+        </w:rPr>
+      </w:pPr>
+      <w:r>
+        <w:rPr>
+          <w:rFonts w:hint="default" w:ascii="Times New Roman" w:hAnsi="Times New Roman" w:eastAsia="SimSun" w:cs="Times New Roman"/>
           <w:b/>
           <w:bCs/>
-          <w:sz w:val="24"/>
+          <w:sz w:val="28"/>
+          <w:szCs w:val="28"/>
         </w:rPr>
         <w:t xml:space="preserve"> </w:t>
       </w:r>
@@ -1247,7 +1657,7 @@
           <w:szCs w:val="28"/>
           <w:lang w:val="ru-RU"/>
         </w:rPr>
-        <w:t>Объяснение результатов работы программы</w:t>
+        <w:t>Объяснение результатов работы программы 1</w:t>
       </w:r>
     </w:p>
     <w:p>
@@ -1267,11 +1677,16 @@
         </w:rPr>
       </w:pPr>
       <w:r>
+        <w:rPr>
+          <w:rFonts w:hint="default" w:ascii="Times New Roman" w:hAnsi="Times New Roman" w:cs="Times New Roman"/>
+          <w:sz w:val="28"/>
+          <w:szCs w:val="28"/>
+        </w:rPr>
         <w:drawing>
           <wp:inline distT="0" distB="0" distL="114300" distR="114300">
-            <wp:extent cx="5718810" cy="1935480"/>
-            <wp:effectExtent l="0" t="0" r="0" b="0"/>
-            <wp:docPr id="3" name="Изображение 3"/>
+            <wp:extent cx="5700395" cy="2581275"/>
+            <wp:effectExtent l="0" t="0" r="14605" b="9525"/>
+            <wp:docPr id="10" name="Изображение 3"/>
             <wp:cNvGraphicFramePr>
               <a:graphicFrameLocks xmlns:a="http://schemas.openxmlformats.org/drawingml/2006/main" noChangeAspect="1"/>
             </wp:cNvGraphicFramePr>
@@ -1279,14 +1694,13 @@
               <a:graphicData uri="http://schemas.openxmlformats.org/drawingml/2006/picture">
                 <pic:pic xmlns:pic="http://schemas.openxmlformats.org/drawingml/2006/picture">
                   <pic:nvPicPr>
-                    <pic:cNvPr id="3" name="Изображение 3"/>
+                    <pic:cNvPr id="10" name="Изображение 3"/>
                     <pic:cNvPicPr>
                       <a:picLocks noChangeAspect="1"/>
                     </pic:cNvPicPr>
                   </pic:nvPicPr>
                   <pic:blipFill>
                     <a:blip r:embed="rId8"/>
-                    <a:srcRect t="39524"/>
                     <a:stretch>
                       <a:fillRect/>
                     </a:stretch>
@@ -1294,7 +1708,7 @@
                   <pic:spPr>
                     <a:xfrm>
                       <a:off x="0" y="0"/>
-                      <a:ext cx="5718810" cy="1935480"/>
+                      <a:ext cx="5700395" cy="2581275"/>
                     </a:xfrm>
                     <a:prstGeom prst="rect">
                       <a:avLst/>
@@ -1319,104 +1733,173 @@
         <w:widowControl/>
         <w:suppressLineNumbers w:val="0"/>
         <w:spacing w:line="360" w:lineRule="auto"/>
-        <w:jc w:val="both"/>
-        <w:rPr>
-          <w:rFonts w:hint="default" w:ascii="Times New Roman" w:hAnsi="Times New Roman" w:cs="Times New Roman"/>
-          <w:sz w:val="28"/>
-          <w:szCs w:val="28"/>
-        </w:rPr>
-      </w:pPr>
-      <w:r>
-        <w:rPr>
-          <w:rFonts w:hint="default" w:ascii="Times New Roman" w:hAnsi="Times New Roman" w:cs="Times New Roman"/>
-          <w:sz w:val="28"/>
-          <w:szCs w:val="28"/>
-        </w:rPr>
-        <w:t>Программа корректно обрабатывает контейнер deque:</w:t>
-      </w:r>
-    </w:p>
-    <w:p>
-      <w:pPr>
-        <w:keepNext w:val="0"/>
-        <w:keepLines w:val="0"/>
-        <w:widowControl/>
-        <w:numPr>
-          <w:ilvl w:val="0"/>
-          <w:numId w:val="5"/>
-        </w:numPr>
-        <w:suppressLineNumbers w:val="0"/>
-        <w:spacing w:before="0" w:beforeAutospacing="1" w:after="0" w:afterAutospacing="1" w:line="360" w:lineRule="auto"/>
-        <w:ind w:left="860" w:leftChars="0" w:hanging="420" w:firstLineChars="0"/>
-        <w:jc w:val="both"/>
-        <w:rPr>
-          <w:rFonts w:hint="default" w:ascii="Times New Roman" w:hAnsi="Times New Roman" w:cs="Times New Roman"/>
-          <w:sz w:val="28"/>
-          <w:szCs w:val="28"/>
-        </w:rPr>
-      </w:pPr>
-      <w:r>
-        <w:rPr>
-          <w:rFonts w:hint="default" w:ascii="Times New Roman" w:hAnsi="Times New Roman" w:cs="Times New Roman"/>
-          <w:sz w:val="28"/>
-          <w:szCs w:val="28"/>
-        </w:rPr>
-        <w:t xml:space="preserve">элемент вставляется только при наличии ключа </w:t>
-      </w:r>
-    </w:p>
-    <w:p>
-      <w:pPr>
-        <w:keepNext w:val="0"/>
-        <w:keepLines w:val="0"/>
-        <w:widowControl/>
-        <w:numPr>
-          <w:ilvl w:val="0"/>
-          <w:numId w:val="5"/>
-        </w:numPr>
-        <w:suppressLineNumbers w:val="0"/>
-        <w:spacing w:before="0" w:beforeAutospacing="1" w:after="0" w:afterAutospacing="1" w:line="360" w:lineRule="auto"/>
-        <w:ind w:left="860" w:leftChars="0" w:hanging="420" w:firstLineChars="0"/>
-        <w:jc w:val="both"/>
-        <w:rPr>
-          <w:rFonts w:hint="default" w:ascii="Times New Roman" w:hAnsi="Times New Roman" w:cs="Times New Roman"/>
-          <w:sz w:val="28"/>
-          <w:szCs w:val="28"/>
-        </w:rPr>
-      </w:pPr>
-      <w:r>
-        <w:rPr>
-          <w:rFonts w:hint="default" w:ascii="Times New Roman" w:hAnsi="Times New Roman" w:cs="Times New Roman"/>
-          <w:sz w:val="28"/>
-          <w:szCs w:val="28"/>
-        </w:rPr>
-        <w:t xml:space="preserve">удаляются все элементы, равные ключу </w:t>
-      </w:r>
-    </w:p>
-    <w:p>
-      <w:pPr>
-        <w:keepNext w:val="0"/>
-        <w:keepLines w:val="0"/>
-        <w:widowControl/>
-        <w:numPr>
-          <w:ilvl w:val="0"/>
-          <w:numId w:val="5"/>
-        </w:numPr>
-        <w:suppressLineNumbers w:val="0"/>
-        <w:spacing w:before="0" w:beforeAutospacing="1" w:after="0" w:afterAutospacing="1" w:line="360" w:lineRule="auto"/>
-        <w:ind w:left="860" w:leftChars="0" w:hanging="420" w:firstLineChars="0"/>
-        <w:jc w:val="both"/>
-        <w:rPr>
-          <w:rFonts w:hint="default" w:ascii="Times New Roman" w:hAnsi="Times New Roman" w:eastAsia="sans-serif" w:cs="Times New Roman"/>
-          <w:sz w:val="28"/>
-          <w:szCs w:val="28"/>
-        </w:rPr>
-      </w:pPr>
-      <w:r>
-        <w:rPr>
-          <w:rFonts w:hint="default" w:ascii="Times New Roman" w:hAnsi="Times New Roman" w:cs="Times New Roman"/>
-          <w:sz w:val="28"/>
-          <w:szCs w:val="28"/>
-        </w:rPr>
-        <w:t>после вычисления разности max и min значения контейнера изменяются</w:t>
+        <w:ind w:firstLine="708" w:firstLineChars="0"/>
+        <w:jc w:val="both"/>
+        <w:rPr>
+          <w:rFonts w:hint="default" w:ascii="Times New Roman" w:hAnsi="Times New Roman" w:eastAsia="SimSun" w:cs="Times New Roman"/>
+          <w:sz w:val="28"/>
+          <w:szCs w:val="28"/>
+        </w:rPr>
+      </w:pPr>
+      <w:r>
+        <w:rPr>
+          <w:rFonts w:hint="default" w:ascii="Times New Roman" w:hAnsi="Times New Roman" w:eastAsia="SimSun" w:cs="Times New Roman"/>
+          <w:sz w:val="28"/>
+          <w:szCs w:val="28"/>
+        </w:rPr>
+        <w:t>В ходе выполнения программы формируется контейнер deque&lt;double&gt;,</w:t>
+      </w:r>
+      <w:r>
+        <w:rPr>
+          <w:rFonts w:hint="default" w:ascii="Times New Roman" w:hAnsi="Times New Roman" w:eastAsia="SimSun" w:cs="Times New Roman"/>
+          <w:sz w:val="28"/>
+          <w:szCs w:val="28"/>
+        </w:rPr>
+        <w:br w:type="textWrapping"/>
+      </w:r>
+      <w:r>
+        <w:rPr>
+          <w:rFonts w:hint="default" w:ascii="Times New Roman" w:hAnsi="Times New Roman" w:eastAsia="SimSun" w:cs="Times New Roman"/>
+          <w:sz w:val="28"/>
+          <w:szCs w:val="28"/>
+        </w:rPr>
+        <w:t>заполненный значениями, введёнными пользователем.</w:t>
+      </w:r>
+      <w:r>
+        <w:rPr>
+          <w:rFonts w:hint="default" w:ascii="Times New Roman" w:hAnsi="Times New Roman" w:cs="Times New Roman"/>
+          <w:sz w:val="28"/>
+          <w:szCs w:val="28"/>
+          <w:lang w:val="ru-RU"/>
+        </w:rPr>
+        <w:t xml:space="preserve"> </w:t>
+      </w:r>
+      <w:r>
+        <w:rPr>
+          <w:rFonts w:hint="default" w:ascii="Times New Roman" w:hAnsi="Times New Roman" w:eastAsia="SimSun" w:cs="Times New Roman"/>
+          <w:sz w:val="28"/>
+          <w:szCs w:val="28"/>
+        </w:rPr>
+        <w:t>Далее определяется максимальный элемент контейнера, который</w:t>
+      </w:r>
+      <w:r>
+        <w:rPr>
+          <w:rFonts w:hint="default" w:ascii="Times New Roman" w:hAnsi="Times New Roman" w:cs="Times New Roman"/>
+          <w:sz w:val="28"/>
+          <w:szCs w:val="28"/>
+          <w:lang w:val="ru-RU"/>
+        </w:rPr>
+        <w:t xml:space="preserve"> </w:t>
+      </w:r>
+      <w:r>
+        <w:rPr>
+          <w:rFonts w:hint="default" w:ascii="Times New Roman" w:hAnsi="Times New Roman" w:eastAsia="SimSun" w:cs="Times New Roman"/>
+          <w:sz w:val="28"/>
+          <w:szCs w:val="28"/>
+        </w:rPr>
+        <w:t>добавляется в его конец.</w:t>
+      </w:r>
+      <w:r>
+        <w:rPr>
+          <w:rFonts w:hint="default" w:ascii="Times New Roman" w:hAnsi="Times New Roman" w:cs="Times New Roman"/>
+          <w:sz w:val="28"/>
+          <w:szCs w:val="28"/>
+          <w:lang w:val="ru-RU"/>
+        </w:rPr>
+        <w:t xml:space="preserve"> </w:t>
+      </w:r>
+      <w:r>
+        <w:rPr>
+          <w:rFonts w:hint="default" w:ascii="Times New Roman" w:hAnsi="Times New Roman" w:eastAsia="SimSun" w:cs="Times New Roman"/>
+          <w:sz w:val="28"/>
+          <w:szCs w:val="28"/>
+        </w:rPr>
+        <w:t>После этого выполняется удаление элементов, значения которых</w:t>
+      </w:r>
+      <w:r>
+        <w:rPr>
+          <w:rFonts w:hint="default" w:ascii="Times New Roman" w:hAnsi="Times New Roman" w:cs="Times New Roman"/>
+          <w:sz w:val="28"/>
+          <w:szCs w:val="28"/>
+          <w:lang w:val="ru-RU"/>
+        </w:rPr>
+        <w:t xml:space="preserve"> </w:t>
+      </w:r>
+      <w:r>
+        <w:rPr>
+          <w:rFonts w:hint="default" w:ascii="Times New Roman" w:hAnsi="Times New Roman" w:eastAsia="SimSun" w:cs="Times New Roman"/>
+          <w:sz w:val="28"/>
+          <w:szCs w:val="28"/>
+        </w:rPr>
+        <w:t>попадают в заданный диапазон.</w:t>
+      </w:r>
+      <w:r>
+        <w:rPr>
+          <w:rFonts w:hint="default" w:ascii="Times New Roman" w:hAnsi="Times New Roman" w:cs="Times New Roman"/>
+          <w:sz w:val="28"/>
+          <w:szCs w:val="28"/>
+          <w:lang w:val="ru-RU"/>
+        </w:rPr>
+        <w:t xml:space="preserve"> </w:t>
+      </w:r>
+      <w:r>
+        <w:rPr>
+          <w:rFonts w:hint="default" w:ascii="Times New Roman" w:hAnsi="Times New Roman" w:eastAsia="SimSun" w:cs="Times New Roman"/>
+          <w:sz w:val="28"/>
+          <w:szCs w:val="28"/>
+        </w:rPr>
+        <w:t>Затем вычисляется среднее значение оставшихся элементов, и</w:t>
+      </w:r>
+      <w:r>
+        <w:rPr>
+          <w:rFonts w:hint="default" w:ascii="Times New Roman" w:hAnsi="Times New Roman" w:cs="Times New Roman"/>
+          <w:sz w:val="28"/>
+          <w:szCs w:val="28"/>
+          <w:lang w:val="ru-RU"/>
+        </w:rPr>
+        <w:t xml:space="preserve"> </w:t>
+      </w:r>
+      <w:r>
+        <w:rPr>
+          <w:rFonts w:hint="default" w:ascii="Times New Roman" w:hAnsi="Times New Roman" w:eastAsia="SimSun" w:cs="Times New Roman"/>
+          <w:sz w:val="28"/>
+          <w:szCs w:val="28"/>
+        </w:rPr>
+        <w:t>это значение прибавляется к каждому элементу контейнера</w:t>
+      </w:r>
+      <w:r>
+        <w:rPr>
+          <w:rFonts w:hint="default" w:ascii="Times New Roman" w:hAnsi="Times New Roman" w:cs="Times New Roman"/>
+          <w:sz w:val="28"/>
+          <w:szCs w:val="28"/>
+          <w:lang w:val="ru-RU"/>
+        </w:rPr>
+        <w:t xml:space="preserve">.  </w:t>
+      </w:r>
+      <w:r>
+        <w:rPr>
+          <w:rFonts w:hint="default" w:ascii="Times New Roman" w:hAnsi="Times New Roman" w:eastAsia="SimSun" w:cs="Times New Roman"/>
+          <w:sz w:val="28"/>
+          <w:szCs w:val="28"/>
+        </w:rPr>
+        <w:t>В результате формируется изменённый контейнер, содержащий</w:t>
+      </w:r>
+      <w:r>
+        <w:rPr>
+          <w:rFonts w:hint="default" w:ascii="Times New Roman" w:hAnsi="Times New Roman" w:cs="Times New Roman"/>
+          <w:sz w:val="28"/>
+          <w:szCs w:val="28"/>
+          <w:lang w:val="ru-RU"/>
+        </w:rPr>
+        <w:t xml:space="preserve"> </w:t>
+      </w:r>
+      <w:r>
+        <w:rPr>
+          <w:rFonts w:hint="default" w:ascii="Times New Roman" w:hAnsi="Times New Roman" w:eastAsia="SimSun" w:cs="Times New Roman"/>
+          <w:sz w:val="28"/>
+          <w:szCs w:val="28"/>
+        </w:rPr>
+        <w:t>обработанные данные, который выводится на экран.</w:t>
       </w:r>
     </w:p>
     <w:p>
@@ -1427,14 +1910,33 @@
         <w:widowControl/>
         <w:suppressLineNumbers w:val="0"/>
         <w:spacing w:line="360" w:lineRule="auto"/>
-        <w:jc w:val="both"/>
-        <w:rPr>
-          <w:rFonts w:hint="default" w:ascii="Times New Roman" w:hAnsi="Times New Roman" w:cs="Times New Roman"/>
+        <w:ind w:firstLine="708" w:firstLineChars="0"/>
+        <w:jc w:val="both"/>
+        <w:rPr>
+          <w:rFonts w:hint="default" w:ascii="Times New Roman" w:hAnsi="Times New Roman" w:eastAsia="SimSun" w:cs="Times New Roman"/>
           <w:sz w:val="28"/>
           <w:szCs w:val="28"/>
           <w:lang w:val="ru-RU"/>
         </w:rPr>
       </w:pPr>
+      <w:r>
+        <w:rPr>
+          <w:rFonts w:hint="default" w:ascii="Times New Roman" w:hAnsi="Times New Roman" w:cs="Times New Roman"/>
+          <w:sz w:val="28"/>
+          <w:szCs w:val="28"/>
+          <w:lang w:val="ru-RU"/>
+        </w:rPr>
+        <w:t xml:space="preserve"> </w:t>
+      </w:r>
+      <w:r>
+        <w:rPr>
+          <w:rFonts w:hint="default" w:ascii="Times New Roman" w:hAnsi="Times New Roman" w:cs="Times New Roman"/>
+          <w:sz w:val="28"/>
+          <w:szCs w:val="28"/>
+          <w:lang w:val="ru-RU"/>
+        </w:rPr>
+        <w:tab/>
+      </w:r>
     </w:p>
     <w:p>
       <w:pPr>
@@ -1467,7 +1969,7 @@
           <w:bCs/>
           <w:sz w:val="28"/>
           <w:szCs w:val="28"/>
-          <w:lang w:val="ru-RU"/>
+          <w:lang w:val="en-US"/>
         </w:rPr>
       </w:pPr>
       <w:r>
@@ -1478,7 +1980,18 @@
           <w:sz w:val="28"/>
           <w:szCs w:val="28"/>
         </w:rPr>
-        <w:t>Описание пользовательского класса для решения задачи 2</w:t>
+        <w:t xml:space="preserve">Описание пользовательского класса </w:t>
+      </w:r>
+      <w:r>
+        <w:rPr>
+          <w:rFonts w:hint="default" w:ascii="Times New Roman" w:hAnsi="Times New Roman" w:cs="Times New Roman"/>
+          <w:b/>
+          <w:bCs/>
+          <w:sz w:val="28"/>
+          <w:szCs w:val="28"/>
+          <w:lang w:val="en-US"/>
+        </w:rPr>
+        <w:t>Pair</w:t>
       </w:r>
     </w:p>
     <w:p>
@@ -1502,24 +2015,315 @@
           <w:sz w:val="28"/>
           <w:szCs w:val="28"/>
         </w:rPr>
-        <w:t xml:space="preserve">Класс </w:t>
-      </w:r>
-      <w:r>
-        <w:rPr>
-          <w:rStyle w:val="15"/>
-          <w:rFonts w:hint="default" w:ascii="Times New Roman" w:hAnsi="Times New Roman" w:cs="Times New Roman"/>
-          <w:sz w:val="28"/>
-          <w:szCs w:val="28"/>
+        <w:t>Класс Pair представляет собой пользовательский тип данных,</w:t>
+      </w:r>
+      <w:r>
+        <w:rPr>
+          <w:rFonts w:hint="default" w:cs="Times New Roman"/>
+          <w:sz w:val="28"/>
+          <w:szCs w:val="28"/>
+          <w:lang w:val="ru-RU"/>
+        </w:rPr>
+        <w:t xml:space="preserve"> </w:t>
+      </w:r>
+      <w:r>
+        <w:rPr>
+          <w:rFonts w:hint="default" w:ascii="Times New Roman" w:hAnsi="Times New Roman" w:cs="Times New Roman"/>
+          <w:sz w:val="28"/>
+          <w:szCs w:val="28"/>
+        </w:rPr>
+        <w:t>содержащий два поля: целое число first и вещественное число second.</w:t>
+      </w:r>
+    </w:p>
+    <w:p>
+      <w:pPr>
+        <w:pStyle w:val="22"/>
+        <w:keepNext w:val="0"/>
+        <w:keepLines w:val="0"/>
+        <w:widowControl/>
+        <w:suppressLineNumbers w:val="0"/>
+        <w:spacing w:line="360" w:lineRule="auto"/>
+        <w:jc w:val="both"/>
+        <w:rPr>
+          <w:rFonts w:hint="default" w:ascii="Times New Roman" w:hAnsi="Times New Roman" w:cs="Times New Roman"/>
+          <w:sz w:val="28"/>
+          <w:szCs w:val="28"/>
+        </w:rPr>
+      </w:pPr>
+      <w:r>
+        <w:rPr>
+          <w:rFonts w:hint="default" w:ascii="Times New Roman" w:hAnsi="Times New Roman" w:cs="Times New Roman"/>
+          <w:sz w:val="28"/>
+          <w:szCs w:val="28"/>
+        </w:rPr>
+        <w:t>Класс реализует:</w:t>
+      </w:r>
+    </w:p>
+    <w:p>
+      <w:pPr>
+        <w:pStyle w:val="22"/>
+        <w:keepNext w:val="0"/>
+        <w:keepLines w:val="0"/>
+        <w:widowControl/>
+        <w:numPr>
+          <w:ilvl w:val="0"/>
+          <w:numId w:val="5"/>
+        </w:numPr>
+        <w:suppressLineNumbers w:val="0"/>
+        <w:spacing w:line="360" w:lineRule="auto"/>
+        <w:ind w:left="860" w:leftChars="0" w:hanging="420" w:firstLineChars="0"/>
+        <w:jc w:val="both"/>
+        <w:rPr>
+          <w:rFonts w:hint="default" w:ascii="Times New Roman" w:hAnsi="Times New Roman" w:cs="Times New Roman"/>
+          <w:sz w:val="28"/>
+          <w:szCs w:val="28"/>
+        </w:rPr>
+      </w:pPr>
+      <w:r>
+        <w:rPr>
+          <w:rFonts w:hint="default" w:ascii="Times New Roman" w:hAnsi="Times New Roman" w:cs="Times New Roman"/>
+          <w:sz w:val="28"/>
+          <w:szCs w:val="28"/>
+        </w:rPr>
+        <w:t>конструкторы</w:t>
+      </w:r>
+    </w:p>
+    <w:p>
+      <w:pPr>
+        <w:pStyle w:val="22"/>
+        <w:keepNext w:val="0"/>
+        <w:keepLines w:val="0"/>
+        <w:widowControl/>
+        <w:numPr>
+          <w:ilvl w:val="0"/>
+          <w:numId w:val="5"/>
+        </w:numPr>
+        <w:suppressLineNumbers w:val="0"/>
+        <w:spacing w:line="360" w:lineRule="auto"/>
+        <w:ind w:left="860" w:leftChars="0" w:hanging="420" w:firstLineChars="0"/>
+        <w:jc w:val="both"/>
+        <w:rPr>
+          <w:rFonts w:hint="default" w:ascii="Times New Roman" w:hAnsi="Times New Roman" w:cs="Times New Roman"/>
+          <w:sz w:val="28"/>
+          <w:szCs w:val="28"/>
+        </w:rPr>
+      </w:pPr>
+      <w:r>
+        <w:rPr>
+          <w:rFonts w:hint="default" w:ascii="Times New Roman" w:hAnsi="Times New Roman" w:cs="Times New Roman"/>
+          <w:sz w:val="28"/>
+          <w:szCs w:val="28"/>
+        </w:rPr>
+        <w:t>операцию сравнения</w:t>
+      </w:r>
+    </w:p>
+    <w:p>
+      <w:pPr>
+        <w:pStyle w:val="22"/>
+        <w:keepNext w:val="0"/>
+        <w:keepLines w:val="0"/>
+        <w:widowControl/>
+        <w:numPr>
+          <w:ilvl w:val="0"/>
+          <w:numId w:val="5"/>
+        </w:numPr>
+        <w:suppressLineNumbers w:val="0"/>
+        <w:spacing w:line="360" w:lineRule="auto"/>
+        <w:ind w:left="860" w:leftChars="0" w:hanging="420" w:firstLineChars="0"/>
+        <w:jc w:val="both"/>
+        <w:rPr>
+          <w:rFonts w:hint="default" w:ascii="Times New Roman" w:hAnsi="Times New Roman" w:cs="Times New Roman"/>
+          <w:sz w:val="28"/>
+          <w:szCs w:val="28"/>
+        </w:rPr>
+      </w:pPr>
+      <w:r>
+        <w:rPr>
+          <w:rFonts w:hint="default" w:ascii="Times New Roman" w:hAnsi="Times New Roman" w:cs="Times New Roman"/>
+          <w:sz w:val="28"/>
+          <w:szCs w:val="28"/>
+        </w:rPr>
+        <w:t>операцию сложения</w:t>
+      </w:r>
+    </w:p>
+    <w:p>
+      <w:pPr>
+        <w:pStyle w:val="22"/>
+        <w:keepNext w:val="0"/>
+        <w:keepLines w:val="0"/>
+        <w:widowControl/>
+        <w:numPr>
+          <w:ilvl w:val="0"/>
+          <w:numId w:val="5"/>
+        </w:numPr>
+        <w:suppressLineNumbers w:val="0"/>
+        <w:spacing w:line="360" w:lineRule="auto"/>
+        <w:ind w:left="860" w:leftChars="0" w:hanging="420" w:firstLineChars="0"/>
+        <w:jc w:val="both"/>
+        <w:rPr>
+          <w:rFonts w:hint="default" w:ascii="Times New Roman" w:hAnsi="Times New Roman" w:cs="Times New Roman"/>
+          <w:sz w:val="28"/>
+          <w:szCs w:val="28"/>
+        </w:rPr>
+      </w:pPr>
+      <w:r>
+        <w:rPr>
+          <w:rFonts w:hint="default" w:ascii="Times New Roman" w:hAnsi="Times New Roman" w:cs="Times New Roman"/>
+          <w:sz w:val="28"/>
+          <w:szCs w:val="28"/>
+        </w:rPr>
+        <w:t>операцию деления</w:t>
+      </w:r>
+    </w:p>
+    <w:p>
+      <w:pPr>
+        <w:pStyle w:val="22"/>
+        <w:keepNext w:val="0"/>
+        <w:keepLines w:val="0"/>
+        <w:widowControl/>
+        <w:numPr>
+          <w:ilvl w:val="0"/>
+          <w:numId w:val="5"/>
+        </w:numPr>
+        <w:suppressLineNumbers w:val="0"/>
+        <w:spacing w:line="360" w:lineRule="auto"/>
+        <w:ind w:left="860" w:leftChars="0" w:hanging="420" w:firstLineChars="0"/>
+        <w:jc w:val="both"/>
+        <w:rPr>
+          <w:rFonts w:hint="default" w:ascii="Times New Roman" w:hAnsi="Times New Roman" w:cs="Times New Roman"/>
+          <w:sz w:val="28"/>
+          <w:szCs w:val="28"/>
+        </w:rPr>
+      </w:pPr>
+      <w:r>
+        <w:rPr>
+          <w:rFonts w:hint="default" w:ascii="Times New Roman" w:hAnsi="Times New Roman" w:cs="Times New Roman"/>
+          <w:sz w:val="28"/>
+          <w:szCs w:val="28"/>
+        </w:rPr>
+        <w:t>проверку попадания в диапазон</w:t>
+      </w:r>
+    </w:p>
+    <w:p>
+      <w:pPr>
+        <w:pStyle w:val="22"/>
+        <w:keepNext w:val="0"/>
+        <w:keepLines w:val="0"/>
+        <w:widowControl/>
+        <w:numPr>
+          <w:ilvl w:val="0"/>
+          <w:numId w:val="5"/>
+        </w:numPr>
+        <w:suppressLineNumbers w:val="0"/>
+        <w:spacing w:line="360" w:lineRule="auto"/>
+        <w:ind w:left="860" w:leftChars="0" w:hanging="420" w:firstLineChars="0"/>
+        <w:jc w:val="both"/>
+        <w:rPr>
+          <w:rFonts w:hint="default" w:ascii="Times New Roman" w:hAnsi="Times New Roman" w:cs="Times New Roman"/>
+          <w:sz w:val="28"/>
+          <w:szCs w:val="28"/>
+        </w:rPr>
+      </w:pPr>
+      <w:r>
+        <w:rPr>
+          <w:rFonts w:hint="default" w:ascii="Times New Roman" w:hAnsi="Times New Roman" w:cs="Times New Roman"/>
+          <w:sz w:val="28"/>
+          <w:szCs w:val="28"/>
+        </w:rPr>
+        <w:t>оператор вывода</w:t>
+      </w:r>
+    </w:p>
+    <w:p>
+      <w:pPr>
+        <w:pStyle w:val="22"/>
+        <w:keepNext w:val="0"/>
+        <w:keepLines w:val="0"/>
+        <w:widowControl/>
+        <w:suppressLineNumbers w:val="0"/>
+        <w:spacing w:line="360" w:lineRule="auto"/>
+        <w:jc w:val="both"/>
+        <w:rPr>
+          <w:rFonts w:hint="default" w:ascii="Times New Roman" w:hAnsi="Times New Roman" w:cs="Times New Roman"/>
+          <w:sz w:val="28"/>
+          <w:szCs w:val="28"/>
+        </w:rPr>
+      </w:pPr>
+    </w:p>
+    <w:p>
+      <w:pPr>
+        <w:pStyle w:val="3"/>
+        <w:keepNext w:val="0"/>
+        <w:keepLines w:val="0"/>
+        <w:widowControl/>
+        <w:numPr>
+          <w:ilvl w:val="0"/>
+          <w:numId w:val="1"/>
+        </w:numPr>
+        <w:suppressLineNumbers w:val="0"/>
+        <w:spacing w:line="360" w:lineRule="auto"/>
+        <w:ind w:left="800" w:leftChars="0" w:hanging="360" w:firstLineChars="0"/>
+        <w:jc w:val="center"/>
+        <w:rPr>
+          <w:rFonts w:hint="default" w:ascii="Times New Roman" w:hAnsi="Times New Roman" w:cs="Times New Roman"/>
+          <w:b/>
+          <w:bCs/>
+          <w:color w:val="auto"/>
+          <w:sz w:val="28"/>
+          <w:szCs w:val="28"/>
+          <w:lang w:val="ru-RU"/>
+        </w:rPr>
+      </w:pPr>
+      <w:r>
+        <w:rPr>
+          <w:rFonts w:hint="default" w:ascii="Times New Roman" w:hAnsi="Times New Roman" w:cs="Times New Roman"/>
+          <w:b/>
+          <w:bCs/>
+          <w:color w:val="auto"/>
+          <w:sz w:val="28"/>
+          <w:szCs w:val="28"/>
+          <w:lang w:val="ru-RU"/>
+        </w:rPr>
+        <w:t xml:space="preserve">Перегруженные операции </w:t>
+      </w:r>
+      <w:r>
+        <w:rPr>
+          <w:rFonts w:hint="default" w:ascii="Times New Roman" w:hAnsi="Times New Roman" w:cs="Times New Roman"/>
+          <w:b/>
+          <w:bCs/>
+          <w:color w:val="auto"/>
+          <w:sz w:val="28"/>
+          <w:szCs w:val="28"/>
+          <w:lang w:val="en-US"/>
         </w:rPr>
         <w:t>Pair</w:t>
       </w:r>
-      <w:r>
-        <w:rPr>
-          <w:rFonts w:hint="default" w:ascii="Times New Roman" w:hAnsi="Times New Roman" w:cs="Times New Roman"/>
-          <w:sz w:val="28"/>
-          <w:szCs w:val="28"/>
-        </w:rPr>
-        <w:t xml:space="preserve"> хранит пару значений:</w:t>
+    </w:p>
+    <w:p>
+      <w:pPr>
+        <w:keepNext w:val="0"/>
+        <w:keepLines w:val="0"/>
+        <w:widowControl/>
+        <w:numPr>
+          <w:ilvl w:val="0"/>
+          <w:numId w:val="0"/>
+        </w:numPr>
+        <w:suppressLineNumbers w:val="0"/>
+        <w:spacing w:line="360" w:lineRule="auto"/>
+        <w:ind w:leftChars="0"/>
+        <w:jc w:val="both"/>
+        <w:rPr>
+          <w:rFonts w:hint="default" w:ascii="Times New Roman" w:hAnsi="Times New Roman" w:eastAsia="SimSun" w:cs="Times New Roman"/>
+          <w:sz w:val="28"/>
+          <w:szCs w:val="28"/>
+        </w:rPr>
+      </w:pPr>
+      <w:r>
+        <w:rPr>
+          <w:rFonts w:hint="default" w:ascii="Times New Roman" w:hAnsi="Times New Roman" w:eastAsia="SimSun" w:cs="Times New Roman"/>
+          <w:sz w:val="28"/>
+          <w:szCs w:val="28"/>
+        </w:rPr>
+        <w:t>В классе Pair перегружены следующие операции:</w:t>
       </w:r>
     </w:p>
     <w:p>
@@ -1532,22 +2336,25 @@
           <w:numId w:val="6"/>
         </w:numPr>
         <w:suppressLineNumbers w:val="0"/>
-        <w:spacing w:before="0" w:beforeAutospacing="1" w:after="0" w:afterAutospacing="1" w:line="360" w:lineRule="auto"/>
+        <w:tabs>
+          <w:tab w:val="clear" w:pos="420"/>
+        </w:tabs>
+        <w:spacing w:line="360" w:lineRule="auto"/>
         <w:ind w:left="860" w:leftChars="0" w:hanging="420" w:firstLineChars="0"/>
         <w:jc w:val="both"/>
         <w:rPr>
-          <w:rFonts w:hint="default" w:ascii="Times New Roman" w:hAnsi="Times New Roman" w:cs="Times New Roman"/>
-          <w:sz w:val="28"/>
-          <w:szCs w:val="28"/>
-        </w:rPr>
-      </w:pPr>
-      <w:r>
-        <w:rPr>
-          <w:rFonts w:hint="default" w:ascii="Times New Roman" w:hAnsi="Times New Roman" w:cs="Times New Roman"/>
-          <w:sz w:val="28"/>
-          <w:szCs w:val="28"/>
-        </w:rPr>
-        <w:t xml:space="preserve">int first </w:t>
+          <w:rFonts w:hint="default" w:ascii="Times New Roman" w:hAnsi="Times New Roman" w:eastAsia="SimSun" w:cs="Times New Roman"/>
+          <w:sz w:val="28"/>
+          <w:szCs w:val="28"/>
+        </w:rPr>
+      </w:pPr>
+      <w:r>
+        <w:rPr>
+          <w:rFonts w:hint="default" w:ascii="Times New Roman" w:hAnsi="Times New Roman" w:eastAsia="SimSun" w:cs="Times New Roman"/>
+          <w:sz w:val="28"/>
+          <w:szCs w:val="28"/>
+        </w:rPr>
+        <w:t>operator&gt; — сравнение объектов (по полю first)</w:t>
       </w:r>
     </w:p>
     <w:p>
@@ -1560,67 +2367,149 @@
           <w:numId w:val="6"/>
         </w:numPr>
         <w:suppressLineNumbers w:val="0"/>
-        <w:spacing w:before="0" w:beforeAutospacing="1" w:after="0" w:afterAutospacing="1" w:line="360" w:lineRule="auto"/>
+        <w:tabs>
+          <w:tab w:val="clear" w:pos="420"/>
+        </w:tabs>
+        <w:spacing w:line="360" w:lineRule="auto"/>
         <w:ind w:left="860" w:leftChars="0" w:hanging="420" w:firstLineChars="0"/>
         <w:jc w:val="both"/>
         <w:rPr>
-          <w:rFonts w:hint="default" w:ascii="Times New Roman" w:hAnsi="Times New Roman" w:cs="Times New Roman"/>
-          <w:sz w:val="28"/>
-          <w:szCs w:val="28"/>
-        </w:rPr>
-      </w:pPr>
-      <w:r>
-        <w:rPr>
-          <w:rFonts w:hint="default" w:ascii="Times New Roman" w:hAnsi="Times New Roman" w:cs="Times New Roman"/>
-          <w:sz w:val="28"/>
-          <w:szCs w:val="28"/>
-        </w:rPr>
-        <w:t xml:space="preserve">double second </w:t>
-      </w:r>
-    </w:p>
-    <w:p>
-      <w:pPr>
-        <w:pStyle w:val="22"/>
-        <w:keepNext w:val="0"/>
-        <w:keepLines w:val="0"/>
-        <w:widowControl/>
-        <w:suppressLineNumbers w:val="0"/>
-        <w:spacing w:line="360" w:lineRule="auto"/>
-        <w:jc w:val="both"/>
-        <w:rPr>
-          <w:rFonts w:hint="default" w:ascii="Times New Roman" w:hAnsi="Times New Roman" w:cs="Times New Roman"/>
-          <w:sz w:val="28"/>
-          <w:szCs w:val="28"/>
-        </w:rPr>
-      </w:pPr>
-      <w:r>
-        <w:rPr>
-          <w:rFonts w:hint="default" w:ascii="Times New Roman" w:hAnsi="Times New Roman" w:cs="Times New Roman"/>
-          <w:sz w:val="28"/>
-          <w:szCs w:val="28"/>
-        </w:rPr>
-        <w:t>Используется для работы с контейнером list.</w:t>
-      </w:r>
-    </w:p>
-    <w:p>
-      <w:pPr>
-        <w:pStyle w:val="22"/>
-        <w:keepNext w:val="0"/>
-        <w:keepLines w:val="0"/>
-        <w:widowControl/>
-        <w:suppressLineNumbers w:val="0"/>
-        <w:spacing w:line="360" w:lineRule="auto"/>
-        <w:jc w:val="both"/>
-        <w:rPr>
-          <w:rFonts w:hint="default" w:ascii="Times New Roman" w:hAnsi="Times New Roman" w:cs="Times New Roman"/>
-          <w:sz w:val="28"/>
-          <w:szCs w:val="28"/>
-        </w:rPr>
-      </w:pPr>
-    </w:p>
-    <w:p>
-      <w:pPr>
-        <w:pStyle w:val="22"/>
+          <w:rFonts w:hint="default" w:ascii="Times New Roman" w:hAnsi="Times New Roman" w:eastAsia="SimSun" w:cs="Times New Roman"/>
+          <w:sz w:val="28"/>
+          <w:szCs w:val="28"/>
+        </w:rPr>
+      </w:pPr>
+      <w:r>
+        <w:rPr>
+          <w:rFonts w:hint="default" w:ascii="Times New Roman" w:hAnsi="Times New Roman" w:eastAsia="SimSun" w:cs="Times New Roman"/>
+          <w:sz w:val="28"/>
+          <w:szCs w:val="28"/>
+        </w:rPr>
+        <w:t>operator+ — сложение двух объектов</w:t>
+      </w:r>
+    </w:p>
+    <w:p>
+      <w:pPr>
+        <w:keepNext w:val="0"/>
+        <w:keepLines w:val="0"/>
+        <w:widowControl/>
+        <w:numPr>
+          <w:ilvl w:val="0"/>
+          <w:numId w:val="6"/>
+        </w:numPr>
+        <w:suppressLineNumbers w:val="0"/>
+        <w:tabs>
+          <w:tab w:val="clear" w:pos="420"/>
+        </w:tabs>
+        <w:spacing w:line="360" w:lineRule="auto"/>
+        <w:ind w:left="860" w:leftChars="0" w:hanging="420" w:firstLineChars="0"/>
+        <w:jc w:val="both"/>
+        <w:rPr>
+          <w:rFonts w:hint="default" w:ascii="Times New Roman" w:hAnsi="Times New Roman" w:eastAsia="SimSun" w:cs="Times New Roman"/>
+          <w:sz w:val="28"/>
+          <w:szCs w:val="28"/>
+        </w:rPr>
+      </w:pPr>
+      <w:r>
+        <w:rPr>
+          <w:rFonts w:hint="default" w:ascii="Times New Roman" w:hAnsi="Times New Roman" w:eastAsia="SimSun" w:cs="Times New Roman"/>
+          <w:sz w:val="28"/>
+          <w:szCs w:val="28"/>
+        </w:rPr>
+        <w:t>operator/ — деление объекта на число</w:t>
+      </w:r>
+    </w:p>
+    <w:p>
+      <w:pPr>
+        <w:keepNext w:val="0"/>
+        <w:keepLines w:val="0"/>
+        <w:widowControl/>
+        <w:numPr>
+          <w:ilvl w:val="0"/>
+          <w:numId w:val="6"/>
+        </w:numPr>
+        <w:suppressLineNumbers w:val="0"/>
+        <w:tabs>
+          <w:tab w:val="clear" w:pos="420"/>
+        </w:tabs>
+        <w:spacing w:line="360" w:lineRule="auto"/>
+        <w:ind w:left="860" w:leftChars="0" w:hanging="420" w:firstLineChars="0"/>
+        <w:jc w:val="both"/>
+        <w:rPr>
+          <w:rFonts w:hint="default" w:ascii="Times New Roman" w:hAnsi="Times New Roman" w:eastAsia="SimSun" w:cs="Times New Roman"/>
+          <w:sz w:val="28"/>
+          <w:szCs w:val="28"/>
+        </w:rPr>
+      </w:pPr>
+      <w:r>
+        <w:rPr>
+          <w:rFonts w:hint="default" w:ascii="Times New Roman" w:hAnsi="Times New Roman" w:eastAsia="SimSun" w:cs="Times New Roman"/>
+          <w:sz w:val="28"/>
+          <w:szCs w:val="28"/>
+        </w:rPr>
+        <w:t>operator&lt;&lt; — вывод объекта в поток</w:t>
+      </w:r>
+    </w:p>
+    <w:p>
+      <w:pPr>
+        <w:keepNext w:val="0"/>
+        <w:keepLines w:val="0"/>
+        <w:widowControl/>
+        <w:numPr>
+          <w:ilvl w:val="0"/>
+          <w:numId w:val="0"/>
+        </w:numPr>
+        <w:suppressLineNumbers w:val="0"/>
+        <w:spacing w:line="360" w:lineRule="auto"/>
+        <w:jc w:val="both"/>
+        <w:rPr>
+          <w:rFonts w:hint="default" w:ascii="Times New Roman" w:hAnsi="Times New Roman" w:eastAsia="SimSun" w:cs="Times New Roman"/>
+          <w:sz w:val="28"/>
+          <w:szCs w:val="28"/>
+        </w:rPr>
+      </w:pPr>
+      <w:r>
+        <w:rPr>
+          <w:rFonts w:hint="default" w:ascii="Times New Roman" w:hAnsi="Times New Roman" w:eastAsia="SimSun" w:cs="Times New Roman"/>
+          <w:sz w:val="28"/>
+          <w:szCs w:val="28"/>
+        </w:rPr>
+        <w:t>Также реализован метод inRange для проверки попадания значения</w:t>
+      </w:r>
+      <w:r>
+        <w:rPr>
+          <w:rFonts w:hint="default" w:ascii="Times New Roman" w:hAnsi="Times New Roman" w:eastAsia="SimSun" w:cs="Times New Roman"/>
+          <w:sz w:val="28"/>
+          <w:szCs w:val="28"/>
+        </w:rPr>
+        <w:br w:type="textWrapping"/>
+      </w:r>
+      <w:r>
+        <w:rPr>
+          <w:rFonts w:hint="default" w:ascii="Times New Roman" w:hAnsi="Times New Roman" w:eastAsia="SimSun" w:cs="Times New Roman"/>
+          <w:sz w:val="28"/>
+          <w:szCs w:val="28"/>
+        </w:rPr>
+        <w:t>в заданный диапазон.</w:t>
+      </w:r>
+    </w:p>
+    <w:p>
+      <w:pPr>
+        <w:keepNext w:val="0"/>
+        <w:keepLines w:val="0"/>
+        <w:widowControl/>
+        <w:suppressLineNumbers w:val="0"/>
+        <w:spacing w:line="360" w:lineRule="auto"/>
+        <w:jc w:val="both"/>
+        <w:rPr>
+          <w:rFonts w:hint="default" w:ascii="Times New Roman" w:hAnsi="Times New Roman" w:eastAsia="SimSun" w:cs="Times New Roman"/>
+          <w:sz w:val="28"/>
+          <w:szCs w:val="28"/>
+        </w:rPr>
+      </w:pPr>
+    </w:p>
+    <w:p>
+      <w:pPr>
         <w:keepNext w:val="0"/>
         <w:keepLines w:val="0"/>
         <w:widowControl/>
@@ -1632,48 +2521,69 @@
         <w:spacing w:line="360" w:lineRule="auto"/>
         <w:ind w:left="440" w:leftChars="0" w:firstLine="0" w:firstLineChars="0"/>
         <w:jc w:val="center"/>
-        <w:rPr>
-          <w:rFonts w:hint="default" w:ascii="Times New Roman" w:hAnsi="Times New Roman" w:cs="Times New Roman"/>
-          <w:b/>
-          <w:bCs/>
-          <w:sz w:val="28"/>
-          <w:szCs w:val="28"/>
-          <w:lang w:val="en-US"/>
-        </w:rPr>
-      </w:pPr>
-      <w:r>
         <w:rPr>
           <w:rFonts w:hint="default" w:ascii="Times New Roman" w:hAnsi="Times New Roman" w:eastAsia="SimSun" w:cs="Times New Roman"/>
           <w:b/>
           <w:bCs/>
           <w:sz w:val="28"/>
           <w:szCs w:val="28"/>
-        </w:rPr>
-        <w:t>Определение перегруженных операций</w:t>
-      </w:r>
-    </w:p>
-    <w:p>
-      <w:pPr>
-        <w:pStyle w:val="22"/>
-        <w:keepNext w:val="0"/>
-        <w:keepLines w:val="0"/>
-        <w:widowControl/>
-        <w:suppressLineNumbers w:val="0"/>
-        <w:spacing w:line="360" w:lineRule="auto"/>
-        <w:jc w:val="both"/>
-        <w:rPr>
-          <w:rFonts w:hint="default" w:ascii="Times New Roman" w:hAnsi="Times New Roman" w:cs="Times New Roman"/>
-          <w:sz w:val="28"/>
-          <w:szCs w:val="28"/>
-        </w:rPr>
-      </w:pPr>
-      <w:r>
-        <w:rPr>
-          <w:rFonts w:hint="default" w:ascii="Times New Roman" w:hAnsi="Times New Roman" w:cs="Times New Roman"/>
-          <w:sz w:val="28"/>
-          <w:szCs w:val="28"/>
-        </w:rPr>
-        <w:t>Реализованы:</w:t>
+          <w:lang w:val="ru-RU"/>
+        </w:rPr>
+      </w:pPr>
+      <w:r>
+        <w:rPr>
+          <w:rFonts w:hint="default" w:ascii="Times New Roman" w:hAnsi="Times New Roman" w:eastAsia="SimSun" w:cs="Times New Roman"/>
+          <w:b/>
+          <w:bCs/>
+          <w:sz w:val="28"/>
+          <w:szCs w:val="28"/>
+          <w:lang w:val="ru-RU"/>
+        </w:rPr>
+        <w:t>Функции для задачи 2</w:t>
+      </w:r>
+    </w:p>
+    <w:p>
+      <w:pPr>
+        <w:keepNext w:val="0"/>
+        <w:keepLines w:val="0"/>
+        <w:widowControl/>
+        <w:numPr>
+          <w:ilvl w:val="0"/>
+          <w:numId w:val="0"/>
+        </w:numPr>
+        <w:suppressLineNumbers w:val="0"/>
+        <w:spacing w:line="360" w:lineRule="auto"/>
+        <w:ind w:leftChars="0"/>
+        <w:jc w:val="both"/>
+        <w:rPr>
+          <w:rFonts w:hint="default" w:ascii="Times New Roman" w:hAnsi="Times New Roman" w:eastAsia="SimSun" w:cs="Times New Roman"/>
+          <w:sz w:val="28"/>
+          <w:szCs w:val="28"/>
+        </w:rPr>
+      </w:pPr>
+      <w:r>
+        <w:rPr>
+          <w:rFonts w:hint="default" w:ascii="Times New Roman" w:hAnsi="Times New Roman" w:eastAsia="SimSun" w:cs="Times New Roman"/>
+          <w:sz w:val="28"/>
+          <w:szCs w:val="28"/>
+        </w:rPr>
+        <w:t>Для решения задачи используется набор функций, обеспечивающих</w:t>
+      </w:r>
+      <w:r>
+        <w:rPr>
+          <w:rFonts w:hint="default" w:ascii="Times New Roman" w:hAnsi="Times New Roman" w:eastAsia="SimSun" w:cs="Times New Roman"/>
+          <w:sz w:val="28"/>
+          <w:szCs w:val="28"/>
+        </w:rPr>
+        <w:br w:type="textWrapping"/>
+      </w:r>
+      <w:r>
+        <w:rPr>
+          <w:rFonts w:hint="default" w:ascii="Times New Roman" w:hAnsi="Times New Roman" w:eastAsia="SimSun" w:cs="Times New Roman"/>
+          <w:sz w:val="28"/>
+          <w:szCs w:val="28"/>
+        </w:rPr>
+        <w:t>обработку контейнера deque&lt;Pair&gt;:</w:t>
       </w:r>
     </w:p>
     <w:p>
@@ -1686,22 +2596,26 @@
           <w:numId w:val="7"/>
         </w:numPr>
         <w:suppressLineNumbers w:val="0"/>
-        <w:spacing w:before="0" w:beforeAutospacing="1" w:after="0" w:afterAutospacing="1" w:line="360" w:lineRule="auto"/>
+        <w:tabs>
+          <w:tab w:val="clear" w:pos="420"/>
+        </w:tabs>
+        <w:spacing w:line="360" w:lineRule="auto"/>
         <w:ind w:left="860" w:leftChars="0" w:hanging="420" w:firstLineChars="0"/>
         <w:jc w:val="both"/>
         <w:rPr>
-          <w:rFonts w:hint="default" w:ascii="Times New Roman" w:hAnsi="Times New Roman" w:cs="Times New Roman"/>
-          <w:sz w:val="28"/>
-          <w:szCs w:val="28"/>
-        </w:rPr>
-      </w:pPr>
-      <w:r>
-        <w:rPr>
-          <w:rFonts w:hint="default" w:ascii="Times New Roman" w:hAnsi="Times New Roman" w:cs="Times New Roman"/>
-          <w:sz w:val="28"/>
-          <w:szCs w:val="28"/>
-        </w:rPr>
-        <w:t xml:space="preserve">сравнение (&lt;, &gt;) </w:t>
+          <w:rFonts w:hint="default" w:ascii="Times New Roman" w:hAnsi="Times New Roman" w:eastAsia="SimSun" w:cs="Times New Roman"/>
+          <w:sz w:val="28"/>
+          <w:szCs w:val="28"/>
+          <w:lang w:val="ru-RU"/>
+        </w:rPr>
+      </w:pPr>
+      <w:r>
+        <w:rPr>
+          <w:rFonts w:hint="default" w:ascii="Times New Roman" w:hAnsi="Times New Roman" w:eastAsia="SimSun" w:cs="Times New Roman"/>
+          <w:sz w:val="28"/>
+          <w:szCs w:val="28"/>
+        </w:rPr>
+        <w:t>ввод элементов контейнера (пар значений)</w:t>
       </w:r>
     </w:p>
     <w:p>
@@ -1714,22 +2628,26 @@
           <w:numId w:val="7"/>
         </w:numPr>
         <w:suppressLineNumbers w:val="0"/>
-        <w:spacing w:before="0" w:beforeAutospacing="1" w:after="0" w:afterAutospacing="1" w:line="360" w:lineRule="auto"/>
+        <w:tabs>
+          <w:tab w:val="clear" w:pos="420"/>
+        </w:tabs>
+        <w:spacing w:line="360" w:lineRule="auto"/>
         <w:ind w:left="860" w:leftChars="0" w:hanging="420" w:firstLineChars="0"/>
         <w:jc w:val="both"/>
         <w:rPr>
-          <w:rFonts w:hint="default" w:ascii="Times New Roman" w:hAnsi="Times New Roman" w:cs="Times New Roman"/>
-          <w:sz w:val="28"/>
-          <w:szCs w:val="28"/>
-        </w:rPr>
-      </w:pPr>
-      <w:r>
-        <w:rPr>
-          <w:rFonts w:hint="default" w:ascii="Times New Roman" w:hAnsi="Times New Roman" w:cs="Times New Roman"/>
-          <w:sz w:val="28"/>
-          <w:szCs w:val="28"/>
-        </w:rPr>
-        <w:t xml:space="preserve">арифметические операции (+, -, /) </w:t>
+          <w:rFonts w:hint="default" w:ascii="Times New Roman" w:hAnsi="Times New Roman" w:eastAsia="SimSun" w:cs="Times New Roman"/>
+          <w:sz w:val="28"/>
+          <w:szCs w:val="28"/>
+          <w:lang w:val="ru-RU"/>
+        </w:rPr>
+      </w:pPr>
+      <w:r>
+        <w:rPr>
+          <w:rFonts w:hint="default" w:ascii="Times New Roman" w:hAnsi="Times New Roman" w:eastAsia="SimSun" w:cs="Times New Roman"/>
+          <w:sz w:val="28"/>
+          <w:szCs w:val="28"/>
+        </w:rPr>
+        <w:t>вывод элементов контейнера</w:t>
       </w:r>
     </w:p>
     <w:p>
@@ -1742,63 +2660,171 @@
           <w:numId w:val="7"/>
         </w:numPr>
         <w:suppressLineNumbers w:val="0"/>
-        <w:spacing w:before="0" w:beforeAutospacing="1" w:after="0" w:afterAutospacing="1" w:line="360" w:lineRule="auto"/>
+        <w:tabs>
+          <w:tab w:val="clear" w:pos="420"/>
+        </w:tabs>
+        <w:spacing w:line="360" w:lineRule="auto"/>
         <w:ind w:left="860" w:leftChars="0" w:hanging="420" w:firstLineChars="0"/>
         <w:jc w:val="both"/>
         <w:rPr>
-          <w:rFonts w:hint="default" w:ascii="Times New Roman" w:hAnsi="Times New Roman" w:cs="Times New Roman"/>
-          <w:sz w:val="28"/>
-          <w:szCs w:val="28"/>
-        </w:rPr>
-      </w:pPr>
-      <w:r>
-        <w:rPr>
-          <w:rFonts w:hint="default" w:ascii="Times New Roman" w:hAnsi="Times New Roman" w:cs="Times New Roman"/>
-          <w:sz w:val="28"/>
-          <w:szCs w:val="28"/>
-        </w:rPr>
-        <w:t xml:space="preserve">операции ввода и вывода </w:t>
-      </w:r>
-    </w:p>
-    <w:p>
-      <w:pPr>
-        <w:pStyle w:val="22"/>
-        <w:keepNext w:val="0"/>
-        <w:keepLines w:val="0"/>
-        <w:widowControl/>
-        <w:suppressLineNumbers w:val="0"/>
-        <w:spacing w:line="360" w:lineRule="auto"/>
-        <w:jc w:val="both"/>
-        <w:rPr>
-          <w:rFonts w:hint="default" w:ascii="Times New Roman" w:hAnsi="Times New Roman" w:cs="Times New Roman"/>
-          <w:sz w:val="28"/>
-          <w:szCs w:val="28"/>
-        </w:rPr>
-      </w:pPr>
-      <w:r>
-        <w:rPr>
-          <w:rFonts w:hint="default" w:ascii="Times New Roman" w:hAnsi="Times New Roman" w:cs="Times New Roman"/>
-          <w:sz w:val="28"/>
-          <w:szCs w:val="28"/>
-        </w:rPr>
-        <w:t>Операции позволяют применять алгоритмы STL.</w:t>
-      </w:r>
-    </w:p>
-    <w:p>
-      <w:pPr>
-        <w:pStyle w:val="22"/>
-        <w:keepNext w:val="0"/>
-        <w:keepLines w:val="0"/>
-        <w:widowControl/>
-        <w:suppressLineNumbers w:val="0"/>
-        <w:spacing w:line="360" w:lineRule="auto"/>
-        <w:jc w:val="both"/>
-        <w:rPr>
-          <w:rFonts w:hint="default" w:ascii="Times New Roman" w:hAnsi="Times New Roman" w:cs="Times New Roman"/>
-          <w:sz w:val="28"/>
-          <w:szCs w:val="28"/>
-        </w:rPr>
-      </w:pPr>
+          <w:rFonts w:hint="default" w:ascii="Times New Roman" w:hAnsi="Times New Roman" w:eastAsia="SimSun" w:cs="Times New Roman"/>
+          <w:sz w:val="28"/>
+          <w:szCs w:val="28"/>
+          <w:lang w:val="ru-RU"/>
+        </w:rPr>
+      </w:pPr>
+      <w:r>
+        <w:rPr>
+          <w:rFonts w:hint="default" w:ascii="Times New Roman" w:hAnsi="Times New Roman" w:eastAsia="SimSun" w:cs="Times New Roman"/>
+          <w:sz w:val="28"/>
+          <w:szCs w:val="28"/>
+        </w:rPr>
+        <w:t>поиск максимального элемента</w:t>
+      </w:r>
+    </w:p>
+    <w:p>
+      <w:pPr>
+        <w:keepNext w:val="0"/>
+        <w:keepLines w:val="0"/>
+        <w:widowControl/>
+        <w:numPr>
+          <w:ilvl w:val="0"/>
+          <w:numId w:val="7"/>
+        </w:numPr>
+        <w:suppressLineNumbers w:val="0"/>
+        <w:tabs>
+          <w:tab w:val="clear" w:pos="420"/>
+        </w:tabs>
+        <w:spacing w:line="360" w:lineRule="auto"/>
+        <w:ind w:left="860" w:leftChars="0" w:hanging="420" w:firstLineChars="0"/>
+        <w:jc w:val="both"/>
+        <w:rPr>
+          <w:rFonts w:hint="default" w:ascii="Times New Roman" w:hAnsi="Times New Roman" w:eastAsia="SimSun" w:cs="Times New Roman"/>
+          <w:sz w:val="28"/>
+          <w:szCs w:val="28"/>
+          <w:lang w:val="ru-RU"/>
+        </w:rPr>
+      </w:pPr>
+      <w:r>
+        <w:rPr>
+          <w:rFonts w:hint="default" w:ascii="Times New Roman" w:hAnsi="Times New Roman" w:eastAsia="SimSun" w:cs="Times New Roman"/>
+          <w:sz w:val="28"/>
+          <w:szCs w:val="28"/>
+        </w:rPr>
+        <w:t>добавление максимального элемента в контейнер</w:t>
+      </w:r>
+    </w:p>
+    <w:p>
+      <w:pPr>
+        <w:keepNext w:val="0"/>
+        <w:keepLines w:val="0"/>
+        <w:widowControl/>
+        <w:numPr>
+          <w:ilvl w:val="0"/>
+          <w:numId w:val="7"/>
+        </w:numPr>
+        <w:suppressLineNumbers w:val="0"/>
+        <w:tabs>
+          <w:tab w:val="clear" w:pos="420"/>
+        </w:tabs>
+        <w:spacing w:line="360" w:lineRule="auto"/>
+        <w:ind w:left="860" w:leftChars="0" w:hanging="420" w:firstLineChars="0"/>
+        <w:jc w:val="both"/>
+        <w:rPr>
+          <w:rFonts w:hint="default" w:ascii="Times New Roman" w:hAnsi="Times New Roman" w:eastAsia="SimSun" w:cs="Times New Roman"/>
+          <w:sz w:val="28"/>
+          <w:szCs w:val="28"/>
+          <w:lang w:val="ru-RU"/>
+        </w:rPr>
+      </w:pPr>
+      <w:r>
+        <w:rPr>
+          <w:rFonts w:hint="default" w:ascii="Times New Roman" w:hAnsi="Times New Roman" w:eastAsia="SimSun" w:cs="Times New Roman"/>
+          <w:sz w:val="28"/>
+          <w:szCs w:val="28"/>
+        </w:rPr>
+        <w:t>удаление элементов, у которых поле first находится в заданном</w:t>
+      </w:r>
+      <w:r>
+        <w:rPr>
+          <w:rFonts w:hint="default" w:ascii="Times New Roman" w:hAnsi="Times New Roman" w:eastAsia="SimSun" w:cs="Times New Roman"/>
+          <w:sz w:val="28"/>
+          <w:szCs w:val="28"/>
+          <w:lang w:val="ru-RU"/>
+        </w:rPr>
+        <w:t xml:space="preserve"> </w:t>
+      </w:r>
+      <w:r>
+        <w:rPr>
+          <w:rFonts w:hint="default" w:ascii="Times New Roman" w:hAnsi="Times New Roman" w:eastAsia="SimSun" w:cs="Times New Roman"/>
+          <w:sz w:val="28"/>
+          <w:szCs w:val="28"/>
+        </w:rPr>
+        <w:t>диапазоне</w:t>
+      </w:r>
+    </w:p>
+    <w:p>
+      <w:pPr>
+        <w:keepNext w:val="0"/>
+        <w:keepLines w:val="0"/>
+        <w:widowControl/>
+        <w:numPr>
+          <w:ilvl w:val="0"/>
+          <w:numId w:val="7"/>
+        </w:numPr>
+        <w:suppressLineNumbers w:val="0"/>
+        <w:tabs>
+          <w:tab w:val="clear" w:pos="420"/>
+        </w:tabs>
+        <w:spacing w:line="360" w:lineRule="auto"/>
+        <w:ind w:left="860" w:leftChars="0" w:hanging="420" w:firstLineChars="0"/>
+        <w:jc w:val="both"/>
+        <w:rPr>
+          <w:rFonts w:hint="default" w:ascii="Times New Roman" w:hAnsi="Times New Roman" w:eastAsia="SimSun" w:cs="Times New Roman"/>
+          <w:sz w:val="28"/>
+          <w:szCs w:val="28"/>
+          <w:lang w:val="ru-RU"/>
+        </w:rPr>
+      </w:pPr>
+      <w:r>
+        <w:rPr>
+          <w:rFonts w:hint="default" w:ascii="Times New Roman" w:hAnsi="Times New Roman" w:eastAsia="SimSun" w:cs="Times New Roman"/>
+          <w:sz w:val="28"/>
+          <w:szCs w:val="28"/>
+        </w:rPr>
+        <w:t>вычисление среднего значения элементов контейнера</w:t>
+      </w:r>
+    </w:p>
+    <w:p>
+      <w:pPr>
+        <w:keepNext w:val="0"/>
+        <w:keepLines w:val="0"/>
+        <w:widowControl/>
+        <w:numPr>
+          <w:ilvl w:val="0"/>
+          <w:numId w:val="7"/>
+        </w:numPr>
+        <w:suppressLineNumbers w:val="0"/>
+        <w:tabs>
+          <w:tab w:val="clear" w:pos="420"/>
+        </w:tabs>
+        <w:spacing w:line="360" w:lineRule="auto"/>
+        <w:ind w:left="860" w:leftChars="0" w:hanging="420" w:firstLineChars="0"/>
+        <w:jc w:val="both"/>
+        <w:rPr>
+          <w:rFonts w:hint="default" w:ascii="Times New Roman" w:hAnsi="Times New Roman" w:eastAsia="SimSun" w:cs="Times New Roman"/>
+          <w:sz w:val="28"/>
+          <w:szCs w:val="28"/>
+        </w:rPr>
+      </w:pPr>
+      <w:r>
+        <w:rPr>
+          <w:rFonts w:hint="default" w:ascii="Times New Roman" w:hAnsi="Times New Roman" w:eastAsia="SimSun" w:cs="Times New Roman"/>
+          <w:sz w:val="28"/>
+          <w:szCs w:val="28"/>
+        </w:rPr>
+        <w:t>добавление среднего значения к каждому элементу контейнера</w:t>
+      </w:r>
     </w:p>
     <w:p>
       <w:pPr>
@@ -1826,202 +2852,11 @@
           <w:color w:val="auto"/>
           <w:sz w:val="28"/>
           <w:szCs w:val="28"/>
-        </w:rPr>
-        <w:t>7. Функции для решения задачи 2</w:t>
-      </w:r>
-    </w:p>
-    <w:p>
-      <w:pPr>
-        <w:keepNext w:val="0"/>
-        <w:keepLines w:val="0"/>
-        <w:widowControl/>
-        <w:numPr>
-          <w:ilvl w:val="0"/>
-          <w:numId w:val="7"/>
-        </w:numPr>
-        <w:suppressLineNumbers w:val="0"/>
-        <w:spacing w:before="0" w:beforeAutospacing="1" w:after="0" w:afterAutospacing="1" w:line="360" w:lineRule="auto"/>
-        <w:ind w:left="860" w:leftChars="0" w:hanging="420" w:firstLineChars="0"/>
-        <w:jc w:val="both"/>
-        <w:rPr>
-          <w:rFonts w:hint="default" w:ascii="Times New Roman" w:hAnsi="Times New Roman" w:cs="Times New Roman"/>
-          <w:sz w:val="28"/>
-          <w:szCs w:val="28"/>
-        </w:rPr>
-      </w:pPr>
-      <w:r>
-        <w:rPr>
-          <w:rFonts w:hint="default" w:ascii="Times New Roman" w:hAnsi="Times New Roman" w:cs="Times New Roman"/>
-          <w:sz w:val="28"/>
-          <w:szCs w:val="28"/>
-        </w:rPr>
-        <w:t xml:space="preserve">ввод списка </w:t>
-      </w:r>
-    </w:p>
-    <w:p>
-      <w:pPr>
-        <w:keepNext w:val="0"/>
-        <w:keepLines w:val="0"/>
-        <w:widowControl/>
-        <w:numPr>
-          <w:ilvl w:val="0"/>
-          <w:numId w:val="7"/>
-        </w:numPr>
-        <w:suppressLineNumbers w:val="0"/>
-        <w:spacing w:before="0" w:beforeAutospacing="1" w:after="0" w:afterAutospacing="1" w:line="360" w:lineRule="auto"/>
-        <w:ind w:left="860" w:leftChars="0" w:hanging="420" w:firstLineChars="0"/>
-        <w:jc w:val="both"/>
-        <w:rPr>
-          <w:rFonts w:hint="default" w:ascii="Times New Roman" w:hAnsi="Times New Roman" w:cs="Times New Roman"/>
-          <w:sz w:val="28"/>
-          <w:szCs w:val="28"/>
-        </w:rPr>
-      </w:pPr>
-      <w:r>
-        <w:rPr>
-          <w:rFonts w:hint="default" w:ascii="Times New Roman" w:hAnsi="Times New Roman" w:cs="Times New Roman"/>
-          <w:sz w:val="28"/>
-          <w:szCs w:val="28"/>
-        </w:rPr>
-        <w:t xml:space="preserve">поиск элемента </w:t>
-      </w:r>
-    </w:p>
-    <w:p>
-      <w:pPr>
-        <w:keepNext w:val="0"/>
-        <w:keepLines w:val="0"/>
-        <w:widowControl/>
-        <w:numPr>
-          <w:ilvl w:val="0"/>
-          <w:numId w:val="7"/>
-        </w:numPr>
-        <w:suppressLineNumbers w:val="0"/>
-        <w:spacing w:before="0" w:beforeAutospacing="1" w:after="0" w:afterAutospacing="1" w:line="360" w:lineRule="auto"/>
-        <w:ind w:left="860" w:leftChars="0" w:hanging="420" w:firstLineChars="0"/>
-        <w:jc w:val="both"/>
-        <w:rPr>
-          <w:rFonts w:hint="default" w:ascii="Times New Roman" w:hAnsi="Times New Roman" w:cs="Times New Roman"/>
-          <w:sz w:val="28"/>
-          <w:szCs w:val="28"/>
-        </w:rPr>
-      </w:pPr>
-      <w:r>
-        <w:rPr>
-          <w:rFonts w:hint="default" w:ascii="Times New Roman" w:hAnsi="Times New Roman" w:cs="Times New Roman"/>
-          <w:sz w:val="28"/>
-          <w:szCs w:val="28"/>
-        </w:rPr>
-        <w:t xml:space="preserve">вставка в позицию </w:t>
-      </w:r>
-    </w:p>
-    <w:p>
-      <w:pPr>
-        <w:keepNext w:val="0"/>
-        <w:keepLines w:val="0"/>
-        <w:widowControl/>
-        <w:numPr>
-          <w:ilvl w:val="0"/>
-          <w:numId w:val="7"/>
-        </w:numPr>
-        <w:suppressLineNumbers w:val="0"/>
-        <w:spacing w:before="0" w:beforeAutospacing="1" w:after="0" w:afterAutospacing="1" w:line="360" w:lineRule="auto"/>
-        <w:ind w:left="860" w:leftChars="0" w:hanging="420" w:firstLineChars="0"/>
-        <w:jc w:val="both"/>
-        <w:rPr>
-          <w:rFonts w:hint="default" w:ascii="Times New Roman" w:hAnsi="Times New Roman" w:cs="Times New Roman"/>
-          <w:sz w:val="28"/>
-          <w:szCs w:val="28"/>
-        </w:rPr>
-      </w:pPr>
-      <w:r>
-        <w:rPr>
-          <w:rFonts w:hint="default" w:ascii="Times New Roman" w:hAnsi="Times New Roman" w:cs="Times New Roman"/>
-          <w:sz w:val="28"/>
-          <w:szCs w:val="28"/>
-        </w:rPr>
-        <w:t xml:space="preserve">удаление по ключу </w:t>
-      </w:r>
-    </w:p>
-    <w:p>
-      <w:pPr>
-        <w:keepNext w:val="0"/>
-        <w:keepLines w:val="0"/>
-        <w:widowControl/>
-        <w:numPr>
-          <w:ilvl w:val="0"/>
-          <w:numId w:val="7"/>
-        </w:numPr>
-        <w:suppressLineNumbers w:val="0"/>
-        <w:spacing w:before="0" w:beforeAutospacing="1" w:after="0" w:afterAutospacing="1" w:line="360" w:lineRule="auto"/>
-        <w:ind w:left="860" w:leftChars="0" w:hanging="420" w:firstLineChars="0"/>
-        <w:jc w:val="both"/>
-        <w:rPr>
-          <w:rFonts w:hint="default" w:ascii="Times New Roman" w:hAnsi="Times New Roman" w:cs="Times New Roman"/>
-          <w:sz w:val="28"/>
-          <w:szCs w:val="28"/>
-        </w:rPr>
-      </w:pPr>
-      <w:r>
-        <w:rPr>
-          <w:rFonts w:hint="default" w:ascii="Times New Roman" w:hAnsi="Times New Roman" w:cs="Times New Roman"/>
-          <w:sz w:val="28"/>
-          <w:szCs w:val="28"/>
-        </w:rPr>
-        <w:t xml:space="preserve">поиск max и min </w:t>
-      </w:r>
-    </w:p>
-    <w:p>
-      <w:pPr>
-        <w:keepNext w:val="0"/>
-        <w:keepLines w:val="0"/>
-        <w:widowControl/>
-        <w:numPr>
-          <w:ilvl w:val="0"/>
-          <w:numId w:val="0"/>
-        </w:numPr>
-        <w:suppressLineNumbers w:val="0"/>
-        <w:spacing w:before="0" w:beforeAutospacing="1" w:after="0" w:afterAutospacing="1" w:line="360" w:lineRule="auto"/>
-        <w:ind w:left="360" w:leftChars="0"/>
-        <w:jc w:val="both"/>
-        <w:rPr>
-          <w:rFonts w:hint="default" w:ascii="Times New Roman" w:hAnsi="Times New Roman" w:cs="Times New Roman"/>
-          <w:sz w:val="28"/>
-          <w:szCs w:val="28"/>
-        </w:rPr>
-      </w:pPr>
-      <w:r>
-        <w:rPr>
-          <w:rFonts w:hint="default" w:ascii="Times New Roman" w:hAnsi="Times New Roman" w:cs="Times New Roman"/>
-          <w:sz w:val="28"/>
-          <w:szCs w:val="28"/>
-        </w:rPr>
-        <w:t xml:space="preserve">обработка элементов </w:t>
-      </w:r>
-    </w:p>
-    <w:p>
-      <w:pPr>
-        <w:keepNext w:val="0"/>
-        <w:keepLines w:val="0"/>
-        <w:widowControl/>
-        <w:suppressLineNumbers w:val="0"/>
-        <w:spacing w:line="360" w:lineRule="auto"/>
-        <w:jc w:val="both"/>
-        <w:rPr>
-          <w:rFonts w:hint="default" w:ascii="Times New Roman" w:hAnsi="Times New Roman" w:cs="Times New Roman"/>
-          <w:sz w:val="28"/>
-          <w:szCs w:val="28"/>
-        </w:rPr>
-      </w:pPr>
-    </w:p>
-    <w:p>
-      <w:pPr>
-        <w:pStyle w:val="3"/>
-        <w:keepNext w:val="0"/>
-        <w:keepLines w:val="0"/>
-        <w:widowControl/>
-        <w:suppressLineNumbers w:val="0"/>
-        <w:spacing w:line="360" w:lineRule="auto"/>
-        <w:jc w:val="center"/>
+          <w:lang w:val="ru-RU"/>
+        </w:rPr>
+        <w:t>8</w:t>
+      </w:r>
+      <w:r>
         <w:rPr>
           <w:rFonts w:hint="default" w:ascii="Times New Roman" w:hAnsi="Times New Roman" w:cs="Times New Roman"/>
           <w:b/>
@@ -2030,6 +2865,303 @@
           <w:sz w:val="28"/>
           <w:szCs w:val="28"/>
         </w:rPr>
+        <w:t>. Основная программа для решения задачи 2</w:t>
+      </w:r>
+    </w:p>
+    <w:p>
+      <w:pPr>
+        <w:keepNext w:val="0"/>
+        <w:keepLines w:val="0"/>
+        <w:widowControl/>
+        <w:numPr>
+          <w:ilvl w:val="0"/>
+          <w:numId w:val="0"/>
+        </w:numPr>
+        <w:suppressLineNumbers w:val="0"/>
+        <w:spacing w:before="0" w:beforeAutospacing="1" w:after="0" w:afterAutospacing="1" w:line="360" w:lineRule="auto"/>
+        <w:jc w:val="both"/>
+        <w:rPr>
+          <w:rFonts w:hint="default" w:ascii="Times New Roman" w:hAnsi="Times New Roman" w:cs="Times New Roman"/>
+          <w:sz w:val="28"/>
+          <w:szCs w:val="28"/>
+        </w:rPr>
+      </w:pPr>
+      <w:r>
+        <w:rPr>
+          <w:rFonts w:hint="default" w:ascii="Times New Roman" w:hAnsi="Times New Roman" w:cs="Times New Roman"/>
+          <w:sz w:val="28"/>
+          <w:szCs w:val="28"/>
+        </w:rPr>
+        <w:t>Программа:</w:t>
+      </w:r>
+    </w:p>
+    <w:p>
+      <w:pPr>
+        <w:keepNext w:val="0"/>
+        <w:keepLines w:val="0"/>
+        <w:widowControl/>
+        <w:numPr>
+          <w:ilvl w:val="0"/>
+          <w:numId w:val="7"/>
+        </w:numPr>
+        <w:suppressLineNumbers w:val="0"/>
+        <w:spacing w:before="0" w:beforeAutospacing="1" w:after="0" w:afterAutospacing="1" w:line="360" w:lineRule="auto"/>
+        <w:ind w:left="860" w:leftChars="0" w:hanging="420" w:firstLineChars="0"/>
+        <w:jc w:val="both"/>
+        <w:rPr>
+          <w:rFonts w:hint="default" w:ascii="Times New Roman" w:hAnsi="Times New Roman" w:cs="Times New Roman"/>
+          <w:sz w:val="28"/>
+          <w:szCs w:val="28"/>
+        </w:rPr>
+      </w:pPr>
+      <w:r>
+        <w:rPr>
+          <w:rFonts w:hint="default" w:ascii="Times New Roman" w:hAnsi="Times New Roman" w:cs="Times New Roman"/>
+          <w:sz w:val="28"/>
+          <w:szCs w:val="28"/>
+        </w:rPr>
+        <w:t>создаёт контейнер deque&lt;Pair&gt;</w:t>
+      </w:r>
+    </w:p>
+    <w:p>
+      <w:pPr>
+        <w:keepNext w:val="0"/>
+        <w:keepLines w:val="0"/>
+        <w:widowControl/>
+        <w:numPr>
+          <w:ilvl w:val="0"/>
+          <w:numId w:val="7"/>
+        </w:numPr>
+        <w:suppressLineNumbers w:val="0"/>
+        <w:spacing w:before="0" w:beforeAutospacing="1" w:after="0" w:afterAutospacing="1" w:line="360" w:lineRule="auto"/>
+        <w:ind w:left="860" w:leftChars="0" w:hanging="420" w:firstLineChars="0"/>
+        <w:jc w:val="both"/>
+        <w:rPr>
+          <w:rFonts w:hint="default" w:ascii="Times New Roman" w:hAnsi="Times New Roman" w:cs="Times New Roman"/>
+          <w:sz w:val="28"/>
+          <w:szCs w:val="28"/>
+        </w:rPr>
+      </w:pPr>
+      <w:r>
+        <w:rPr>
+          <w:rFonts w:hint="default" w:ascii="Times New Roman" w:hAnsi="Times New Roman" w:cs="Times New Roman"/>
+          <w:sz w:val="28"/>
+          <w:szCs w:val="28"/>
+          <w:lang w:val="ru-RU"/>
+        </w:rPr>
+        <w:t>з</w:t>
+      </w:r>
+      <w:r>
+        <w:rPr>
+          <w:rFonts w:hint="default" w:ascii="Times New Roman" w:hAnsi="Times New Roman" w:cs="Times New Roman"/>
+          <w:sz w:val="28"/>
+          <w:szCs w:val="28"/>
+        </w:rPr>
+        <w:t>аполняет контейнер элементами, введёнными пользователем</w:t>
+      </w:r>
+    </w:p>
+    <w:p>
+      <w:pPr>
+        <w:keepNext w:val="0"/>
+        <w:keepLines w:val="0"/>
+        <w:widowControl/>
+        <w:numPr>
+          <w:ilvl w:val="0"/>
+          <w:numId w:val="7"/>
+        </w:numPr>
+        <w:suppressLineNumbers w:val="0"/>
+        <w:spacing w:before="0" w:beforeAutospacing="1" w:after="0" w:afterAutospacing="1" w:line="360" w:lineRule="auto"/>
+        <w:ind w:left="860" w:leftChars="0" w:hanging="420" w:firstLineChars="0"/>
+        <w:jc w:val="both"/>
+        <w:rPr>
+          <w:rFonts w:hint="default" w:ascii="Times New Roman" w:hAnsi="Times New Roman" w:cs="Times New Roman"/>
+          <w:sz w:val="28"/>
+          <w:szCs w:val="28"/>
+        </w:rPr>
+      </w:pPr>
+      <w:r>
+        <w:rPr>
+          <w:rFonts w:hint="default" w:ascii="Times New Roman" w:hAnsi="Times New Roman" w:cs="Times New Roman"/>
+          <w:sz w:val="28"/>
+          <w:szCs w:val="28"/>
+        </w:rPr>
+        <w:t>выводит исходное содержимое контейнера</w:t>
+      </w:r>
+    </w:p>
+    <w:p>
+      <w:pPr>
+        <w:keepNext w:val="0"/>
+        <w:keepLines w:val="0"/>
+        <w:widowControl/>
+        <w:numPr>
+          <w:ilvl w:val="0"/>
+          <w:numId w:val="7"/>
+        </w:numPr>
+        <w:suppressLineNumbers w:val="0"/>
+        <w:spacing w:before="0" w:beforeAutospacing="1" w:after="0" w:afterAutospacing="1" w:line="360" w:lineRule="auto"/>
+        <w:ind w:left="860" w:leftChars="0" w:hanging="420" w:firstLineChars="0"/>
+        <w:jc w:val="both"/>
+        <w:rPr>
+          <w:rFonts w:hint="default" w:ascii="Times New Roman" w:hAnsi="Times New Roman" w:cs="Times New Roman"/>
+          <w:sz w:val="28"/>
+          <w:szCs w:val="28"/>
+        </w:rPr>
+      </w:pPr>
+      <w:r>
+        <w:rPr>
+          <w:rFonts w:hint="default" w:ascii="Times New Roman" w:hAnsi="Times New Roman" w:cs="Times New Roman"/>
+          <w:sz w:val="28"/>
+          <w:szCs w:val="28"/>
+        </w:rPr>
+        <w:t>находит максимальный элемент и добавляет его в конец контейнера</w:t>
+      </w:r>
+    </w:p>
+    <w:p>
+      <w:pPr>
+        <w:keepNext w:val="0"/>
+        <w:keepLines w:val="0"/>
+        <w:widowControl/>
+        <w:numPr>
+          <w:ilvl w:val="0"/>
+          <w:numId w:val="7"/>
+        </w:numPr>
+        <w:suppressLineNumbers w:val="0"/>
+        <w:spacing w:before="0" w:beforeAutospacing="1" w:after="0" w:afterAutospacing="1" w:line="360" w:lineRule="auto"/>
+        <w:ind w:left="860" w:leftChars="0" w:hanging="420" w:firstLineChars="0"/>
+        <w:jc w:val="both"/>
+        <w:rPr>
+          <w:rFonts w:hint="default" w:ascii="Times New Roman" w:hAnsi="Times New Roman" w:cs="Times New Roman"/>
+          <w:sz w:val="28"/>
+          <w:szCs w:val="28"/>
+        </w:rPr>
+      </w:pPr>
+      <w:r>
+        <w:rPr>
+          <w:rFonts w:hint="default" w:ascii="Times New Roman" w:hAnsi="Times New Roman" w:cs="Times New Roman"/>
+          <w:sz w:val="28"/>
+          <w:szCs w:val="28"/>
+        </w:rPr>
+        <w:t>удаляет элементы по значению поля first в заданном диапазоне</w:t>
+      </w:r>
+    </w:p>
+    <w:p>
+      <w:pPr>
+        <w:keepNext w:val="0"/>
+        <w:keepLines w:val="0"/>
+        <w:widowControl/>
+        <w:numPr>
+          <w:ilvl w:val="0"/>
+          <w:numId w:val="7"/>
+        </w:numPr>
+        <w:suppressLineNumbers w:val="0"/>
+        <w:spacing w:before="0" w:beforeAutospacing="1" w:after="0" w:afterAutospacing="1" w:line="360" w:lineRule="auto"/>
+        <w:ind w:left="860" w:leftChars="0" w:hanging="420" w:firstLineChars="0"/>
+        <w:jc w:val="both"/>
+        <w:rPr>
+          <w:rFonts w:hint="default" w:ascii="Times New Roman" w:hAnsi="Times New Roman" w:cs="Times New Roman"/>
+          <w:sz w:val="28"/>
+          <w:szCs w:val="28"/>
+        </w:rPr>
+      </w:pPr>
+      <w:r>
+        <w:rPr>
+          <w:rFonts w:hint="default" w:ascii="Times New Roman" w:hAnsi="Times New Roman" w:cs="Times New Roman"/>
+          <w:sz w:val="28"/>
+          <w:szCs w:val="28"/>
+        </w:rPr>
+        <w:t>вычисляет среднее значение элементов контейнера</w:t>
+      </w:r>
+    </w:p>
+    <w:p>
+      <w:pPr>
+        <w:keepNext w:val="0"/>
+        <w:keepLines w:val="0"/>
+        <w:widowControl/>
+        <w:numPr>
+          <w:ilvl w:val="0"/>
+          <w:numId w:val="7"/>
+        </w:numPr>
+        <w:suppressLineNumbers w:val="0"/>
+        <w:spacing w:before="0" w:beforeAutospacing="1" w:after="0" w:afterAutospacing="1" w:line="360" w:lineRule="auto"/>
+        <w:ind w:left="860" w:leftChars="0" w:hanging="420" w:firstLineChars="0"/>
+        <w:jc w:val="both"/>
+        <w:rPr>
+          <w:rFonts w:hint="default" w:ascii="Times New Roman" w:hAnsi="Times New Roman" w:cs="Times New Roman"/>
+          <w:sz w:val="28"/>
+          <w:szCs w:val="28"/>
+        </w:rPr>
+      </w:pPr>
+      <w:r>
+        <w:rPr>
+          <w:rFonts w:hint="default" w:ascii="Times New Roman" w:hAnsi="Times New Roman" w:cs="Times New Roman"/>
+          <w:sz w:val="28"/>
+          <w:szCs w:val="28"/>
+        </w:rPr>
+        <w:t>добавляет среднее значение к каждому элементу</w:t>
+      </w:r>
+    </w:p>
+    <w:p>
+      <w:pPr>
+        <w:keepNext w:val="0"/>
+        <w:keepLines w:val="0"/>
+        <w:widowControl/>
+        <w:numPr>
+          <w:ilvl w:val="0"/>
+          <w:numId w:val="7"/>
+        </w:numPr>
+        <w:suppressLineNumbers w:val="0"/>
+        <w:spacing w:before="0" w:beforeAutospacing="1" w:after="0" w:afterAutospacing="1" w:line="360" w:lineRule="auto"/>
+        <w:ind w:left="860" w:leftChars="0" w:hanging="420" w:firstLineChars="0"/>
+        <w:jc w:val="both"/>
+        <w:rPr>
+          <w:rFonts w:hint="default" w:ascii="Times New Roman" w:hAnsi="Times New Roman" w:cs="Times New Roman"/>
+          <w:sz w:val="28"/>
+          <w:szCs w:val="28"/>
+        </w:rPr>
+      </w:pPr>
+      <w:r>
+        <w:rPr>
+          <w:rFonts w:hint="default" w:ascii="Times New Roman" w:hAnsi="Times New Roman" w:cs="Times New Roman"/>
+          <w:sz w:val="28"/>
+          <w:szCs w:val="28"/>
+        </w:rPr>
+        <w:t>выводит итоговое содержимое контейнера</w:t>
+      </w:r>
+    </w:p>
+    <w:p>
+      <w:pPr>
+        <w:keepNext w:val="0"/>
+        <w:keepLines w:val="0"/>
+        <w:widowControl/>
+        <w:numPr>
+          <w:ilvl w:val="0"/>
+          <w:numId w:val="7"/>
+        </w:numPr>
+        <w:suppressLineNumbers w:val="0"/>
+        <w:spacing w:before="0" w:beforeAutospacing="1" w:after="0" w:afterAutospacing="1" w:line="360" w:lineRule="auto"/>
+        <w:ind w:left="860" w:leftChars="0" w:hanging="420" w:firstLineChars="0"/>
+        <w:jc w:val="both"/>
+        <w:rPr>
+          <w:rFonts w:hint="default" w:ascii="Times New Roman" w:hAnsi="Times New Roman" w:cs="Times New Roman"/>
+          <w:sz w:val="28"/>
+          <w:szCs w:val="28"/>
+        </w:rPr>
+      </w:pPr>
+    </w:p>
+    <w:p>
+      <w:pPr>
+        <w:pStyle w:val="3"/>
+        <w:keepNext w:val="0"/>
+        <w:keepLines w:val="0"/>
+        <w:widowControl/>
+        <w:suppressLineNumbers w:val="0"/>
+        <w:spacing w:line="360" w:lineRule="auto"/>
+        <w:jc w:val="center"/>
+        <w:rPr>
+          <w:rFonts w:hint="default" w:ascii="Times New Roman" w:hAnsi="Times New Roman" w:cs="Times New Roman"/>
+          <w:sz w:val="28"/>
+          <w:szCs w:val="28"/>
+        </w:rPr>
       </w:pPr>
       <w:r>
         <w:rPr>
@@ -2040,7 +3172,7 @@
           <w:sz w:val="28"/>
           <w:szCs w:val="28"/>
         </w:rPr>
-        <w:t>8. Основная программа для решения задачи 2</w:t>
+        <w:t>9. Объяснение результатов работы программы</w:t>
       </w:r>
     </w:p>
     <w:p>
@@ -2064,206 +3196,11 @@
           <w:sz w:val="28"/>
           <w:szCs w:val="28"/>
         </w:rPr>
-        <w:t>Программа:</w:t>
-      </w:r>
-    </w:p>
-    <w:p>
-      <w:pPr>
-        <w:keepNext w:val="0"/>
-        <w:keepLines w:val="0"/>
-        <w:widowControl/>
-        <w:numPr>
-          <w:ilvl w:val="0"/>
-          <w:numId w:val="7"/>
-        </w:numPr>
-        <w:suppressLineNumbers w:val="0"/>
-        <w:spacing w:before="0" w:beforeAutospacing="1" w:after="0" w:afterAutospacing="1" w:line="360" w:lineRule="auto"/>
-        <w:ind w:left="860" w:leftChars="0" w:hanging="420" w:firstLineChars="0"/>
-        <w:jc w:val="both"/>
-        <w:rPr>
-          <w:rFonts w:hint="default" w:ascii="Times New Roman" w:hAnsi="Times New Roman" w:cs="Times New Roman"/>
-          <w:sz w:val="28"/>
-          <w:szCs w:val="28"/>
-        </w:rPr>
-      </w:pPr>
-      <w:r>
-        <w:rPr>
-          <w:rFonts w:hint="default" w:ascii="Times New Roman" w:hAnsi="Times New Roman" w:cs="Times New Roman"/>
-          <w:sz w:val="28"/>
-          <w:szCs w:val="28"/>
-        </w:rPr>
-        <w:t xml:space="preserve">формирует список объектов Pair </w:t>
-      </w:r>
-    </w:p>
-    <w:p>
-      <w:pPr>
-        <w:keepNext w:val="0"/>
-        <w:keepLines w:val="0"/>
-        <w:widowControl/>
-        <w:numPr>
-          <w:ilvl w:val="0"/>
-          <w:numId w:val="7"/>
-        </w:numPr>
-        <w:suppressLineNumbers w:val="0"/>
-        <w:spacing w:before="0" w:beforeAutospacing="1" w:after="0" w:afterAutospacing="1" w:line="360" w:lineRule="auto"/>
-        <w:ind w:left="860" w:leftChars="0" w:hanging="420" w:firstLineChars="0"/>
-        <w:jc w:val="both"/>
-        <w:rPr>
-          <w:rFonts w:hint="default" w:ascii="Times New Roman" w:hAnsi="Times New Roman" w:cs="Times New Roman"/>
-          <w:sz w:val="28"/>
-          <w:szCs w:val="28"/>
-        </w:rPr>
-      </w:pPr>
-      <w:r>
-        <w:rPr>
-          <w:rFonts w:hint="default" w:ascii="Times New Roman" w:hAnsi="Times New Roman" w:cs="Times New Roman"/>
-          <w:sz w:val="28"/>
-          <w:szCs w:val="28"/>
-        </w:rPr>
-        <w:t xml:space="preserve">выполняет поиск и вставку </w:t>
-      </w:r>
-    </w:p>
-    <w:p>
-      <w:pPr>
-        <w:keepNext w:val="0"/>
-        <w:keepLines w:val="0"/>
-        <w:widowControl/>
-        <w:numPr>
-          <w:ilvl w:val="0"/>
-          <w:numId w:val="7"/>
-        </w:numPr>
-        <w:suppressLineNumbers w:val="0"/>
-        <w:spacing w:before="0" w:beforeAutospacing="1" w:after="0" w:afterAutospacing="1" w:line="360" w:lineRule="auto"/>
-        <w:ind w:left="860" w:leftChars="0" w:hanging="420" w:firstLineChars="0"/>
-        <w:jc w:val="both"/>
-        <w:rPr>
-          <w:rFonts w:hint="default" w:ascii="Times New Roman" w:hAnsi="Times New Roman" w:cs="Times New Roman"/>
-          <w:sz w:val="28"/>
-          <w:szCs w:val="28"/>
-        </w:rPr>
-      </w:pPr>
-      <w:r>
-        <w:rPr>
-          <w:rFonts w:hint="default" w:ascii="Times New Roman" w:hAnsi="Times New Roman" w:cs="Times New Roman"/>
-          <w:sz w:val="28"/>
-          <w:szCs w:val="28"/>
-        </w:rPr>
-        <w:t xml:space="preserve">удаляет элементы </w:t>
-      </w:r>
-    </w:p>
-    <w:p>
-      <w:pPr>
-        <w:keepNext w:val="0"/>
-        <w:keepLines w:val="0"/>
-        <w:widowControl/>
-        <w:numPr>
-          <w:ilvl w:val="0"/>
-          <w:numId w:val="7"/>
-        </w:numPr>
-        <w:suppressLineNumbers w:val="0"/>
-        <w:spacing w:before="0" w:beforeAutospacing="1" w:after="0" w:afterAutospacing="1" w:line="360" w:lineRule="auto"/>
-        <w:ind w:left="860" w:leftChars="0" w:hanging="420" w:firstLineChars="0"/>
-        <w:jc w:val="both"/>
-        <w:rPr>
-          <w:rFonts w:hint="default" w:ascii="Times New Roman" w:hAnsi="Times New Roman" w:cs="Times New Roman"/>
-          <w:sz w:val="28"/>
-          <w:szCs w:val="28"/>
-        </w:rPr>
-      </w:pPr>
-      <w:r>
-        <w:rPr>
-          <w:rFonts w:hint="default" w:ascii="Times New Roman" w:hAnsi="Times New Roman" w:cs="Times New Roman"/>
-          <w:sz w:val="28"/>
-          <w:szCs w:val="28"/>
-        </w:rPr>
-        <w:t xml:space="preserve">выполняет вычисления </w:t>
-      </w:r>
-    </w:p>
-    <w:p>
-      <w:pPr>
-        <w:keepNext w:val="0"/>
-        <w:keepLines w:val="0"/>
-        <w:widowControl/>
-        <w:numPr>
-          <w:ilvl w:val="0"/>
-          <w:numId w:val="7"/>
-        </w:numPr>
-        <w:suppressLineNumbers w:val="0"/>
-        <w:spacing w:before="0" w:beforeAutospacing="1" w:after="0" w:afterAutospacing="1" w:line="360" w:lineRule="auto"/>
-        <w:ind w:left="860" w:leftChars="0" w:hanging="420" w:firstLineChars="0"/>
-        <w:jc w:val="both"/>
-        <w:rPr>
-          <w:rFonts w:hint="default" w:ascii="Times New Roman" w:hAnsi="Times New Roman" w:cs="Times New Roman"/>
-          <w:sz w:val="28"/>
-          <w:szCs w:val="28"/>
-        </w:rPr>
-      </w:pPr>
-      <w:r>
-        <w:rPr>
-          <w:rFonts w:hint="default" w:ascii="Times New Roman" w:hAnsi="Times New Roman" w:cs="Times New Roman"/>
-          <w:sz w:val="28"/>
-          <w:szCs w:val="28"/>
-        </w:rPr>
-        <w:t xml:space="preserve">выводит результат </w:t>
-      </w:r>
-    </w:p>
-    <w:p>
-      <w:pPr>
-        <w:keepNext w:val="0"/>
-        <w:keepLines w:val="0"/>
-        <w:widowControl/>
-        <w:numPr>
-          <w:ilvl w:val="0"/>
-          <w:numId w:val="0"/>
-        </w:numPr>
-        <w:suppressLineNumbers w:val="0"/>
-        <w:spacing w:before="0" w:beforeAutospacing="1" w:after="0" w:afterAutospacing="1" w:line="360" w:lineRule="auto"/>
-        <w:jc w:val="both"/>
-        <w:rPr>
-          <w:rFonts w:hint="default" w:ascii="Times New Roman" w:hAnsi="Times New Roman" w:cs="Times New Roman"/>
-          <w:sz w:val="28"/>
-          <w:szCs w:val="28"/>
-        </w:rPr>
-      </w:pPr>
-    </w:p>
-    <w:p>
-      <w:pPr>
-        <w:pStyle w:val="3"/>
-        <w:keepNext w:val="0"/>
-        <w:keepLines w:val="0"/>
-        <w:widowControl/>
-        <w:suppressLineNumbers w:val="0"/>
-        <w:spacing w:line="360" w:lineRule="auto"/>
-        <w:jc w:val="center"/>
-      </w:pPr>
-      <w:r>
-        <w:rPr>
-          <w:rFonts w:hint="default" w:ascii="Times New Roman" w:hAnsi="Times New Roman" w:cs="Times New Roman"/>
-          <w:b/>
-          <w:bCs/>
-          <w:color w:val="auto"/>
-          <w:sz w:val="28"/>
-          <w:szCs w:val="28"/>
-        </w:rPr>
-        <w:t>9. Объяснение результатов работы программы</w:t>
-      </w:r>
-    </w:p>
-    <w:p>
-      <w:pPr>
-        <w:pStyle w:val="22"/>
-        <w:keepNext w:val="0"/>
-        <w:keepLines w:val="0"/>
-        <w:widowControl/>
-        <w:suppressLineNumbers w:val="0"/>
-        <w:spacing w:line="360" w:lineRule="auto"/>
-        <w:jc w:val="both"/>
-      </w:pPr>
-      <w:r>
         <w:drawing>
           <wp:inline distT="0" distB="0" distL="114300" distR="114300">
-            <wp:extent cx="5828665" cy="2322195"/>
-            <wp:effectExtent l="0" t="0" r="0" b="0"/>
-            <wp:docPr id="5" name="Изображение 19"/>
+            <wp:extent cx="5847080" cy="2638425"/>
+            <wp:effectExtent l="0" t="0" r="1270" b="9525"/>
+            <wp:docPr id="11" name="Изображение 4"/>
             <wp:cNvGraphicFramePr>
               <a:graphicFrameLocks xmlns:a="http://schemas.openxmlformats.org/drawingml/2006/main" noChangeAspect="1"/>
             </wp:cNvGraphicFramePr>
@@ -2271,14 +3208,13 @@
               <a:graphicData uri="http://schemas.openxmlformats.org/drawingml/2006/picture">
                 <pic:pic xmlns:pic="http://schemas.openxmlformats.org/drawingml/2006/picture">
                   <pic:nvPicPr>
-                    <pic:cNvPr id="5" name="Изображение 19"/>
+                    <pic:cNvPr id="11" name="Изображение 4"/>
                     <pic:cNvPicPr>
                       <a:picLocks noChangeAspect="1"/>
                     </pic:cNvPicPr>
                   </pic:nvPicPr>
                   <pic:blipFill>
                     <a:blip r:embed="rId9"/>
-                    <a:srcRect t="41394"/>
                     <a:stretch>
                       <a:fillRect/>
                     </a:stretch>
@@ -2286,7 +3222,7 @@
                   <pic:spPr>
                     <a:xfrm>
                       <a:off x="0" y="0"/>
-                      <a:ext cx="5828665" cy="2322195"/>
+                      <a:ext cx="5847080" cy="2638425"/>
                     </a:xfrm>
                     <a:prstGeom prst="rect">
                       <a:avLst/>
@@ -2305,110 +3241,142 @@
     </w:p>
     <w:p>
       <w:pPr>
-        <w:pStyle w:val="22"/>
-        <w:keepNext w:val="0"/>
-        <w:keepLines w:val="0"/>
-        <w:widowControl/>
-        <w:suppressLineNumbers w:val="0"/>
-        <w:spacing w:line="360" w:lineRule="auto"/>
-        <w:jc w:val="both"/>
-        <w:rPr>
-          <w:rFonts w:hint="default" w:ascii="Times New Roman" w:hAnsi="Times New Roman" w:cs="Times New Roman"/>
-          <w:sz w:val="28"/>
-          <w:szCs w:val="28"/>
-        </w:rPr>
-      </w:pPr>
-      <w:r>
-        <w:rPr>
-          <w:rFonts w:hint="default" w:ascii="Times New Roman" w:hAnsi="Times New Roman" w:cs="Times New Roman"/>
-          <w:sz w:val="28"/>
-          <w:szCs w:val="28"/>
-        </w:rPr>
-        <w:t>Программа корректно работает со списком:</w:t>
-      </w:r>
-    </w:p>
-    <w:p>
-      <w:pPr>
-        <w:keepNext w:val="0"/>
-        <w:keepLines w:val="0"/>
-        <w:widowControl/>
-        <w:numPr>
-          <w:ilvl w:val="0"/>
-          <w:numId w:val="7"/>
-        </w:numPr>
-        <w:suppressLineNumbers w:val="0"/>
-        <w:spacing w:before="0" w:beforeAutospacing="1" w:after="0" w:afterAutospacing="1" w:line="360" w:lineRule="auto"/>
-        <w:ind w:left="860" w:leftChars="0" w:hanging="420" w:firstLineChars="0"/>
-        <w:jc w:val="both"/>
-        <w:rPr>
-          <w:rFonts w:hint="default" w:ascii="Times New Roman" w:hAnsi="Times New Roman" w:cs="Times New Roman"/>
-          <w:sz w:val="28"/>
-          <w:szCs w:val="28"/>
-        </w:rPr>
-      </w:pPr>
-      <w:r>
-        <w:rPr>
-          <w:rFonts w:hint="default" w:ascii="Times New Roman" w:hAnsi="Times New Roman" w:cs="Times New Roman"/>
-          <w:sz w:val="28"/>
-          <w:szCs w:val="28"/>
-        </w:rPr>
-        <w:t xml:space="preserve">поиск осуществляется по перегруженному оператору </w:t>
-      </w:r>
-    </w:p>
-    <w:p>
-      <w:pPr>
-        <w:keepNext w:val="0"/>
-        <w:keepLines w:val="0"/>
-        <w:widowControl/>
-        <w:numPr>
-          <w:ilvl w:val="0"/>
-          <w:numId w:val="7"/>
-        </w:numPr>
-        <w:suppressLineNumbers w:val="0"/>
-        <w:spacing w:before="0" w:beforeAutospacing="1" w:after="0" w:afterAutospacing="1" w:line="360" w:lineRule="auto"/>
-        <w:ind w:left="860" w:leftChars="0" w:hanging="420" w:firstLineChars="0"/>
-        <w:jc w:val="both"/>
-        <w:rPr>
-          <w:rFonts w:hint="default" w:ascii="Times New Roman" w:hAnsi="Times New Roman" w:cs="Times New Roman"/>
-          <w:sz w:val="28"/>
-          <w:szCs w:val="28"/>
-        </w:rPr>
-      </w:pPr>
-      <w:r>
-        <w:rPr>
-          <w:rFonts w:hint="default" w:ascii="Times New Roman" w:hAnsi="Times New Roman" w:cs="Times New Roman"/>
-          <w:sz w:val="28"/>
-          <w:szCs w:val="28"/>
-        </w:rPr>
-        <w:t xml:space="preserve">операции выполняются для пользовательского типа </w:t>
-      </w:r>
-    </w:p>
-    <w:p>
-      <w:pPr>
-        <w:keepNext w:val="0"/>
-        <w:keepLines w:val="0"/>
-        <w:widowControl/>
-        <w:numPr>
-          <w:ilvl w:val="0"/>
-          <w:numId w:val="7"/>
-        </w:numPr>
-        <w:suppressLineNumbers w:val="0"/>
-        <w:spacing w:before="0" w:beforeAutospacing="1" w:after="0" w:afterAutospacing="1" w:line="360" w:lineRule="auto"/>
-        <w:ind w:left="860" w:leftChars="0" w:hanging="420" w:firstLineChars="0"/>
-        <w:jc w:val="both"/>
-        <w:rPr>
-          <w:rFonts w:hint="default" w:ascii="Times New Roman" w:hAnsi="Times New Roman" w:cs="Times New Roman"/>
-          <w:sz w:val="28"/>
-          <w:szCs w:val="28"/>
-        </w:rPr>
-      </w:pPr>
-      <w:r>
-        <w:rPr>
-          <w:rFonts w:hint="default" w:ascii="Times New Roman" w:hAnsi="Times New Roman" w:cs="Times New Roman"/>
-          <w:sz w:val="28"/>
-          <w:szCs w:val="28"/>
-        </w:rPr>
-        <w:t xml:space="preserve">результат соответствует заданию </w:t>
+        <w:pStyle w:val="3"/>
+        <w:keepNext w:val="0"/>
+        <w:keepLines w:val="0"/>
+        <w:widowControl/>
+        <w:suppressLineNumbers w:val="0"/>
+        <w:spacing w:line="360" w:lineRule="auto"/>
+        <w:ind w:firstLine="708" w:firstLineChars="0"/>
+        <w:jc w:val="both"/>
+        <w:rPr>
+          <w:rFonts w:hint="default" w:ascii="Times New Roman" w:hAnsi="Times New Roman" w:cs="Times New Roman"/>
+          <w:sz w:val="28"/>
+          <w:szCs w:val="28"/>
+        </w:rPr>
+      </w:pPr>
+      <w:r>
+        <w:rPr>
+          <w:rFonts w:hint="default" w:ascii="Times New Roman" w:hAnsi="Times New Roman" w:cs="Times New Roman"/>
+          <w:color w:val="auto"/>
+          <w:sz w:val="28"/>
+          <w:szCs w:val="28"/>
+        </w:rPr>
+        <w:t>В программе формируется контейнер deque&lt;Pair&gt;, содержащий пары значений.</w:t>
+      </w:r>
+      <w:r>
+        <w:rPr>
+          <w:rFonts w:hint="default" w:ascii="Times New Roman" w:hAnsi="Times New Roman" w:cs="Times New Roman"/>
+          <w:color w:val="auto"/>
+          <w:sz w:val="28"/>
+          <w:szCs w:val="28"/>
+          <w:lang w:val="ru-RU"/>
+        </w:rPr>
+        <w:t xml:space="preserve"> </w:t>
+      </w:r>
+      <w:r>
+        <w:rPr>
+          <w:rFonts w:hint="default" w:ascii="Times New Roman" w:hAnsi="Times New Roman" w:cs="Times New Roman"/>
+          <w:color w:val="auto"/>
+          <w:sz w:val="28"/>
+          <w:szCs w:val="28"/>
+        </w:rPr>
+        <w:t>Определяется максимальный элемент по полю first и добавляется в контейнер.</w:t>
+      </w:r>
+      <w:r>
+        <w:rPr>
+          <w:rFonts w:hint="default" w:ascii="Times New Roman" w:hAnsi="Times New Roman" w:cs="Times New Roman"/>
+          <w:color w:val="auto"/>
+          <w:sz w:val="28"/>
+          <w:szCs w:val="28"/>
+          <w:lang w:val="ru-RU"/>
+        </w:rPr>
+        <w:t xml:space="preserve"> </w:t>
+      </w:r>
+      <w:r>
+        <w:rPr>
+          <w:rFonts w:hint="default" w:ascii="Times New Roman" w:hAnsi="Times New Roman" w:cs="Times New Roman"/>
+          <w:color w:val="auto"/>
+          <w:sz w:val="28"/>
+          <w:szCs w:val="28"/>
+        </w:rPr>
+        <w:t>Далее удаляются элементы, у которых значение first находится в заданном диапазоне.</w:t>
+      </w:r>
+      <w:r>
+        <w:rPr>
+          <w:rFonts w:hint="default" w:ascii="Times New Roman" w:hAnsi="Times New Roman" w:cs="Times New Roman"/>
+          <w:color w:val="auto"/>
+          <w:sz w:val="28"/>
+          <w:szCs w:val="28"/>
+          <w:lang w:val="ru-RU"/>
+        </w:rPr>
+        <w:t xml:space="preserve"> </w:t>
+      </w:r>
+      <w:r>
+        <w:rPr>
+          <w:rFonts w:hint="default" w:ascii="Times New Roman" w:hAnsi="Times New Roman" w:cs="Times New Roman"/>
+          <w:color w:val="auto"/>
+          <w:sz w:val="28"/>
+          <w:szCs w:val="28"/>
+        </w:rPr>
+        <w:t>После это</w:t>
+      </w:r>
+      <w:r>
+        <w:rPr>
+          <w:rFonts w:hint="default" w:ascii="Times New Roman" w:hAnsi="Times New Roman" w:cs="Times New Roman"/>
+          <w:color w:val="auto"/>
+          <w:sz w:val="28"/>
+          <w:szCs w:val="28"/>
+          <w:lang w:val="ru-RU"/>
+        </w:rPr>
+        <w:t>г</w:t>
+      </w:r>
+      <w:r>
+        <w:rPr>
+          <w:rFonts w:hint="default" w:ascii="Times New Roman" w:hAnsi="Times New Roman" w:cs="Times New Roman"/>
+          <w:color w:val="auto"/>
+          <w:sz w:val="28"/>
+          <w:szCs w:val="28"/>
+        </w:rPr>
+        <w:t>о вычисляется среднее значение элементов, которое прибавляется</w:t>
+      </w:r>
+      <w:r>
+        <w:rPr>
+          <w:rFonts w:hint="default" w:ascii="Times New Roman" w:hAnsi="Times New Roman" w:cs="Times New Roman"/>
+          <w:color w:val="auto"/>
+          <w:sz w:val="28"/>
+          <w:szCs w:val="28"/>
+          <w:lang w:val="ru-RU"/>
+        </w:rPr>
+        <w:t xml:space="preserve"> </w:t>
+      </w:r>
+      <w:r>
+        <w:rPr>
+          <w:rFonts w:hint="default" w:ascii="Times New Roman" w:hAnsi="Times New Roman" w:cs="Times New Roman"/>
+          <w:color w:val="auto"/>
+          <w:sz w:val="28"/>
+          <w:szCs w:val="28"/>
+        </w:rPr>
+        <w:t>к каждому элементу контейнера.</w:t>
+      </w:r>
+      <w:r>
+        <w:rPr>
+          <w:rFonts w:hint="default" w:ascii="Times New Roman" w:hAnsi="Times New Roman" w:cs="Times New Roman"/>
+          <w:color w:val="auto"/>
+          <w:sz w:val="28"/>
+          <w:szCs w:val="28"/>
+          <w:lang w:val="ru-RU"/>
+        </w:rPr>
+        <w:t xml:space="preserve"> </w:t>
+      </w:r>
+      <w:r>
+        <w:rPr>
+          <w:rFonts w:hint="default" w:ascii="Times New Roman" w:hAnsi="Times New Roman" w:cs="Times New Roman"/>
+          <w:color w:val="auto"/>
+          <w:sz w:val="28"/>
+          <w:szCs w:val="28"/>
+        </w:rPr>
+        <w:t>В результате формируется обновлённый контейнер, который выводится на экран.</w:t>
       </w:r>
     </w:p>
     <w:p>
@@ -2427,6 +3395,7 @@
           <w:color w:val="auto"/>
           <w:sz w:val="28"/>
           <w:szCs w:val="28"/>
+          <w:lang w:val="ru-RU"/>
         </w:rPr>
       </w:pPr>
       <w:r>
@@ -2438,160 +3407,9 @@
           <w:sz w:val="28"/>
           <w:szCs w:val="28"/>
         </w:rPr>
-        <w:t>10. Описание параметризированного класса для решения задачи 3</w:t>
-      </w:r>
-    </w:p>
-    <w:p>
-      <w:pPr>
-        <w:pStyle w:val="22"/>
-        <w:keepNext w:val="0"/>
-        <w:keepLines w:val="0"/>
-        <w:widowControl/>
-        <w:suppressLineNumbers w:val="0"/>
-        <w:spacing w:line="360" w:lineRule="auto"/>
-        <w:jc w:val="both"/>
-        <w:rPr>
-          <w:rFonts w:hint="default" w:ascii="Times New Roman" w:hAnsi="Times New Roman" w:cs="Times New Roman"/>
-          <w:sz w:val="28"/>
-          <w:szCs w:val="28"/>
-        </w:rPr>
-      </w:pPr>
-      <w:r>
-        <w:rPr>
-          <w:rFonts w:hint="default" w:ascii="Times New Roman" w:hAnsi="Times New Roman" w:cs="Times New Roman"/>
-          <w:sz w:val="28"/>
-          <w:szCs w:val="28"/>
-        </w:rPr>
-        <w:t xml:space="preserve">Создан шаблонный класс </w:t>
-      </w:r>
-      <w:r>
-        <w:rPr>
-          <w:rStyle w:val="15"/>
-          <w:rFonts w:hint="default" w:ascii="Times New Roman" w:hAnsi="Times New Roman" w:cs="Times New Roman"/>
-          <w:sz w:val="28"/>
-          <w:szCs w:val="28"/>
-        </w:rPr>
-        <w:t>Vector&lt;T&gt;</w:t>
-      </w:r>
-      <w:r>
-        <w:rPr>
-          <w:rFonts w:hint="default" w:ascii="Times New Roman" w:hAnsi="Times New Roman" w:cs="Times New Roman"/>
-          <w:sz w:val="28"/>
-          <w:szCs w:val="28"/>
-        </w:rPr>
-        <w:t>, который:</w:t>
-      </w:r>
-    </w:p>
-    <w:p>
-      <w:pPr>
-        <w:keepNext w:val="0"/>
-        <w:keepLines w:val="0"/>
-        <w:widowControl/>
-        <w:numPr>
-          <w:ilvl w:val="0"/>
-          <w:numId w:val="7"/>
-        </w:numPr>
-        <w:suppressLineNumbers w:val="0"/>
-        <w:spacing w:before="0" w:beforeAutospacing="1" w:after="0" w:afterAutospacing="1" w:line="360" w:lineRule="auto"/>
-        <w:ind w:left="860" w:leftChars="0" w:hanging="420" w:firstLineChars="0"/>
-        <w:jc w:val="both"/>
-        <w:rPr>
-          <w:rFonts w:hint="default" w:ascii="Times New Roman" w:hAnsi="Times New Roman" w:cs="Times New Roman"/>
-          <w:sz w:val="28"/>
-          <w:szCs w:val="28"/>
-        </w:rPr>
-      </w:pPr>
-      <w:r>
-        <w:rPr>
-          <w:rFonts w:hint="default" w:ascii="Times New Roman" w:hAnsi="Times New Roman" w:cs="Times New Roman"/>
-          <w:sz w:val="28"/>
-          <w:szCs w:val="28"/>
-        </w:rPr>
-        <w:t xml:space="preserve">хранит элементы в контейнере vector </w:t>
-      </w:r>
-    </w:p>
-    <w:p>
-      <w:pPr>
-        <w:keepNext w:val="0"/>
-        <w:keepLines w:val="0"/>
-        <w:widowControl/>
-        <w:numPr>
-          <w:ilvl w:val="0"/>
-          <w:numId w:val="7"/>
-        </w:numPr>
-        <w:suppressLineNumbers w:val="0"/>
-        <w:spacing w:before="0" w:beforeAutospacing="1" w:after="0" w:afterAutospacing="1" w:line="360" w:lineRule="auto"/>
-        <w:ind w:left="860" w:leftChars="0" w:hanging="420" w:firstLineChars="0"/>
-        <w:jc w:val="both"/>
-        <w:rPr>
-          <w:rFonts w:hint="default" w:ascii="Times New Roman" w:hAnsi="Times New Roman" w:cs="Times New Roman"/>
-          <w:sz w:val="28"/>
-          <w:szCs w:val="28"/>
-        </w:rPr>
-      </w:pPr>
-      <w:r>
-        <w:rPr>
-          <w:rFonts w:hint="default" w:ascii="Times New Roman" w:hAnsi="Times New Roman" w:cs="Times New Roman"/>
-          <w:sz w:val="28"/>
-          <w:szCs w:val="28"/>
-        </w:rPr>
-        <w:t xml:space="preserve">позволяет работать с различными типами данных </w:t>
-      </w:r>
-    </w:p>
-    <w:p>
-      <w:pPr>
-        <w:keepNext w:val="0"/>
-        <w:keepLines w:val="0"/>
-        <w:widowControl/>
-        <w:suppressLineNumbers w:val="0"/>
-        <w:spacing w:line="360" w:lineRule="auto"/>
-        <w:jc w:val="both"/>
-        <w:rPr>
-          <w:rFonts w:hint="default" w:ascii="Times New Roman" w:hAnsi="Times New Roman" w:cs="Times New Roman"/>
-          <w:sz w:val="28"/>
-          <w:szCs w:val="28"/>
-        </w:rPr>
-      </w:pPr>
-    </w:p>
-    <w:p>
-      <w:pPr>
-        <w:keepNext w:val="0"/>
-        <w:keepLines w:val="0"/>
-        <w:widowControl/>
-        <w:suppressLineNumbers w:val="0"/>
-        <w:spacing w:line="360" w:lineRule="auto"/>
-        <w:jc w:val="both"/>
-        <w:rPr>
-          <w:rFonts w:hint="default" w:ascii="Times New Roman" w:hAnsi="Times New Roman" w:cs="Times New Roman"/>
-          <w:sz w:val="28"/>
-          <w:szCs w:val="28"/>
-        </w:rPr>
-      </w:pPr>
-    </w:p>
-    <w:p>
-      <w:pPr>
-        <w:keepNext w:val="0"/>
-        <w:keepLines w:val="0"/>
-        <w:widowControl/>
-        <w:suppressLineNumbers w:val="0"/>
-        <w:spacing w:line="360" w:lineRule="auto"/>
-        <w:jc w:val="both"/>
-        <w:rPr>
-          <w:rFonts w:hint="default" w:ascii="Times New Roman" w:hAnsi="Times New Roman" w:cs="Times New Roman"/>
-          <w:sz w:val="28"/>
-          <w:szCs w:val="28"/>
-        </w:rPr>
-      </w:pPr>
-    </w:p>
-    <w:p>
-      <w:pPr>
-        <w:pStyle w:val="3"/>
-        <w:keepNext w:val="0"/>
-        <w:keepLines w:val="0"/>
-        <w:widowControl/>
-        <w:suppressLineNumbers w:val="0"/>
-        <w:spacing w:line="360" w:lineRule="auto"/>
-        <w:jc w:val="center"/>
+        <w:t xml:space="preserve">10. Описание параметризированного класса </w:t>
+      </w:r>
+      <w:r>
         <w:rPr>
           <w:rFonts w:hint="default" w:ascii="Times New Roman" w:hAnsi="Times New Roman" w:cs="Times New Roman"/>
           <w:b/>
@@ -2599,9 +3417,175 @@
           <w:color w:val="auto"/>
           <w:sz w:val="28"/>
           <w:szCs w:val="28"/>
-        </w:rPr>
-      </w:pPr>
-      <w:r>
+          <w:lang w:val="en-US"/>
+        </w:rPr>
+        <w:t>List</w:t>
+      </w:r>
+    </w:p>
+    <w:p>
+      <w:pPr>
+        <w:keepNext w:val="0"/>
+        <w:keepLines w:val="0"/>
+        <w:widowControl/>
+        <w:suppressLineNumbers w:val="0"/>
+        <w:spacing w:line="360" w:lineRule="auto"/>
+        <w:jc w:val="both"/>
+        <w:rPr>
+          <w:rFonts w:hint="default" w:ascii="Times New Roman" w:hAnsi="Times New Roman" w:cs="Times New Roman"/>
+          <w:sz w:val="28"/>
+          <w:szCs w:val="28"/>
+        </w:rPr>
+      </w:pPr>
+      <w:r>
+        <w:rPr>
+          <w:rFonts w:hint="default" w:ascii="Times New Roman" w:hAnsi="Times New Roman" w:cs="Times New Roman"/>
+          <w:sz w:val="28"/>
+          <w:szCs w:val="28"/>
+        </w:rPr>
+        <w:t>Класс List&lt;T&gt; представляет собой параметризованный односвязный список.</w:t>
+      </w:r>
+    </w:p>
+    <w:p>
+      <w:pPr>
+        <w:keepNext w:val="0"/>
+        <w:keepLines w:val="0"/>
+        <w:widowControl/>
+        <w:suppressLineNumbers w:val="0"/>
+        <w:spacing w:line="360" w:lineRule="auto"/>
+        <w:jc w:val="both"/>
+        <w:rPr>
+          <w:rFonts w:hint="default" w:ascii="Times New Roman" w:hAnsi="Times New Roman" w:cs="Times New Roman"/>
+          <w:sz w:val="28"/>
+          <w:szCs w:val="28"/>
+        </w:rPr>
+      </w:pPr>
+      <w:r>
+        <w:rPr>
+          <w:rFonts w:hint="default" w:ascii="Times New Roman" w:hAnsi="Times New Roman" w:cs="Times New Roman"/>
+          <w:sz w:val="28"/>
+          <w:szCs w:val="28"/>
+        </w:rPr>
+        <w:t>Список реализован с использованием узлов (Node), содержащих:</w:t>
+      </w:r>
+    </w:p>
+    <w:p>
+      <w:pPr>
+        <w:keepNext w:val="0"/>
+        <w:keepLines w:val="0"/>
+        <w:widowControl/>
+        <w:numPr>
+          <w:ilvl w:val="0"/>
+          <w:numId w:val="7"/>
+        </w:numPr>
+        <w:suppressLineNumbers w:val="0"/>
+        <w:spacing w:line="360" w:lineRule="auto"/>
+        <w:ind w:left="860" w:leftChars="0" w:hanging="420" w:firstLineChars="0"/>
+        <w:jc w:val="both"/>
+        <w:rPr>
+          <w:rFonts w:hint="default" w:ascii="Times New Roman" w:hAnsi="Times New Roman" w:cs="Times New Roman"/>
+          <w:sz w:val="28"/>
+          <w:szCs w:val="28"/>
+        </w:rPr>
+      </w:pPr>
+      <w:r>
+        <w:rPr>
+          <w:rFonts w:hint="default" w:ascii="Times New Roman" w:hAnsi="Times New Roman" w:cs="Times New Roman"/>
+          <w:sz w:val="28"/>
+          <w:szCs w:val="28"/>
+        </w:rPr>
+        <w:t>данные</w:t>
+      </w:r>
+    </w:p>
+    <w:p>
+      <w:pPr>
+        <w:keepNext w:val="0"/>
+        <w:keepLines w:val="0"/>
+        <w:widowControl/>
+        <w:numPr>
+          <w:ilvl w:val="0"/>
+          <w:numId w:val="7"/>
+        </w:numPr>
+        <w:suppressLineNumbers w:val="0"/>
+        <w:spacing w:line="360" w:lineRule="auto"/>
+        <w:ind w:left="860" w:leftChars="0" w:hanging="420" w:firstLineChars="0"/>
+        <w:jc w:val="both"/>
+        <w:rPr>
+          <w:rFonts w:hint="default" w:ascii="Times New Roman" w:hAnsi="Times New Roman" w:cs="Times New Roman"/>
+          <w:sz w:val="28"/>
+          <w:szCs w:val="28"/>
+        </w:rPr>
+      </w:pPr>
+      <w:r>
+        <w:rPr>
+          <w:rFonts w:hint="default" w:ascii="Times New Roman" w:hAnsi="Times New Roman" w:cs="Times New Roman"/>
+          <w:sz w:val="28"/>
+          <w:szCs w:val="28"/>
+        </w:rPr>
+        <w:t>указатель на следующий элемент</w:t>
+      </w:r>
+    </w:p>
+    <w:p>
+      <w:pPr>
+        <w:keepNext w:val="0"/>
+        <w:keepLines w:val="0"/>
+        <w:widowControl/>
+        <w:suppressLineNumbers w:val="0"/>
+        <w:spacing w:line="360" w:lineRule="auto"/>
+        <w:jc w:val="both"/>
+        <w:rPr>
+          <w:rFonts w:hint="default" w:ascii="Times New Roman" w:hAnsi="Times New Roman" w:cs="Times New Roman"/>
+          <w:sz w:val="28"/>
+          <w:szCs w:val="28"/>
+        </w:rPr>
+      </w:pPr>
+      <w:r>
+        <w:rPr>
+          <w:rFonts w:hint="default" w:ascii="Times New Roman" w:hAnsi="Times New Roman" w:cs="Times New Roman"/>
+          <w:sz w:val="28"/>
+          <w:szCs w:val="28"/>
+        </w:rPr>
+        <w:t>Класс обеспечивает динамическое управление памятью.</w:t>
+      </w:r>
+    </w:p>
+    <w:p>
+      <w:pPr>
+        <w:keepNext w:val="0"/>
+        <w:keepLines w:val="0"/>
+        <w:widowControl/>
+        <w:suppressLineNumbers w:val="0"/>
+        <w:spacing w:line="360" w:lineRule="auto"/>
+        <w:jc w:val="both"/>
+        <w:rPr>
+          <w:rFonts w:hint="default" w:ascii="Times New Roman" w:hAnsi="Times New Roman" w:cs="Times New Roman"/>
+          <w:sz w:val="28"/>
+          <w:szCs w:val="28"/>
+        </w:rPr>
+      </w:pPr>
+    </w:p>
+    <w:p>
+      <w:pPr>
+        <w:keepNext w:val="0"/>
+        <w:keepLines w:val="0"/>
+        <w:widowControl/>
+        <w:suppressLineNumbers w:val="0"/>
+        <w:spacing w:line="360" w:lineRule="auto"/>
+        <w:jc w:val="both"/>
+        <w:rPr>
+          <w:rFonts w:hint="default" w:ascii="Times New Roman" w:hAnsi="Times New Roman" w:cs="Times New Roman"/>
+          <w:sz w:val="28"/>
+          <w:szCs w:val="28"/>
+        </w:rPr>
+      </w:pPr>
+    </w:p>
+    <w:p>
+      <w:pPr>
+        <w:pStyle w:val="3"/>
+        <w:keepNext w:val="0"/>
+        <w:keepLines w:val="0"/>
+        <w:widowControl/>
+        <w:suppressLineNumbers w:val="0"/>
+        <w:spacing w:line="360" w:lineRule="auto"/>
+        <w:jc w:val="center"/>
         <w:rPr>
           <w:rFonts w:hint="default" w:ascii="Times New Roman" w:hAnsi="Times New Roman" w:cs="Times New Roman"/>
           <w:b/>
@@ -2610,197 +3594,8 @@
           <w:sz w:val="28"/>
           <w:szCs w:val="28"/>
         </w:rPr>
-        <w:t>11. Определение методов и операций</w:t>
-      </w:r>
-    </w:p>
-    <w:p>
-      <w:pPr>
-        <w:pStyle w:val="22"/>
-        <w:keepNext w:val="0"/>
-        <w:keepLines w:val="0"/>
-        <w:widowControl/>
-        <w:suppressLineNumbers w:val="0"/>
-        <w:spacing w:line="360" w:lineRule="auto"/>
-        <w:jc w:val="both"/>
-        <w:rPr>
-          <w:rFonts w:hint="default" w:ascii="Times New Roman" w:hAnsi="Times New Roman" w:cs="Times New Roman"/>
-          <w:sz w:val="28"/>
-          <w:szCs w:val="28"/>
-        </w:rPr>
-      </w:pPr>
-      <w:r>
-        <w:rPr>
-          <w:rFonts w:hint="default" w:ascii="Times New Roman" w:hAnsi="Times New Roman" w:cs="Times New Roman"/>
-          <w:sz w:val="28"/>
-          <w:szCs w:val="28"/>
-        </w:rPr>
-        <w:t>Методы класса:</w:t>
-      </w:r>
-    </w:p>
-    <w:p>
-      <w:pPr>
-        <w:keepNext w:val="0"/>
-        <w:keepLines w:val="0"/>
-        <w:widowControl/>
-        <w:numPr>
-          <w:ilvl w:val="0"/>
-          <w:numId w:val="7"/>
-        </w:numPr>
-        <w:suppressLineNumbers w:val="0"/>
-        <w:spacing w:before="0" w:beforeAutospacing="1" w:after="0" w:afterAutospacing="1" w:line="360" w:lineRule="auto"/>
-        <w:ind w:left="860" w:leftChars="0" w:hanging="420" w:firstLineChars="0"/>
-        <w:jc w:val="both"/>
-        <w:rPr>
-          <w:rFonts w:hint="default" w:ascii="Times New Roman" w:hAnsi="Times New Roman" w:cs="Times New Roman"/>
-          <w:sz w:val="28"/>
-          <w:szCs w:val="28"/>
-        </w:rPr>
-      </w:pPr>
-      <w:r>
-        <w:rPr>
-          <w:rFonts w:hint="default" w:ascii="Times New Roman" w:hAnsi="Times New Roman" w:cs="Times New Roman"/>
-          <w:sz w:val="28"/>
-          <w:szCs w:val="28"/>
-        </w:rPr>
-        <w:t xml:space="preserve">вычисление среднего значения </w:t>
-      </w:r>
-    </w:p>
-    <w:p>
-      <w:pPr>
-        <w:keepNext w:val="0"/>
-        <w:keepLines w:val="0"/>
-        <w:widowControl/>
-        <w:numPr>
-          <w:ilvl w:val="0"/>
-          <w:numId w:val="7"/>
-        </w:numPr>
-        <w:suppressLineNumbers w:val="0"/>
-        <w:spacing w:before="0" w:beforeAutospacing="1" w:after="0" w:afterAutospacing="1" w:line="360" w:lineRule="auto"/>
-        <w:ind w:left="860" w:leftChars="0" w:hanging="420" w:firstLineChars="0"/>
-        <w:jc w:val="both"/>
-        <w:rPr>
-          <w:rFonts w:hint="default" w:ascii="Times New Roman" w:hAnsi="Times New Roman" w:cs="Times New Roman"/>
-          <w:sz w:val="28"/>
-          <w:szCs w:val="28"/>
-        </w:rPr>
-      </w:pPr>
-      <w:r>
-        <w:rPr>
-          <w:rFonts w:hint="default" w:ascii="Times New Roman" w:hAnsi="Times New Roman" w:cs="Times New Roman"/>
-          <w:sz w:val="28"/>
-          <w:szCs w:val="28"/>
-        </w:rPr>
-        <w:t xml:space="preserve">добавление элемента </w:t>
-      </w:r>
-    </w:p>
-    <w:p>
-      <w:pPr>
-        <w:keepNext w:val="0"/>
-        <w:keepLines w:val="0"/>
-        <w:widowControl/>
-        <w:numPr>
-          <w:ilvl w:val="0"/>
-          <w:numId w:val="7"/>
-        </w:numPr>
-        <w:suppressLineNumbers w:val="0"/>
-        <w:spacing w:before="0" w:beforeAutospacing="1" w:after="0" w:afterAutospacing="1" w:line="360" w:lineRule="auto"/>
-        <w:ind w:left="860" w:leftChars="0" w:hanging="420" w:firstLineChars="0"/>
-        <w:jc w:val="both"/>
-        <w:rPr>
-          <w:rFonts w:hint="default" w:ascii="Times New Roman" w:hAnsi="Times New Roman" w:cs="Times New Roman"/>
-          <w:sz w:val="28"/>
-          <w:szCs w:val="28"/>
-        </w:rPr>
-      </w:pPr>
-      <w:r>
-        <w:rPr>
-          <w:rFonts w:hint="default" w:ascii="Times New Roman" w:hAnsi="Times New Roman" w:cs="Times New Roman"/>
-          <w:sz w:val="28"/>
-          <w:szCs w:val="28"/>
-        </w:rPr>
-        <w:t xml:space="preserve">поиск максимального элемента </w:t>
-      </w:r>
-    </w:p>
-    <w:p>
-      <w:pPr>
-        <w:keepNext w:val="0"/>
-        <w:keepLines w:val="0"/>
-        <w:widowControl/>
-        <w:numPr>
-          <w:ilvl w:val="0"/>
-          <w:numId w:val="7"/>
-        </w:numPr>
-        <w:suppressLineNumbers w:val="0"/>
-        <w:spacing w:before="0" w:beforeAutospacing="1" w:after="0" w:afterAutospacing="1" w:line="360" w:lineRule="auto"/>
-        <w:ind w:left="860" w:leftChars="0" w:hanging="420" w:firstLineChars="0"/>
-        <w:jc w:val="both"/>
-        <w:rPr>
-          <w:rFonts w:hint="default" w:ascii="Times New Roman" w:hAnsi="Times New Roman" w:cs="Times New Roman"/>
-          <w:sz w:val="28"/>
-          <w:szCs w:val="28"/>
-        </w:rPr>
-      </w:pPr>
-      <w:r>
-        <w:rPr>
-          <w:rFonts w:hint="default" w:ascii="Times New Roman" w:hAnsi="Times New Roman" w:cs="Times New Roman"/>
-          <w:sz w:val="28"/>
-          <w:szCs w:val="28"/>
-        </w:rPr>
-        <w:t xml:space="preserve">удаление элемента </w:t>
-      </w:r>
-    </w:p>
-    <w:p>
-      <w:pPr>
-        <w:keepNext w:val="0"/>
-        <w:keepLines w:val="0"/>
-        <w:widowControl/>
-        <w:numPr>
-          <w:ilvl w:val="0"/>
-          <w:numId w:val="7"/>
-        </w:numPr>
-        <w:suppressLineNumbers w:val="0"/>
-        <w:spacing w:before="0" w:beforeAutospacing="1" w:after="0" w:afterAutospacing="1" w:line="360" w:lineRule="auto"/>
-        <w:ind w:left="860" w:leftChars="0" w:hanging="420" w:firstLineChars="0"/>
-        <w:jc w:val="both"/>
-        <w:rPr>
-          <w:rFonts w:hint="default" w:ascii="Times New Roman" w:hAnsi="Times New Roman" w:cs="Times New Roman"/>
-          <w:sz w:val="28"/>
-          <w:szCs w:val="28"/>
-        </w:rPr>
-      </w:pPr>
-      <w:r>
-        <w:rPr>
-          <w:rFonts w:hint="default" w:ascii="Times New Roman" w:hAnsi="Times New Roman" w:cs="Times New Roman"/>
-          <w:sz w:val="28"/>
-          <w:szCs w:val="28"/>
-        </w:rPr>
-        <w:t xml:space="preserve">деление элементов </w:t>
-      </w:r>
-    </w:p>
-    <w:p>
-      <w:pPr>
-        <w:keepNext w:val="0"/>
-        <w:keepLines w:val="0"/>
-        <w:widowControl/>
-        <w:suppressLineNumbers w:val="0"/>
-        <w:spacing w:line="360" w:lineRule="auto"/>
-        <w:jc w:val="both"/>
-        <w:rPr>
-          <w:rFonts w:hint="default" w:ascii="Times New Roman" w:hAnsi="Times New Roman" w:cs="Times New Roman"/>
-          <w:sz w:val="28"/>
-          <w:szCs w:val="28"/>
-        </w:rPr>
-      </w:pPr>
-    </w:p>
-    <w:p>
-      <w:pPr>
-        <w:pStyle w:val="3"/>
-        <w:keepNext w:val="0"/>
-        <w:keepLines w:val="0"/>
-        <w:widowControl/>
-        <w:suppressLineNumbers w:val="0"/>
-        <w:spacing w:line="360" w:lineRule="auto"/>
-        <w:jc w:val="center"/>
+      </w:pPr>
+      <w:r>
         <w:rPr>
           <w:rFonts w:hint="default" w:ascii="Times New Roman" w:hAnsi="Times New Roman" w:cs="Times New Roman"/>
           <w:b/>
@@ -2809,8 +3604,252 @@
           <w:sz w:val="28"/>
           <w:szCs w:val="28"/>
         </w:rPr>
-      </w:pPr>
-      <w:r>
+        <w:t>11. Определение методов и операций</w:t>
+      </w:r>
+    </w:p>
+    <w:p>
+      <w:pPr>
+        <w:keepNext w:val="0"/>
+        <w:keepLines w:val="0"/>
+        <w:widowControl/>
+        <w:suppressLineNumbers w:val="0"/>
+        <w:spacing w:line="360" w:lineRule="auto"/>
+        <w:jc w:val="both"/>
+        <w:rPr>
+          <w:rFonts w:hint="default" w:ascii="Times New Roman" w:hAnsi="Times New Roman" w:cs="Times New Roman"/>
+          <w:sz w:val="28"/>
+          <w:szCs w:val="28"/>
+        </w:rPr>
+      </w:pPr>
+      <w:r>
+        <w:rPr>
+          <w:rFonts w:hint="default" w:ascii="Times New Roman" w:hAnsi="Times New Roman" w:cs="Times New Roman"/>
+          <w:sz w:val="28"/>
+          <w:szCs w:val="28"/>
+        </w:rPr>
+        <w:t>Класс List&lt;T&gt; содержит следующие методы:</w:t>
+      </w:r>
+    </w:p>
+    <w:p>
+      <w:pPr>
+        <w:keepNext w:val="0"/>
+        <w:keepLines w:val="0"/>
+        <w:widowControl/>
+        <w:numPr>
+          <w:ilvl w:val="0"/>
+          <w:numId w:val="7"/>
+        </w:numPr>
+        <w:suppressLineNumbers w:val="0"/>
+        <w:spacing w:line="360" w:lineRule="auto"/>
+        <w:ind w:left="860" w:leftChars="0" w:hanging="420" w:firstLineChars="0"/>
+        <w:jc w:val="both"/>
+        <w:rPr>
+          <w:rFonts w:hint="default" w:ascii="Times New Roman" w:hAnsi="Times New Roman" w:cs="Times New Roman"/>
+          <w:sz w:val="28"/>
+          <w:szCs w:val="28"/>
+        </w:rPr>
+      </w:pPr>
+      <w:r>
+        <w:rPr>
+          <w:rFonts w:hint="default" w:ascii="Times New Roman" w:hAnsi="Times New Roman" w:cs="Times New Roman"/>
+          <w:sz w:val="28"/>
+          <w:szCs w:val="28"/>
+        </w:rPr>
+        <w:t>push_back — добавление элемента в конец</w:t>
+      </w:r>
+    </w:p>
+    <w:p>
+      <w:pPr>
+        <w:keepNext w:val="0"/>
+        <w:keepLines w:val="0"/>
+        <w:widowControl/>
+        <w:numPr>
+          <w:ilvl w:val="0"/>
+          <w:numId w:val="7"/>
+        </w:numPr>
+        <w:suppressLineNumbers w:val="0"/>
+        <w:spacing w:line="360" w:lineRule="auto"/>
+        <w:ind w:left="860" w:leftChars="0" w:hanging="420" w:firstLineChars="0"/>
+        <w:jc w:val="both"/>
+        <w:rPr>
+          <w:rFonts w:hint="default" w:ascii="Times New Roman" w:hAnsi="Times New Roman" w:cs="Times New Roman"/>
+          <w:sz w:val="28"/>
+          <w:szCs w:val="28"/>
+        </w:rPr>
+      </w:pPr>
+      <w:r>
+        <w:rPr>
+          <w:rFonts w:hint="default" w:ascii="Times New Roman" w:hAnsi="Times New Roman" w:cs="Times New Roman"/>
+          <w:sz w:val="28"/>
+          <w:szCs w:val="28"/>
+        </w:rPr>
+        <w:t>print — вывод списка</w:t>
+      </w:r>
+    </w:p>
+    <w:p>
+      <w:pPr>
+        <w:keepNext w:val="0"/>
+        <w:keepLines w:val="0"/>
+        <w:widowControl/>
+        <w:numPr>
+          <w:ilvl w:val="0"/>
+          <w:numId w:val="7"/>
+        </w:numPr>
+        <w:suppressLineNumbers w:val="0"/>
+        <w:spacing w:line="360" w:lineRule="auto"/>
+        <w:ind w:left="860" w:leftChars="0" w:hanging="420" w:firstLineChars="0"/>
+        <w:jc w:val="both"/>
+        <w:rPr>
+          <w:rFonts w:hint="default" w:ascii="Times New Roman" w:hAnsi="Times New Roman" w:cs="Times New Roman"/>
+          <w:sz w:val="28"/>
+          <w:szCs w:val="28"/>
+        </w:rPr>
+      </w:pPr>
+      <w:r>
+        <w:rPr>
+          <w:rFonts w:hint="default" w:ascii="Times New Roman" w:hAnsi="Times New Roman" w:cs="Times New Roman"/>
+          <w:sz w:val="28"/>
+          <w:szCs w:val="28"/>
+        </w:rPr>
+        <w:t>max — поиск максимального элемента</w:t>
+      </w:r>
+    </w:p>
+    <w:p>
+      <w:pPr>
+        <w:keepNext w:val="0"/>
+        <w:keepLines w:val="0"/>
+        <w:widowControl/>
+        <w:numPr>
+          <w:ilvl w:val="0"/>
+          <w:numId w:val="7"/>
+        </w:numPr>
+        <w:suppressLineNumbers w:val="0"/>
+        <w:spacing w:line="360" w:lineRule="auto"/>
+        <w:ind w:left="860" w:leftChars="0" w:hanging="420" w:firstLineChars="0"/>
+        <w:jc w:val="both"/>
+        <w:rPr>
+          <w:rFonts w:hint="default" w:ascii="Times New Roman" w:hAnsi="Times New Roman" w:cs="Times New Roman"/>
+          <w:sz w:val="28"/>
+          <w:szCs w:val="28"/>
+        </w:rPr>
+      </w:pPr>
+      <w:r>
+        <w:rPr>
+          <w:rFonts w:hint="default" w:ascii="Times New Roman" w:hAnsi="Times New Roman" w:cs="Times New Roman"/>
+          <w:sz w:val="28"/>
+          <w:szCs w:val="28"/>
+        </w:rPr>
+        <w:t>add_max — добавление максимального элемента</w:t>
+      </w:r>
+    </w:p>
+    <w:p>
+      <w:pPr>
+        <w:keepNext w:val="0"/>
+        <w:keepLines w:val="0"/>
+        <w:widowControl/>
+        <w:numPr>
+          <w:ilvl w:val="0"/>
+          <w:numId w:val="7"/>
+        </w:numPr>
+        <w:suppressLineNumbers w:val="0"/>
+        <w:spacing w:line="360" w:lineRule="auto"/>
+        <w:ind w:left="860" w:leftChars="0" w:hanging="420" w:firstLineChars="0"/>
+        <w:jc w:val="both"/>
+        <w:rPr>
+          <w:rFonts w:hint="default" w:ascii="Times New Roman" w:hAnsi="Times New Roman" w:cs="Times New Roman"/>
+          <w:sz w:val="28"/>
+          <w:szCs w:val="28"/>
+        </w:rPr>
+      </w:pPr>
+      <w:r>
+        <w:rPr>
+          <w:rFonts w:hint="default" w:ascii="Times New Roman" w:hAnsi="Times New Roman" w:cs="Times New Roman"/>
+          <w:sz w:val="28"/>
+          <w:szCs w:val="28"/>
+        </w:rPr>
+        <w:t>remove_range — удаление элементов по диапазону</w:t>
+      </w:r>
+    </w:p>
+    <w:p>
+      <w:pPr>
+        <w:keepNext w:val="0"/>
+        <w:keepLines w:val="0"/>
+        <w:widowControl/>
+        <w:numPr>
+          <w:ilvl w:val="0"/>
+          <w:numId w:val="7"/>
+        </w:numPr>
+        <w:suppressLineNumbers w:val="0"/>
+        <w:spacing w:line="360" w:lineRule="auto"/>
+        <w:ind w:left="860" w:leftChars="0" w:hanging="420" w:firstLineChars="0"/>
+        <w:jc w:val="both"/>
+        <w:rPr>
+          <w:rFonts w:hint="default" w:ascii="Times New Roman" w:hAnsi="Times New Roman" w:cs="Times New Roman"/>
+          <w:sz w:val="28"/>
+          <w:szCs w:val="28"/>
+        </w:rPr>
+      </w:pPr>
+      <w:r>
+        <w:rPr>
+          <w:rFonts w:hint="default" w:ascii="Times New Roman" w:hAnsi="Times New Roman" w:cs="Times New Roman"/>
+          <w:sz w:val="28"/>
+          <w:szCs w:val="28"/>
+        </w:rPr>
+        <w:t>average — вычисление среднего значения</w:t>
+      </w:r>
+    </w:p>
+    <w:p>
+      <w:pPr>
+        <w:keepNext w:val="0"/>
+        <w:keepLines w:val="0"/>
+        <w:widowControl/>
+        <w:numPr>
+          <w:ilvl w:val="0"/>
+          <w:numId w:val="7"/>
+        </w:numPr>
+        <w:suppressLineNumbers w:val="0"/>
+        <w:spacing w:line="360" w:lineRule="auto"/>
+        <w:ind w:left="860" w:leftChars="0" w:hanging="420" w:firstLineChars="0"/>
+        <w:jc w:val="both"/>
+        <w:rPr>
+          <w:rFonts w:hint="default" w:ascii="Times New Roman" w:hAnsi="Times New Roman" w:cs="Times New Roman"/>
+          <w:sz w:val="28"/>
+          <w:szCs w:val="28"/>
+        </w:rPr>
+      </w:pPr>
+      <w:r>
+        <w:rPr>
+          <w:rFonts w:hint="default" w:ascii="Times New Roman" w:hAnsi="Times New Roman" w:cs="Times New Roman"/>
+          <w:sz w:val="28"/>
+          <w:szCs w:val="28"/>
+        </w:rPr>
+        <w:t>add_average — добавление среднего значения к элементам</w:t>
+      </w:r>
+    </w:p>
+    <w:p>
+      <w:pPr>
+        <w:keepNext w:val="0"/>
+        <w:keepLines w:val="0"/>
+        <w:widowControl/>
+        <w:suppressLineNumbers w:val="0"/>
+        <w:spacing w:line="360" w:lineRule="auto"/>
+        <w:jc w:val="both"/>
+        <w:rPr>
+          <w:rFonts w:hint="default" w:ascii="Times New Roman" w:hAnsi="Times New Roman" w:cs="Times New Roman"/>
+          <w:sz w:val="28"/>
+          <w:szCs w:val="28"/>
+        </w:rPr>
+      </w:pPr>
+    </w:p>
+    <w:p>
+      <w:pPr>
+        <w:pStyle w:val="3"/>
+        <w:keepNext w:val="0"/>
+        <w:keepLines w:val="0"/>
+        <w:widowControl/>
+        <w:suppressLineNumbers w:val="0"/>
+        <w:spacing w:line="360" w:lineRule="auto"/>
+        <w:jc w:val="center"/>
         <w:rPr>
           <w:rFonts w:hint="default" w:ascii="Times New Roman" w:hAnsi="Times New Roman" w:cs="Times New Roman"/>
           <w:b/>
@@ -2819,141 +3858,8 @@
           <w:sz w:val="28"/>
           <w:szCs w:val="28"/>
         </w:rPr>
-        <w:t>12. Основная программа для решения задачи 3</w:t>
-      </w:r>
-    </w:p>
-    <w:p>
-      <w:pPr>
-        <w:pStyle w:val="22"/>
-        <w:keepNext w:val="0"/>
-        <w:keepLines w:val="0"/>
-        <w:widowControl/>
-        <w:suppressLineNumbers w:val="0"/>
-        <w:spacing w:line="360" w:lineRule="auto"/>
-        <w:jc w:val="both"/>
-        <w:rPr>
-          <w:rFonts w:hint="default" w:ascii="Times New Roman" w:hAnsi="Times New Roman" w:cs="Times New Roman"/>
-          <w:sz w:val="28"/>
-          <w:szCs w:val="28"/>
-        </w:rPr>
-      </w:pPr>
-      <w:r>
-        <w:rPr>
-          <w:rFonts w:hint="default" w:ascii="Times New Roman" w:hAnsi="Times New Roman" w:cs="Times New Roman"/>
-          <w:sz w:val="28"/>
-          <w:szCs w:val="28"/>
-        </w:rPr>
-        <w:t>Программа:</w:t>
-      </w:r>
-    </w:p>
-    <w:p>
-      <w:pPr>
-        <w:keepNext w:val="0"/>
-        <w:keepLines w:val="0"/>
-        <w:widowControl/>
-        <w:numPr>
-          <w:ilvl w:val="0"/>
-          <w:numId w:val="7"/>
-        </w:numPr>
-        <w:suppressLineNumbers w:val="0"/>
-        <w:spacing w:before="0" w:beforeAutospacing="1" w:after="0" w:afterAutospacing="1" w:line="360" w:lineRule="auto"/>
-        <w:ind w:left="860" w:leftChars="0" w:hanging="420" w:firstLineChars="0"/>
-        <w:jc w:val="both"/>
-        <w:rPr>
-          <w:rFonts w:hint="default" w:ascii="Times New Roman" w:hAnsi="Times New Roman" w:cs="Times New Roman"/>
-          <w:sz w:val="28"/>
-          <w:szCs w:val="28"/>
-        </w:rPr>
-      </w:pPr>
-      <w:r>
-        <w:rPr>
-          <w:rFonts w:hint="default" w:ascii="Times New Roman" w:hAnsi="Times New Roman" w:cs="Times New Roman"/>
-          <w:sz w:val="28"/>
-          <w:szCs w:val="28"/>
-        </w:rPr>
-        <w:t xml:space="preserve">создаёт объект класса Vector </w:t>
-      </w:r>
-    </w:p>
-    <w:p>
-      <w:pPr>
-        <w:keepNext w:val="0"/>
-        <w:keepLines w:val="0"/>
-        <w:widowControl/>
-        <w:numPr>
-          <w:ilvl w:val="0"/>
-          <w:numId w:val="7"/>
-        </w:numPr>
-        <w:suppressLineNumbers w:val="0"/>
-        <w:spacing w:before="0" w:beforeAutospacing="1" w:after="0" w:afterAutospacing="1" w:line="360" w:lineRule="auto"/>
-        <w:ind w:left="860" w:leftChars="0" w:hanging="420" w:firstLineChars="0"/>
-        <w:jc w:val="both"/>
-        <w:rPr>
-          <w:rFonts w:hint="default" w:ascii="Times New Roman" w:hAnsi="Times New Roman" w:cs="Times New Roman"/>
-          <w:sz w:val="28"/>
-          <w:szCs w:val="28"/>
-        </w:rPr>
-      </w:pPr>
-      <w:r>
-        <w:rPr>
-          <w:rFonts w:hint="default" w:ascii="Times New Roman" w:hAnsi="Times New Roman" w:cs="Times New Roman"/>
-          <w:sz w:val="28"/>
-          <w:szCs w:val="28"/>
-        </w:rPr>
-        <w:t xml:space="preserve">выполняет операции </w:t>
-      </w:r>
-    </w:p>
-    <w:p>
-      <w:pPr>
-        <w:keepNext w:val="0"/>
-        <w:keepLines w:val="0"/>
-        <w:widowControl/>
-        <w:numPr>
-          <w:ilvl w:val="0"/>
-          <w:numId w:val="7"/>
-        </w:numPr>
-        <w:suppressLineNumbers w:val="0"/>
-        <w:spacing w:before="0" w:beforeAutospacing="1" w:after="0" w:afterAutospacing="1" w:line="360" w:lineRule="auto"/>
-        <w:ind w:left="860" w:leftChars="0" w:hanging="420" w:firstLineChars="0"/>
-        <w:jc w:val="both"/>
-        <w:rPr>
-          <w:rFonts w:hint="default" w:ascii="Times New Roman" w:hAnsi="Times New Roman" w:cs="Times New Roman"/>
-          <w:sz w:val="28"/>
-          <w:szCs w:val="28"/>
-        </w:rPr>
-      </w:pPr>
-      <w:r>
-        <w:rPr>
-          <w:rFonts w:hint="default" w:ascii="Times New Roman" w:hAnsi="Times New Roman" w:cs="Times New Roman"/>
-          <w:sz w:val="28"/>
-          <w:szCs w:val="28"/>
-        </w:rPr>
-        <w:t xml:space="preserve">выводит результат </w:t>
-      </w:r>
-    </w:p>
-    <w:p>
-      <w:pPr>
-        <w:keepNext w:val="0"/>
-        <w:keepLines w:val="0"/>
-        <w:widowControl/>
-        <w:suppressLineNumbers w:val="0"/>
-        <w:spacing w:line="360" w:lineRule="auto"/>
-        <w:jc w:val="both"/>
-        <w:rPr>
-          <w:rFonts w:hint="default" w:ascii="Times New Roman" w:hAnsi="Times New Roman" w:cs="Times New Roman"/>
-          <w:sz w:val="28"/>
-          <w:szCs w:val="28"/>
-        </w:rPr>
-      </w:pPr>
-    </w:p>
-    <w:p>
-      <w:pPr>
-        <w:pStyle w:val="3"/>
-        <w:keepNext w:val="0"/>
-        <w:keepLines w:val="0"/>
-        <w:widowControl/>
-        <w:suppressLineNumbers w:val="0"/>
-        <w:spacing w:line="360" w:lineRule="auto"/>
-        <w:jc w:val="center"/>
+      </w:pPr>
+      <w:r>
         <w:rPr>
           <w:rFonts w:hint="default" w:ascii="Times New Roman" w:hAnsi="Times New Roman" w:cs="Times New Roman"/>
           <w:b/>
@@ -2962,6 +3868,286 @@
           <w:sz w:val="28"/>
           <w:szCs w:val="28"/>
         </w:rPr>
+        <w:t>12. Основная программа для решения задачи 3</w:t>
+      </w:r>
+    </w:p>
+    <w:p>
+      <w:pPr>
+        <w:keepNext w:val="0"/>
+        <w:keepLines w:val="0"/>
+        <w:widowControl/>
+        <w:suppressLineNumbers w:val="0"/>
+        <w:spacing w:line="360" w:lineRule="auto"/>
+        <w:jc w:val="both"/>
+        <w:rPr>
+          <w:rFonts w:hint="default" w:ascii="Times New Roman" w:hAnsi="Times New Roman" w:cs="Times New Roman"/>
+          <w:sz w:val="28"/>
+          <w:szCs w:val="28"/>
+          <w:lang w:val="ru-RU"/>
+        </w:rPr>
+      </w:pPr>
+      <w:r>
+        <w:rPr>
+          <w:rFonts w:hint="default" w:ascii="Times New Roman" w:hAnsi="Times New Roman" w:cs="Times New Roman"/>
+          <w:sz w:val="28"/>
+          <w:szCs w:val="28"/>
+        </w:rPr>
+        <w:t>Программа:</w:t>
+      </w:r>
+    </w:p>
+    <w:p>
+      <w:pPr>
+        <w:keepNext w:val="0"/>
+        <w:keepLines w:val="0"/>
+        <w:widowControl/>
+        <w:numPr>
+          <w:ilvl w:val="0"/>
+          <w:numId w:val="7"/>
+        </w:numPr>
+        <w:suppressLineNumbers w:val="0"/>
+        <w:spacing w:line="360" w:lineRule="auto"/>
+        <w:ind w:left="860" w:leftChars="0" w:hanging="420" w:firstLineChars="0"/>
+        <w:jc w:val="both"/>
+        <w:rPr>
+          <w:rFonts w:hint="default" w:ascii="Times New Roman" w:hAnsi="Times New Roman" w:cs="Times New Roman"/>
+          <w:sz w:val="28"/>
+          <w:szCs w:val="28"/>
+        </w:rPr>
+      </w:pPr>
+      <w:r>
+        <w:rPr>
+          <w:rFonts w:hint="default" w:ascii="Times New Roman" w:hAnsi="Times New Roman" w:cs="Times New Roman"/>
+          <w:sz w:val="28"/>
+          <w:szCs w:val="28"/>
+        </w:rPr>
+        <w:t>создаёт объект параметризованного класса List&lt;Pair&gt;</w:t>
+      </w:r>
+    </w:p>
+    <w:p>
+      <w:pPr>
+        <w:keepNext w:val="0"/>
+        <w:keepLines w:val="0"/>
+        <w:widowControl/>
+        <w:numPr>
+          <w:ilvl w:val="0"/>
+          <w:numId w:val="7"/>
+        </w:numPr>
+        <w:suppressLineNumbers w:val="0"/>
+        <w:spacing w:line="360" w:lineRule="auto"/>
+        <w:ind w:left="860" w:leftChars="0" w:hanging="420" w:firstLineChars="0"/>
+        <w:jc w:val="both"/>
+        <w:rPr>
+          <w:rFonts w:hint="default" w:ascii="Times New Roman" w:hAnsi="Times New Roman" w:cs="Times New Roman"/>
+          <w:sz w:val="28"/>
+          <w:szCs w:val="28"/>
+        </w:rPr>
+      </w:pPr>
+      <w:r>
+        <w:rPr>
+          <w:rFonts w:hint="default" w:ascii="Times New Roman" w:hAnsi="Times New Roman" w:cs="Times New Roman"/>
+          <w:sz w:val="28"/>
+          <w:szCs w:val="28"/>
+        </w:rPr>
+        <w:t>заполняет список элементами, введёнными пользователем</w:t>
+      </w:r>
+    </w:p>
+    <w:p>
+      <w:pPr>
+        <w:keepNext w:val="0"/>
+        <w:keepLines w:val="0"/>
+        <w:widowControl/>
+        <w:numPr>
+          <w:ilvl w:val="0"/>
+          <w:numId w:val="7"/>
+        </w:numPr>
+        <w:suppressLineNumbers w:val="0"/>
+        <w:spacing w:line="360" w:lineRule="auto"/>
+        <w:ind w:left="860" w:leftChars="0" w:hanging="420" w:firstLineChars="0"/>
+        <w:jc w:val="both"/>
+        <w:rPr>
+          <w:rFonts w:hint="default" w:ascii="Times New Roman" w:hAnsi="Times New Roman" w:cs="Times New Roman"/>
+          <w:sz w:val="28"/>
+          <w:szCs w:val="28"/>
+        </w:rPr>
+      </w:pPr>
+      <w:r>
+        <w:rPr>
+          <w:rFonts w:hint="default" w:ascii="Times New Roman" w:hAnsi="Times New Roman" w:cs="Times New Roman"/>
+          <w:sz w:val="28"/>
+          <w:szCs w:val="28"/>
+        </w:rPr>
+        <w:t>выводит исходное содержимое списка</w:t>
+      </w:r>
+    </w:p>
+    <w:p>
+      <w:pPr>
+        <w:keepNext w:val="0"/>
+        <w:keepLines w:val="0"/>
+        <w:widowControl/>
+        <w:numPr>
+          <w:ilvl w:val="0"/>
+          <w:numId w:val="7"/>
+        </w:numPr>
+        <w:suppressLineNumbers w:val="0"/>
+        <w:spacing w:line="360" w:lineRule="auto"/>
+        <w:ind w:left="860" w:leftChars="0" w:hanging="420" w:firstLineChars="0"/>
+        <w:jc w:val="both"/>
+        <w:rPr>
+          <w:rFonts w:hint="default" w:ascii="Times New Roman" w:hAnsi="Times New Roman" w:cs="Times New Roman"/>
+          <w:sz w:val="28"/>
+          <w:szCs w:val="28"/>
+        </w:rPr>
+      </w:pPr>
+      <w:r>
+        <w:rPr>
+          <w:rFonts w:hint="default" w:ascii="Times New Roman" w:hAnsi="Times New Roman" w:cs="Times New Roman"/>
+          <w:sz w:val="28"/>
+          <w:szCs w:val="28"/>
+        </w:rPr>
+        <w:t>добавляет максимальный элемент</w:t>
+      </w:r>
+    </w:p>
+    <w:p>
+      <w:pPr>
+        <w:keepNext w:val="0"/>
+        <w:keepLines w:val="0"/>
+        <w:widowControl/>
+        <w:numPr>
+          <w:ilvl w:val="0"/>
+          <w:numId w:val="7"/>
+        </w:numPr>
+        <w:suppressLineNumbers w:val="0"/>
+        <w:spacing w:line="360" w:lineRule="auto"/>
+        <w:ind w:left="860" w:leftChars="0" w:hanging="420" w:firstLineChars="0"/>
+        <w:jc w:val="both"/>
+        <w:rPr>
+          <w:rFonts w:hint="default" w:ascii="Times New Roman" w:hAnsi="Times New Roman" w:cs="Times New Roman"/>
+          <w:sz w:val="28"/>
+          <w:szCs w:val="28"/>
+        </w:rPr>
+      </w:pPr>
+      <w:r>
+        <w:rPr>
+          <w:rFonts w:hint="default" w:ascii="Times New Roman" w:hAnsi="Times New Roman" w:cs="Times New Roman"/>
+          <w:sz w:val="28"/>
+          <w:szCs w:val="28"/>
+        </w:rPr>
+        <w:t>удаляет элементы по заданному диапазону</w:t>
+      </w:r>
+    </w:p>
+    <w:p>
+      <w:pPr>
+        <w:keepNext w:val="0"/>
+        <w:keepLines w:val="0"/>
+        <w:widowControl/>
+        <w:numPr>
+          <w:ilvl w:val="0"/>
+          <w:numId w:val="7"/>
+        </w:numPr>
+        <w:suppressLineNumbers w:val="0"/>
+        <w:spacing w:line="360" w:lineRule="auto"/>
+        <w:ind w:left="860" w:leftChars="0" w:hanging="420" w:firstLineChars="0"/>
+        <w:jc w:val="both"/>
+        <w:rPr>
+          <w:rFonts w:hint="default" w:ascii="Times New Roman" w:hAnsi="Times New Roman" w:cs="Times New Roman"/>
+          <w:sz w:val="28"/>
+          <w:szCs w:val="28"/>
+        </w:rPr>
+      </w:pPr>
+      <w:r>
+        <w:rPr>
+          <w:rFonts w:hint="default" w:ascii="Times New Roman" w:hAnsi="Times New Roman" w:cs="Times New Roman"/>
+          <w:sz w:val="28"/>
+          <w:szCs w:val="28"/>
+        </w:rPr>
+        <w:t>вычисляет среднее значение элементов</w:t>
+      </w:r>
+    </w:p>
+    <w:p>
+      <w:pPr>
+        <w:keepNext w:val="0"/>
+        <w:keepLines w:val="0"/>
+        <w:widowControl/>
+        <w:numPr>
+          <w:ilvl w:val="0"/>
+          <w:numId w:val="7"/>
+        </w:numPr>
+        <w:suppressLineNumbers w:val="0"/>
+        <w:spacing w:line="360" w:lineRule="auto"/>
+        <w:ind w:left="860" w:leftChars="0" w:hanging="420" w:firstLineChars="0"/>
+        <w:jc w:val="both"/>
+        <w:rPr>
+          <w:rFonts w:hint="default" w:ascii="Times New Roman" w:hAnsi="Times New Roman" w:cs="Times New Roman"/>
+          <w:sz w:val="28"/>
+          <w:szCs w:val="28"/>
+        </w:rPr>
+      </w:pPr>
+      <w:r>
+        <w:rPr>
+          <w:rFonts w:hint="default" w:ascii="Times New Roman" w:hAnsi="Times New Roman" w:cs="Times New Roman"/>
+          <w:sz w:val="28"/>
+          <w:szCs w:val="28"/>
+        </w:rPr>
+        <w:t>изменяет элементы списка</w:t>
+      </w:r>
+    </w:p>
+    <w:p>
+      <w:pPr>
+        <w:keepNext w:val="0"/>
+        <w:keepLines w:val="0"/>
+        <w:widowControl/>
+        <w:numPr>
+          <w:ilvl w:val="0"/>
+          <w:numId w:val="7"/>
+        </w:numPr>
+        <w:suppressLineNumbers w:val="0"/>
+        <w:spacing w:line="360" w:lineRule="auto"/>
+        <w:ind w:left="860" w:leftChars="0" w:hanging="420" w:firstLineChars="0"/>
+        <w:jc w:val="both"/>
+        <w:rPr>
+          <w:rFonts w:hint="default" w:ascii="Times New Roman" w:hAnsi="Times New Roman" w:cs="Times New Roman"/>
+          <w:sz w:val="28"/>
+          <w:szCs w:val="28"/>
+        </w:rPr>
+      </w:pPr>
+      <w:r>
+        <w:rPr>
+          <w:rFonts w:hint="default" w:ascii="Times New Roman" w:hAnsi="Times New Roman" w:cs="Times New Roman"/>
+          <w:sz w:val="28"/>
+          <w:szCs w:val="28"/>
+        </w:rPr>
+        <w:t>выводит итоговый список</w:t>
+      </w:r>
+    </w:p>
+    <w:p>
+      <w:pPr>
+        <w:keepNext w:val="0"/>
+        <w:keepLines w:val="0"/>
+        <w:widowControl/>
+        <w:suppressLineNumbers w:val="0"/>
+        <w:spacing w:line="360" w:lineRule="auto"/>
+        <w:jc w:val="both"/>
+        <w:rPr>
+          <w:rFonts w:hint="default" w:ascii="Times New Roman" w:hAnsi="Times New Roman" w:cs="Times New Roman"/>
+          <w:sz w:val="28"/>
+          <w:szCs w:val="28"/>
+        </w:rPr>
+      </w:pPr>
+    </w:p>
+    <w:p>
+      <w:pPr>
+        <w:pStyle w:val="3"/>
+        <w:keepNext w:val="0"/>
+        <w:keepLines w:val="0"/>
+        <w:widowControl/>
+        <w:suppressLineNumbers w:val="0"/>
+        <w:spacing w:line="360" w:lineRule="auto"/>
+        <w:jc w:val="center"/>
+        <w:rPr>
+          <w:rFonts w:hint="default" w:ascii="Times New Roman" w:hAnsi="Times New Roman" w:cs="Times New Roman"/>
+          <w:sz w:val="28"/>
+          <w:szCs w:val="28"/>
+        </w:rPr>
       </w:pPr>
       <w:r>
         <w:rPr>
@@ -2984,24 +4170,23 @@
         <w:suppressLineNumbers w:val="0"/>
         <w:spacing w:line="360" w:lineRule="auto"/>
         <w:jc w:val="both"/>
-      </w:pPr>
-    </w:p>
-    <w:p>
-      <w:pPr>
-        <w:pStyle w:val="22"/>
-        <w:keepNext w:val="0"/>
-        <w:keepLines w:val="0"/>
-        <w:widowControl/>
-        <w:suppressLineNumbers w:val="0"/>
-        <w:spacing w:line="360" w:lineRule="auto"/>
-        <w:jc w:val="both"/>
-      </w:pPr>
-      <w:r>
+        <w:rPr>
+          <w:rFonts w:hint="default" w:ascii="Times New Roman" w:hAnsi="Times New Roman" w:cs="Times New Roman"/>
+          <w:sz w:val="28"/>
+          <w:szCs w:val="28"/>
+        </w:rPr>
+      </w:pPr>
+      <w:r>
+        <w:rPr>
+          <w:rFonts w:hint="default" w:ascii="Times New Roman" w:hAnsi="Times New Roman" w:cs="Times New Roman"/>
+          <w:sz w:val="28"/>
+          <w:szCs w:val="28"/>
+        </w:rPr>
         <w:drawing>
           <wp:inline distT="0" distB="0" distL="114300" distR="114300">
-            <wp:extent cx="5861050" cy="1664335"/>
-            <wp:effectExtent l="0" t="0" r="0" b="0"/>
-            <wp:docPr id="6" name="Изображение 20"/>
+            <wp:extent cx="5908040" cy="2590800"/>
+            <wp:effectExtent l="0" t="0" r="16510" b="0"/>
+            <wp:docPr id="12" name="Изображение 5"/>
             <wp:cNvGraphicFramePr>
               <a:graphicFrameLocks xmlns:a="http://schemas.openxmlformats.org/drawingml/2006/main" noChangeAspect="1"/>
             </wp:cNvGraphicFramePr>
@@ -3009,14 +4194,13 @@
               <a:graphicData uri="http://schemas.openxmlformats.org/drawingml/2006/picture">
                 <pic:pic xmlns:pic="http://schemas.openxmlformats.org/drawingml/2006/picture">
                   <pic:nvPicPr>
-                    <pic:cNvPr id="6" name="Изображение 20"/>
+                    <pic:cNvPr id="12" name="Изображение 5"/>
                     <pic:cNvPicPr>
                       <a:picLocks noChangeAspect="1"/>
                     </pic:cNvPicPr>
                   </pic:nvPicPr>
                   <pic:blipFill>
                     <a:blip r:embed="rId10"/>
-                    <a:srcRect t="44716"/>
                     <a:stretch>
                       <a:fillRect/>
                     </a:stretch>
@@ -3024,7 +4208,7 @@
                   <pic:spPr>
                     <a:xfrm>
                       <a:off x="0" y="0"/>
-                      <a:ext cx="5861050" cy="1664335"/>
+                      <a:ext cx="5908040" cy="2590800"/>
                     </a:xfrm>
                     <a:prstGeom prst="rect">
                       <a:avLst/>
@@ -3043,43 +4227,218 @@
     </w:p>
     <w:p>
       <w:pPr>
-        <w:pStyle w:val="22"/>
-        <w:keepNext w:val="0"/>
-        <w:keepLines w:val="0"/>
-        <w:widowControl/>
-        <w:suppressLineNumbers w:val="0"/>
-        <w:spacing w:line="360" w:lineRule="auto"/>
-        <w:jc w:val="both"/>
-        <w:rPr>
-          <w:rFonts w:hint="default" w:ascii="Times New Roman" w:hAnsi="Times New Roman" w:cs="Times New Roman"/>
-          <w:sz w:val="28"/>
-          <w:szCs w:val="28"/>
-        </w:rPr>
-      </w:pPr>
-      <w:r>
-        <w:rPr>
-          <w:rFonts w:hint="default" w:ascii="Times New Roman" w:hAnsi="Times New Roman" w:cs="Times New Roman"/>
-          <w:sz w:val="28"/>
-          <w:szCs w:val="28"/>
-        </w:rPr>
-        <w:t>Шаблонный класс корректно работает с разными типами данных.</w:t>
-      </w:r>
-      <w:r>
-        <w:rPr>
-          <w:rFonts w:hint="default" w:ascii="Times New Roman" w:hAnsi="Times New Roman" w:cs="Times New Roman"/>
-          <w:sz w:val="28"/>
-          <w:szCs w:val="28"/>
-        </w:rPr>
-        <w:br w:type="textWrapping"/>
-      </w:r>
-      <w:r>
-        <w:rPr>
-          <w:rFonts w:hint="default" w:ascii="Times New Roman" w:hAnsi="Times New Roman" w:cs="Times New Roman"/>
-          <w:sz w:val="28"/>
-          <w:szCs w:val="28"/>
-        </w:rPr>
-        <w:t>Все операции выполняются универсально.</w:t>
-      </w:r>
+        <w:pStyle w:val="3"/>
+        <w:keepNext w:val="0"/>
+        <w:keepLines w:val="0"/>
+        <w:widowControl/>
+        <w:suppressLineNumbers w:val="0"/>
+        <w:spacing w:line="360" w:lineRule="auto"/>
+        <w:ind w:firstLine="708" w:firstLineChars="0"/>
+        <w:jc w:val="both"/>
+        <w:rPr>
+          <w:rFonts w:hint="default" w:ascii="Times New Roman" w:hAnsi="Times New Roman" w:cs="Times New Roman"/>
+          <w:color w:val="auto"/>
+          <w:sz w:val="28"/>
+          <w:szCs w:val="28"/>
+          <w:lang w:val="ru-RU"/>
+        </w:rPr>
+      </w:pPr>
+      <w:r>
+        <w:rPr>
+          <w:rFonts w:hint="default" w:ascii="Times New Roman" w:hAnsi="Times New Roman" w:cs="Times New Roman"/>
+          <w:color w:val="auto"/>
+          <w:sz w:val="28"/>
+          <w:szCs w:val="28"/>
+        </w:rPr>
+        <w:t>В программе используется параметризованный список List&lt;Pair&gt;,</w:t>
+      </w:r>
+      <w:r>
+        <w:rPr>
+          <w:rFonts w:hint="default" w:ascii="Times New Roman" w:hAnsi="Times New Roman" w:cs="Times New Roman"/>
+          <w:color w:val="auto"/>
+          <w:sz w:val="28"/>
+          <w:szCs w:val="28"/>
+          <w:lang w:val="ru-RU"/>
+        </w:rPr>
+        <w:t xml:space="preserve"> </w:t>
+      </w:r>
+      <w:r>
+        <w:rPr>
+          <w:rFonts w:hint="default" w:ascii="Times New Roman" w:hAnsi="Times New Roman" w:cs="Times New Roman"/>
+          <w:color w:val="auto"/>
+          <w:sz w:val="28"/>
+          <w:szCs w:val="28"/>
+        </w:rPr>
+        <w:t>реализованный как односвязный список.</w:t>
+      </w:r>
+      <w:r>
+        <w:rPr>
+          <w:rFonts w:hint="default" w:ascii="Times New Roman" w:hAnsi="Times New Roman" w:cs="Times New Roman"/>
+          <w:color w:val="auto"/>
+          <w:sz w:val="28"/>
+          <w:szCs w:val="28"/>
+          <w:lang w:val="ru-RU"/>
+        </w:rPr>
+        <w:t xml:space="preserve"> </w:t>
+      </w:r>
+      <w:r>
+        <w:rPr>
+          <w:rFonts w:hint="default" w:ascii="Times New Roman" w:hAnsi="Times New Roman" w:cs="Times New Roman"/>
+          <w:color w:val="auto"/>
+          <w:sz w:val="28"/>
+          <w:szCs w:val="28"/>
+        </w:rPr>
+        <w:t>После заполнения списка определяется максимальный элемент</w:t>
+      </w:r>
+      <w:r>
+        <w:rPr>
+          <w:rFonts w:hint="default" w:ascii="Times New Roman" w:hAnsi="Times New Roman" w:cs="Times New Roman"/>
+          <w:color w:val="auto"/>
+          <w:sz w:val="28"/>
+          <w:szCs w:val="28"/>
+          <w:lang w:val="ru-RU"/>
+        </w:rPr>
+        <w:t xml:space="preserve">, </w:t>
+      </w:r>
+      <w:r>
+        <w:rPr>
+          <w:rFonts w:hint="default" w:ascii="Times New Roman" w:hAnsi="Times New Roman" w:cs="Times New Roman"/>
+          <w:color w:val="auto"/>
+          <w:sz w:val="28"/>
+          <w:szCs w:val="28"/>
+        </w:rPr>
+        <w:t>который добавляется в список.</w:t>
+      </w:r>
+      <w:r>
+        <w:rPr>
+          <w:rFonts w:hint="default" w:ascii="Times New Roman" w:hAnsi="Times New Roman" w:cs="Times New Roman"/>
+          <w:color w:val="auto"/>
+          <w:sz w:val="28"/>
+          <w:szCs w:val="28"/>
+          <w:lang w:val="ru-RU"/>
+        </w:rPr>
+        <w:t xml:space="preserve"> </w:t>
+      </w:r>
+      <w:r>
+        <w:rPr>
+          <w:rFonts w:hint="default" w:ascii="Times New Roman" w:hAnsi="Times New Roman" w:cs="Times New Roman"/>
+          <w:color w:val="auto"/>
+          <w:sz w:val="28"/>
+          <w:szCs w:val="28"/>
+        </w:rPr>
+        <w:t>Затем удаляются элементы, попадающие в заданный диапазон.</w:t>
+      </w:r>
+      <w:r>
+        <w:rPr>
+          <w:rFonts w:hint="default" w:ascii="Times New Roman" w:hAnsi="Times New Roman" w:cs="Times New Roman"/>
+          <w:color w:val="auto"/>
+          <w:sz w:val="28"/>
+          <w:szCs w:val="28"/>
+          <w:lang w:val="ru-RU"/>
+        </w:rPr>
+        <w:t xml:space="preserve"> </w:t>
+      </w:r>
+      <w:r>
+        <w:rPr>
+          <w:rFonts w:hint="default" w:ascii="Times New Roman" w:hAnsi="Times New Roman" w:cs="Times New Roman"/>
+          <w:color w:val="auto"/>
+          <w:sz w:val="28"/>
+          <w:szCs w:val="28"/>
+        </w:rPr>
+        <w:t>Далее вычисляется среднее значение элементов, которое</w:t>
+      </w:r>
+      <w:r>
+        <w:rPr>
+          <w:rFonts w:hint="default" w:ascii="Times New Roman" w:hAnsi="Times New Roman" w:cs="Times New Roman"/>
+          <w:color w:val="auto"/>
+          <w:sz w:val="28"/>
+          <w:szCs w:val="28"/>
+          <w:lang w:val="ru-RU"/>
+        </w:rPr>
+        <w:t xml:space="preserve"> </w:t>
+      </w:r>
+      <w:r>
+        <w:rPr>
+          <w:rFonts w:hint="default" w:ascii="Times New Roman" w:hAnsi="Times New Roman" w:cs="Times New Roman"/>
+          <w:color w:val="auto"/>
+          <w:sz w:val="28"/>
+          <w:szCs w:val="28"/>
+        </w:rPr>
+        <w:t>прибавляется к каждому элементу списка.</w:t>
+      </w:r>
+      <w:r>
+        <w:rPr>
+          <w:rFonts w:hint="default" w:ascii="Times New Roman" w:hAnsi="Times New Roman" w:cs="Times New Roman"/>
+          <w:color w:val="auto"/>
+          <w:sz w:val="28"/>
+          <w:szCs w:val="28"/>
+          <w:lang w:val="ru-RU"/>
+        </w:rPr>
+        <w:t xml:space="preserve"> </w:t>
+      </w:r>
+      <w:r>
+        <w:rPr>
+          <w:rFonts w:hint="default" w:ascii="Times New Roman" w:hAnsi="Times New Roman" w:cs="Times New Roman"/>
+          <w:color w:val="auto"/>
+          <w:sz w:val="28"/>
+          <w:szCs w:val="28"/>
+        </w:rPr>
+        <w:t>В результате формируется изменённый список, который выводится на экран</w:t>
+      </w:r>
+      <w:r>
+        <w:rPr>
+          <w:rFonts w:hint="default" w:ascii="Times New Roman" w:hAnsi="Times New Roman" w:cs="Times New Roman"/>
+          <w:color w:val="auto"/>
+          <w:sz w:val="28"/>
+          <w:szCs w:val="28"/>
+          <w:lang w:val="ru-RU"/>
+        </w:rPr>
+        <w:t>.</w:t>
+      </w:r>
+    </w:p>
+    <w:p>
+      <w:pPr>
+        <w:rPr>
+          <w:rFonts w:hint="default" w:ascii="Times New Roman" w:hAnsi="Times New Roman" w:cs="Times New Roman"/>
+          <w:color w:val="auto"/>
+          <w:sz w:val="28"/>
+          <w:szCs w:val="28"/>
+          <w:lang w:val="ru-RU"/>
+        </w:rPr>
+      </w:pPr>
+    </w:p>
+    <w:p>
+      <w:pPr>
+        <w:rPr>
+          <w:rFonts w:hint="default" w:ascii="Times New Roman" w:hAnsi="Times New Roman" w:cs="Times New Roman"/>
+          <w:color w:val="auto"/>
+          <w:sz w:val="28"/>
+          <w:szCs w:val="28"/>
+          <w:lang w:val="ru-RU"/>
+        </w:rPr>
+      </w:pPr>
+    </w:p>
+    <w:p>
+      <w:pPr>
+        <w:rPr>
+          <w:rFonts w:hint="default" w:ascii="Times New Roman" w:hAnsi="Times New Roman" w:cs="Times New Roman"/>
+          <w:color w:val="auto"/>
+          <w:sz w:val="28"/>
+          <w:szCs w:val="28"/>
+          <w:lang w:val="ru-RU"/>
+        </w:rPr>
+      </w:pPr>
+    </w:p>
+    <w:p>
+      <w:pPr>
+        <w:rPr>
+          <w:rFonts w:hint="default" w:ascii="Times New Roman" w:hAnsi="Times New Roman" w:cs="Times New Roman"/>
+          <w:color w:val="auto"/>
+          <w:sz w:val="28"/>
+          <w:szCs w:val="28"/>
+          <w:lang w:val="ru-RU"/>
+        </w:rPr>
+      </w:pPr>
     </w:p>
     <w:p>
       <w:pPr>
@@ -3116,12 +4475,35 @@
         <w:keepNext w:val="0"/>
         <w:keepLines w:val="0"/>
         <w:widowControl/>
+        <w:suppressLineNumbers w:val="0"/>
+        <w:spacing w:line="360" w:lineRule="auto"/>
+        <w:jc w:val="both"/>
+        <w:rPr>
+          <w:rFonts w:hint="default" w:ascii="Times New Roman" w:hAnsi="Times New Roman" w:cs="Times New Roman"/>
+          <w:sz w:val="28"/>
+          <w:szCs w:val="28"/>
+        </w:rPr>
+      </w:pPr>
+      <w:r>
+        <w:rPr>
+          <w:rFonts w:hint="default" w:ascii="Times New Roman" w:hAnsi="Times New Roman" w:cs="Times New Roman"/>
+          <w:sz w:val="28"/>
+          <w:szCs w:val="28"/>
+        </w:rPr>
+        <w:t>Для решения задачи используются функции обработки контейнера stack&lt;Pair&gt;:</w:t>
+      </w:r>
+    </w:p>
+    <w:p>
+      <w:pPr>
+        <w:keepNext w:val="0"/>
+        <w:keepLines w:val="0"/>
+        <w:widowControl/>
         <w:numPr>
           <w:ilvl w:val="0"/>
           <w:numId w:val="7"/>
         </w:numPr>
         <w:suppressLineNumbers w:val="0"/>
-        <w:spacing w:before="0" w:beforeAutospacing="1" w:after="0" w:afterAutospacing="1" w:line="360" w:lineRule="auto"/>
+        <w:spacing w:line="360" w:lineRule="auto"/>
         <w:ind w:left="860" w:leftChars="0" w:hanging="420" w:firstLineChars="0"/>
         <w:jc w:val="both"/>
         <w:rPr>
@@ -3136,7 +4518,7 @@
           <w:sz w:val="28"/>
           <w:szCs w:val="28"/>
         </w:rPr>
-        <w:t xml:space="preserve">копирование стека в вектор </w:t>
+        <w:t>ввод элементов стека</w:t>
       </w:r>
     </w:p>
     <w:p>
@@ -3149,7 +4531,7 @@
           <w:numId w:val="7"/>
         </w:numPr>
         <w:suppressLineNumbers w:val="0"/>
-        <w:spacing w:before="0" w:beforeAutospacing="1" w:after="0" w:afterAutospacing="1" w:line="360" w:lineRule="auto"/>
+        <w:spacing w:line="360" w:lineRule="auto"/>
         <w:ind w:left="860" w:leftChars="0" w:hanging="420" w:firstLineChars="0"/>
         <w:jc w:val="both"/>
         <w:rPr>
@@ -3164,7 +4546,7 @@
           <w:sz w:val="28"/>
           <w:szCs w:val="28"/>
         </w:rPr>
-        <w:t xml:space="preserve">копирование вектора в стек </w:t>
+        <w:t>копирование элементов во временный контейнер</w:t>
       </w:r>
     </w:p>
     <w:p>
@@ -3177,7 +4559,7 @@
           <w:numId w:val="7"/>
         </w:numPr>
         <w:suppressLineNumbers w:val="0"/>
-        <w:spacing w:before="0" w:beforeAutospacing="1" w:after="0" w:afterAutospacing="1" w:line="360" w:lineRule="auto"/>
+        <w:spacing w:line="360" w:lineRule="auto"/>
         <w:ind w:left="860" w:leftChars="0" w:hanging="420" w:firstLineChars="0"/>
         <w:jc w:val="both"/>
         <w:rPr>
@@ -3192,7 +4574,7 @@
           <w:sz w:val="28"/>
           <w:szCs w:val="28"/>
         </w:rPr>
-        <w:t xml:space="preserve">поиск элемента </w:t>
+        <w:t>поиск максимального элемента</w:t>
       </w:r>
     </w:p>
     <w:p>
@@ -3205,7 +4587,7 @@
           <w:numId w:val="7"/>
         </w:numPr>
         <w:suppressLineNumbers w:val="0"/>
-        <w:spacing w:before="0" w:beforeAutospacing="1" w:after="0" w:afterAutospacing="1" w:line="360" w:lineRule="auto"/>
+        <w:spacing w:line="360" w:lineRule="auto"/>
         <w:ind w:left="860" w:leftChars="0" w:hanging="420" w:firstLineChars="0"/>
         <w:jc w:val="both"/>
         <w:rPr>
@@ -3220,7 +4602,7 @@
           <w:sz w:val="28"/>
           <w:szCs w:val="28"/>
         </w:rPr>
-        <w:t xml:space="preserve">вставка </w:t>
+        <w:t>добавление элемента в стек</w:t>
       </w:r>
     </w:p>
     <w:p>
@@ -3233,7 +4615,7 @@
           <w:numId w:val="7"/>
         </w:numPr>
         <w:suppressLineNumbers w:val="0"/>
-        <w:spacing w:before="0" w:beforeAutospacing="1" w:after="0" w:afterAutospacing="1" w:line="360" w:lineRule="auto"/>
+        <w:spacing w:line="360" w:lineRule="auto"/>
         <w:ind w:left="860" w:leftChars="0" w:hanging="420" w:firstLineChars="0"/>
         <w:jc w:val="both"/>
         <w:rPr>
@@ -3248,7 +4630,7 @@
           <w:sz w:val="28"/>
           <w:szCs w:val="28"/>
         </w:rPr>
-        <w:t xml:space="preserve">удаление </w:t>
+        <w:t>удаление элементов по заданному диапазону</w:t>
       </w:r>
     </w:p>
     <w:p>
@@ -3261,7 +4643,7 @@
           <w:numId w:val="7"/>
         </w:numPr>
         <w:suppressLineNumbers w:val="0"/>
-        <w:spacing w:before="0" w:beforeAutospacing="1" w:after="0" w:afterAutospacing="1" w:line="360" w:lineRule="auto"/>
+        <w:spacing w:line="360" w:lineRule="auto"/>
         <w:ind w:left="860" w:leftChars="0" w:hanging="420" w:firstLineChars="0"/>
         <w:jc w:val="both"/>
         <w:rPr>
@@ -3276,7 +4658,63 @@
           <w:sz w:val="28"/>
           <w:szCs w:val="28"/>
         </w:rPr>
-        <w:t xml:space="preserve">вычисление max и min </w:t>
+        <w:t>вычисление среднего значения элементов</w:t>
+      </w:r>
+    </w:p>
+    <w:p>
+      <w:pPr>
+        <w:keepNext w:val="0"/>
+        <w:keepLines w:val="0"/>
+        <w:widowControl/>
+        <w:numPr>
+          <w:ilvl w:val="0"/>
+          <w:numId w:val="7"/>
+        </w:numPr>
+        <w:suppressLineNumbers w:val="0"/>
+        <w:spacing w:line="360" w:lineRule="auto"/>
+        <w:ind w:left="860" w:leftChars="0" w:hanging="420" w:firstLineChars="0"/>
+        <w:jc w:val="both"/>
+        <w:rPr>
+          <w:rFonts w:hint="default" w:ascii="Times New Roman" w:hAnsi="Times New Roman" w:cs="Times New Roman"/>
+          <w:sz w:val="28"/>
+          <w:szCs w:val="28"/>
+        </w:rPr>
+      </w:pPr>
+      <w:r>
+        <w:rPr>
+          <w:rFonts w:hint="default" w:ascii="Times New Roman" w:hAnsi="Times New Roman" w:cs="Times New Roman"/>
+          <w:sz w:val="28"/>
+          <w:szCs w:val="28"/>
+        </w:rPr>
+        <w:t>добавление среднего значения к элементам</w:t>
+      </w:r>
+    </w:p>
+    <w:p>
+      <w:pPr>
+        <w:keepNext w:val="0"/>
+        <w:keepLines w:val="0"/>
+        <w:widowControl/>
+        <w:numPr>
+          <w:ilvl w:val="0"/>
+          <w:numId w:val="7"/>
+        </w:numPr>
+        <w:suppressLineNumbers w:val="0"/>
+        <w:spacing w:line="360" w:lineRule="auto"/>
+        <w:ind w:left="860" w:leftChars="0" w:hanging="420" w:firstLineChars="0"/>
+        <w:jc w:val="both"/>
+        <w:rPr>
+          <w:rFonts w:hint="default" w:ascii="Times New Roman" w:hAnsi="Times New Roman" w:cs="Times New Roman"/>
+          <w:sz w:val="28"/>
+          <w:szCs w:val="28"/>
+        </w:rPr>
+      </w:pPr>
+      <w:r>
+        <w:rPr>
+          <w:rFonts w:hint="default" w:ascii="Times New Roman" w:hAnsi="Times New Roman" w:cs="Times New Roman"/>
+          <w:sz w:val="28"/>
+          <w:szCs w:val="28"/>
+        </w:rPr>
+        <w:t>вывод результата</w:t>
       </w:r>
     </w:p>
     <w:p>
@@ -3326,7 +4764,6 @@
     </w:p>
     <w:p>
       <w:pPr>
-        <w:pStyle w:val="22"/>
         <w:keepNext w:val="0"/>
         <w:keepLines w:val="0"/>
         <w:widowControl/>
@@ -3358,7 +4795,7 @@
           <w:numId w:val="7"/>
         </w:numPr>
         <w:suppressLineNumbers w:val="0"/>
-        <w:spacing w:before="0" w:beforeAutospacing="1" w:after="0" w:afterAutospacing="1" w:line="360" w:lineRule="auto"/>
+        <w:spacing w:line="360" w:lineRule="auto"/>
         <w:ind w:left="860" w:leftChars="0" w:hanging="420" w:firstLineChars="0"/>
         <w:jc w:val="both"/>
         <w:rPr>
@@ -3373,7 +4810,7 @@
           <w:sz w:val="28"/>
           <w:szCs w:val="28"/>
         </w:rPr>
-        <w:t xml:space="preserve">создаёт стек </w:t>
+        <w:t>создаёт контейнер stack&lt;Pair&gt;</w:t>
       </w:r>
     </w:p>
     <w:p>
@@ -3386,7 +4823,7 @@
           <w:numId w:val="7"/>
         </w:numPr>
         <w:suppressLineNumbers w:val="0"/>
-        <w:spacing w:before="0" w:beforeAutospacing="1" w:after="0" w:afterAutospacing="1" w:line="360" w:lineRule="auto"/>
+        <w:spacing w:line="360" w:lineRule="auto"/>
         <w:ind w:left="860" w:leftChars="0" w:hanging="420" w:firstLineChars="0"/>
         <w:jc w:val="both"/>
         <w:rPr>
@@ -3401,7 +4838,7 @@
           <w:sz w:val="28"/>
           <w:szCs w:val="28"/>
         </w:rPr>
-        <w:t xml:space="preserve">выполняет операции через вспомогательный вектор </w:t>
+        <w:t>заполняет стек элементами, введёнными пользователем</w:t>
       </w:r>
     </w:p>
     <w:p>
@@ -3414,7 +4851,7 @@
           <w:numId w:val="7"/>
         </w:numPr>
         <w:suppressLineNumbers w:val="0"/>
-        <w:spacing w:before="0" w:beforeAutospacing="1" w:after="0" w:afterAutospacing="1" w:line="360" w:lineRule="auto"/>
+        <w:spacing w:line="360" w:lineRule="auto"/>
         <w:ind w:left="860" w:leftChars="0" w:hanging="420" w:firstLineChars="0"/>
         <w:jc w:val="both"/>
         <w:rPr>
@@ -3429,7 +4866,119 @@
           <w:sz w:val="28"/>
           <w:szCs w:val="28"/>
         </w:rPr>
-        <w:t xml:space="preserve">выводит результат </w:t>
+        <w:t>находит максимальный элемент и добавляет его в стек</w:t>
+      </w:r>
+    </w:p>
+    <w:p>
+      <w:pPr>
+        <w:keepNext w:val="0"/>
+        <w:keepLines w:val="0"/>
+        <w:widowControl/>
+        <w:numPr>
+          <w:ilvl w:val="0"/>
+          <w:numId w:val="7"/>
+        </w:numPr>
+        <w:suppressLineNumbers w:val="0"/>
+        <w:spacing w:line="360" w:lineRule="auto"/>
+        <w:ind w:left="860" w:leftChars="0" w:hanging="420" w:firstLineChars="0"/>
+        <w:jc w:val="both"/>
+        <w:rPr>
+          <w:rFonts w:hint="default" w:ascii="Times New Roman" w:hAnsi="Times New Roman" w:cs="Times New Roman"/>
+          <w:sz w:val="28"/>
+          <w:szCs w:val="28"/>
+        </w:rPr>
+      </w:pPr>
+      <w:r>
+        <w:rPr>
+          <w:rFonts w:hint="default" w:ascii="Times New Roman" w:hAnsi="Times New Roman" w:cs="Times New Roman"/>
+          <w:sz w:val="28"/>
+          <w:szCs w:val="28"/>
+        </w:rPr>
+        <w:t>удаляет элементы по заданному диапазону через промежуточный контейнер</w:t>
+      </w:r>
+    </w:p>
+    <w:p>
+      <w:pPr>
+        <w:keepNext w:val="0"/>
+        <w:keepLines w:val="0"/>
+        <w:widowControl/>
+        <w:numPr>
+          <w:ilvl w:val="0"/>
+          <w:numId w:val="7"/>
+        </w:numPr>
+        <w:suppressLineNumbers w:val="0"/>
+        <w:spacing w:line="360" w:lineRule="auto"/>
+        <w:ind w:left="860" w:leftChars="0" w:hanging="420" w:firstLineChars="0"/>
+        <w:jc w:val="both"/>
+        <w:rPr>
+          <w:rFonts w:hint="default" w:ascii="Times New Roman" w:hAnsi="Times New Roman" w:cs="Times New Roman"/>
+          <w:sz w:val="28"/>
+          <w:szCs w:val="28"/>
+        </w:rPr>
+      </w:pPr>
+      <w:r>
+        <w:rPr>
+          <w:rFonts w:hint="default" w:ascii="Times New Roman" w:hAnsi="Times New Roman" w:cs="Times New Roman"/>
+          <w:sz w:val="28"/>
+          <w:szCs w:val="28"/>
+        </w:rPr>
+        <w:t>вычисляет среднее значение элементов</w:t>
+      </w:r>
+    </w:p>
+    <w:p>
+      <w:pPr>
+        <w:keepNext w:val="0"/>
+        <w:keepLines w:val="0"/>
+        <w:widowControl/>
+        <w:numPr>
+          <w:ilvl w:val="0"/>
+          <w:numId w:val="7"/>
+        </w:numPr>
+        <w:suppressLineNumbers w:val="0"/>
+        <w:spacing w:line="360" w:lineRule="auto"/>
+        <w:ind w:left="860" w:leftChars="0" w:hanging="420" w:firstLineChars="0"/>
+        <w:jc w:val="both"/>
+        <w:rPr>
+          <w:rFonts w:hint="default" w:ascii="Times New Roman" w:hAnsi="Times New Roman" w:cs="Times New Roman"/>
+          <w:sz w:val="28"/>
+          <w:szCs w:val="28"/>
+        </w:rPr>
+      </w:pPr>
+      <w:r>
+        <w:rPr>
+          <w:rFonts w:hint="default" w:ascii="Times New Roman" w:hAnsi="Times New Roman" w:cs="Times New Roman"/>
+          <w:sz w:val="28"/>
+          <w:szCs w:val="28"/>
+        </w:rPr>
+        <w:t>изменяет элементы стека</w:t>
+      </w:r>
+    </w:p>
+    <w:p>
+      <w:pPr>
+        <w:keepNext w:val="0"/>
+        <w:keepLines w:val="0"/>
+        <w:widowControl/>
+        <w:numPr>
+          <w:ilvl w:val="0"/>
+          <w:numId w:val="7"/>
+        </w:numPr>
+        <w:suppressLineNumbers w:val="0"/>
+        <w:spacing w:line="360" w:lineRule="auto"/>
+        <w:ind w:left="860" w:leftChars="0" w:hanging="420" w:firstLineChars="0"/>
+        <w:jc w:val="both"/>
+        <w:rPr>
+          <w:rFonts w:hint="default" w:ascii="Times New Roman" w:hAnsi="Times New Roman" w:cs="Times New Roman"/>
+          <w:sz w:val="28"/>
+          <w:szCs w:val="28"/>
+        </w:rPr>
+      </w:pPr>
+      <w:r>
+        <w:rPr>
+          <w:rFonts w:hint="default" w:ascii="Times New Roman" w:hAnsi="Times New Roman" w:cs="Times New Roman"/>
+          <w:sz w:val="28"/>
+          <w:szCs w:val="28"/>
+        </w:rPr>
+        <w:t>выводит результат</w:t>
       </w:r>
     </w:p>
     <w:p>
@@ -3486,13 +5035,25 @@
         <w:suppressLineNumbers w:val="0"/>
         <w:spacing w:line="360" w:lineRule="auto"/>
         <w:jc w:val="both"/>
-      </w:pPr>
-      <w:r>
+        <w:rPr>
+          <w:rFonts w:hint="default" w:ascii="Times New Roman" w:hAnsi="Times New Roman" w:cs="Times New Roman"/>
+          <w:color w:val="auto"/>
+          <w:sz w:val="28"/>
+          <w:szCs w:val="28"/>
+        </w:rPr>
+      </w:pPr>
+      <w:r>
+        <w:rPr>
+          <w:rFonts w:hint="default" w:ascii="Times New Roman" w:hAnsi="Times New Roman" w:cs="Times New Roman"/>
+          <w:color w:val="auto"/>
+          <w:sz w:val="28"/>
+          <w:szCs w:val="28"/>
+        </w:rPr>
         <w:drawing>
           <wp:inline distT="0" distB="0" distL="114300" distR="114300">
-            <wp:extent cx="6003925" cy="2705100"/>
-            <wp:effectExtent l="0" t="0" r="15875" b="0"/>
-            <wp:docPr id="7" name="Изображение 21"/>
+            <wp:extent cx="5843905" cy="2105025"/>
+            <wp:effectExtent l="0" t="0" r="4445" b="9525"/>
+            <wp:docPr id="13" name="Изображение 6"/>
             <wp:cNvGraphicFramePr>
               <a:graphicFrameLocks xmlns:a="http://schemas.openxmlformats.org/drawingml/2006/main" noChangeAspect="1"/>
             </wp:cNvGraphicFramePr>
@@ -3500,7 +5061,7 @@
               <a:graphicData uri="http://schemas.openxmlformats.org/drawingml/2006/picture">
                 <pic:pic xmlns:pic="http://schemas.openxmlformats.org/drawingml/2006/picture">
                   <pic:nvPicPr>
-                    <pic:cNvPr id="7" name="Изображение 21"/>
+                    <pic:cNvPr id="13" name="Изображение 6"/>
                     <pic:cNvPicPr>
                       <a:picLocks noChangeAspect="1"/>
                     </pic:cNvPicPr>
@@ -3514,7 +5075,7 @@
                   <pic:spPr>
                     <a:xfrm>
                       <a:off x="0" y="0"/>
-                      <a:ext cx="6003925" cy="2705100"/>
+                      <a:ext cx="5843905" cy="2105025"/>
                     </a:xfrm>
                     <a:prstGeom prst="rect">
                       <a:avLst/>
@@ -3533,52 +5094,175 @@
     </w:p>
     <w:p>
       <w:pPr>
-        <w:pStyle w:val="22"/>
-        <w:keepNext w:val="0"/>
-        <w:keepLines w:val="0"/>
-        <w:widowControl/>
-        <w:suppressLineNumbers w:val="0"/>
-        <w:spacing w:line="360" w:lineRule="auto"/>
-        <w:jc w:val="both"/>
-        <w:rPr>
-          <w:rFonts w:hint="default" w:ascii="Times New Roman" w:hAnsi="Times New Roman" w:cs="Times New Roman"/>
-          <w:sz w:val="28"/>
-          <w:szCs w:val="28"/>
-        </w:rPr>
-      </w:pPr>
-      <w:r>
-        <w:rPr>
-          <w:rFonts w:hint="default" w:ascii="Times New Roman" w:hAnsi="Times New Roman" w:cs="Times New Roman"/>
-          <w:sz w:val="28"/>
-          <w:szCs w:val="28"/>
-        </w:rPr>
-        <w:t>Так как стек не позволяет прямой доступ, используется промежуточный контейнер.</w:t>
-      </w:r>
-      <w:r>
-        <w:rPr>
-          <w:rFonts w:hint="default" w:ascii="Times New Roman" w:hAnsi="Times New Roman" w:cs="Times New Roman"/>
-          <w:sz w:val="28"/>
-          <w:szCs w:val="28"/>
-        </w:rPr>
-        <w:br w:type="textWrapping"/>
-      </w:r>
-      <w:r>
-        <w:rPr>
-          <w:rFonts w:hint="default" w:ascii="Times New Roman" w:hAnsi="Times New Roman" w:cs="Times New Roman"/>
-          <w:sz w:val="28"/>
-          <w:szCs w:val="28"/>
-        </w:rPr>
-        <w:t>Это обеспечивает корректную работу алгоритмов.</w:t>
-      </w:r>
-    </w:p>
-    <w:p>
-      <w:pPr>
-        <w:keepNext w:val="0"/>
-        <w:keepLines w:val="0"/>
-        <w:widowControl/>
-        <w:suppressLineNumbers w:val="0"/>
-        <w:spacing w:line="360" w:lineRule="auto"/>
-        <w:jc w:val="both"/>
+        <w:pStyle w:val="3"/>
+        <w:keepNext w:val="0"/>
+        <w:keepLines w:val="0"/>
+        <w:widowControl/>
+        <w:suppressLineNumbers w:val="0"/>
+        <w:spacing w:line="360" w:lineRule="auto"/>
+        <w:ind w:firstLine="708" w:firstLineChars="0"/>
+        <w:jc w:val="both"/>
+        <w:rPr>
+          <w:rFonts w:hint="default" w:ascii="Times New Roman" w:hAnsi="Times New Roman" w:cs="Times New Roman"/>
+          <w:color w:val="auto"/>
+          <w:sz w:val="28"/>
+          <w:szCs w:val="28"/>
+        </w:rPr>
+      </w:pPr>
+      <w:r>
+        <w:rPr>
+          <w:rFonts w:hint="default" w:ascii="Times New Roman" w:hAnsi="Times New Roman" w:cs="Times New Roman"/>
+          <w:color w:val="auto"/>
+          <w:sz w:val="28"/>
+          <w:szCs w:val="28"/>
+        </w:rPr>
+        <w:t>В программе используется контейнер stack&lt;Pair&gt;.</w:t>
+      </w:r>
+      <w:r>
+        <w:rPr>
+          <w:rFonts w:hint="default" w:ascii="Times New Roman" w:hAnsi="Times New Roman" w:cs="Times New Roman"/>
+          <w:color w:val="auto"/>
+          <w:sz w:val="28"/>
+          <w:szCs w:val="28"/>
+          <w:lang w:val="ru-RU"/>
+        </w:rPr>
+        <w:t xml:space="preserve"> </w:t>
+      </w:r>
+      <w:r>
+        <w:rPr>
+          <w:rFonts w:hint="default" w:ascii="Times New Roman" w:hAnsi="Times New Roman" w:cs="Times New Roman"/>
+          <w:color w:val="auto"/>
+          <w:sz w:val="28"/>
+          <w:szCs w:val="28"/>
+        </w:rPr>
+        <w:t>Так как стек не поддерживает произвольный доступ к элементам,</w:t>
+      </w:r>
+      <w:r>
+        <w:rPr>
+          <w:rFonts w:hint="default" w:ascii="Times New Roman" w:hAnsi="Times New Roman" w:cs="Times New Roman"/>
+          <w:color w:val="auto"/>
+          <w:sz w:val="28"/>
+          <w:szCs w:val="28"/>
+          <w:lang w:val="ru-RU"/>
+        </w:rPr>
+        <w:t xml:space="preserve"> </w:t>
+      </w:r>
+      <w:r>
+        <w:rPr>
+          <w:rFonts w:hint="default" w:ascii="Times New Roman" w:hAnsi="Times New Roman" w:cs="Times New Roman"/>
+          <w:color w:val="auto"/>
+          <w:sz w:val="28"/>
+          <w:szCs w:val="28"/>
+        </w:rPr>
+        <w:t>для выполнения операций используется промежуточный контейнер.</w:t>
+      </w:r>
+      <w:r>
+        <w:rPr>
+          <w:rFonts w:hint="default" w:ascii="Times New Roman" w:hAnsi="Times New Roman" w:cs="Times New Roman"/>
+          <w:color w:val="auto"/>
+          <w:sz w:val="28"/>
+          <w:szCs w:val="28"/>
+          <w:lang w:val="ru-RU"/>
+        </w:rPr>
+        <w:t xml:space="preserve"> </w:t>
+      </w:r>
+      <w:r>
+        <w:rPr>
+          <w:rFonts w:hint="default" w:ascii="Times New Roman" w:hAnsi="Times New Roman" w:cs="Times New Roman"/>
+          <w:color w:val="auto"/>
+          <w:sz w:val="28"/>
+          <w:szCs w:val="28"/>
+        </w:rPr>
+        <w:t>Определяется максимальный элемент, который добавляется в стек.</w:t>
+      </w:r>
+      <w:r>
+        <w:rPr>
+          <w:rFonts w:hint="default" w:ascii="Times New Roman" w:hAnsi="Times New Roman" w:cs="Times New Roman"/>
+          <w:color w:val="auto"/>
+          <w:sz w:val="28"/>
+          <w:szCs w:val="28"/>
+          <w:lang w:val="ru-RU"/>
+        </w:rPr>
+        <w:t xml:space="preserve"> </w:t>
+      </w:r>
+      <w:r>
+        <w:rPr>
+          <w:rFonts w:hint="default" w:ascii="Times New Roman" w:hAnsi="Times New Roman" w:cs="Times New Roman"/>
+          <w:color w:val="auto"/>
+          <w:sz w:val="28"/>
+          <w:szCs w:val="28"/>
+        </w:rPr>
+        <w:t>Затем удаляются элементы, попадающие в заданный диапазон.</w:t>
+      </w:r>
+      <w:r>
+        <w:rPr>
+          <w:rFonts w:hint="default" w:ascii="Times New Roman" w:hAnsi="Times New Roman" w:cs="Times New Roman"/>
+          <w:color w:val="auto"/>
+          <w:sz w:val="28"/>
+          <w:szCs w:val="28"/>
+          <w:lang w:val="ru-RU"/>
+        </w:rPr>
+        <w:t xml:space="preserve"> </w:t>
+      </w:r>
+      <w:r>
+        <w:rPr>
+          <w:rFonts w:hint="default" w:ascii="Times New Roman" w:hAnsi="Times New Roman" w:cs="Times New Roman"/>
+          <w:color w:val="auto"/>
+          <w:sz w:val="28"/>
+          <w:szCs w:val="28"/>
+        </w:rPr>
+        <w:t>После этого вычисляется среднее значение элементов, которое</w:t>
+      </w:r>
+      <w:r>
+        <w:rPr>
+          <w:rFonts w:hint="default" w:ascii="Times New Roman" w:hAnsi="Times New Roman" w:cs="Times New Roman"/>
+          <w:color w:val="auto"/>
+          <w:sz w:val="28"/>
+          <w:szCs w:val="28"/>
+          <w:lang w:val="ru-RU"/>
+        </w:rPr>
+        <w:t xml:space="preserve"> </w:t>
+      </w:r>
+      <w:r>
+        <w:rPr>
+          <w:rFonts w:hint="default" w:ascii="Times New Roman" w:hAnsi="Times New Roman" w:cs="Times New Roman"/>
+          <w:color w:val="auto"/>
+          <w:sz w:val="28"/>
+          <w:szCs w:val="28"/>
+        </w:rPr>
+        <w:t>прибавляется к каждому элементу.</w:t>
+      </w:r>
+      <w:r>
+        <w:rPr>
+          <w:rFonts w:hint="default" w:ascii="Times New Roman" w:hAnsi="Times New Roman" w:cs="Times New Roman"/>
+          <w:color w:val="auto"/>
+          <w:sz w:val="28"/>
+          <w:szCs w:val="28"/>
+          <w:lang w:val="ru-RU"/>
+        </w:rPr>
+        <w:t xml:space="preserve"> </w:t>
+      </w:r>
+      <w:r>
+        <w:rPr>
+          <w:rFonts w:hint="default" w:ascii="Times New Roman" w:hAnsi="Times New Roman" w:cs="Times New Roman"/>
+          <w:color w:val="auto"/>
+          <w:sz w:val="28"/>
+          <w:szCs w:val="28"/>
+        </w:rPr>
+        <w:t>В результате формируется новый стек, содержащий обработанные данные.</w:t>
+      </w:r>
+    </w:p>
+    <w:p>
+      <w:pPr>
+        <w:rPr>
+          <w:rFonts w:hint="default" w:ascii="Times New Roman" w:hAnsi="Times New Roman" w:cs="Times New Roman"/>
+          <w:sz w:val="28"/>
+          <w:szCs w:val="28"/>
+        </w:rPr>
+      </w:pPr>
+    </w:p>
+    <w:p>
+      <w:pPr>
         <w:rPr>
           <w:rFonts w:hint="default" w:ascii="Times New Roman" w:hAnsi="Times New Roman" w:cs="Times New Roman"/>
           <w:sz w:val="28"/>
@@ -3618,94 +5302,85 @@
     </w:p>
     <w:p>
       <w:pPr>
-        <w:pStyle w:val="22"/>
-        <w:keepNext w:val="0"/>
-        <w:keepLines w:val="0"/>
-        <w:widowControl/>
-        <w:suppressLineNumbers w:val="0"/>
-        <w:spacing w:line="360" w:lineRule="auto"/>
-        <w:jc w:val="both"/>
-        <w:rPr>
-          <w:rFonts w:hint="default" w:ascii="Times New Roman" w:hAnsi="Times New Roman" w:cs="Times New Roman"/>
-          <w:sz w:val="28"/>
-          <w:szCs w:val="28"/>
-        </w:rPr>
-      </w:pPr>
-      <w:r>
-        <w:rPr>
-          <w:rFonts w:hint="default" w:ascii="Times New Roman" w:hAnsi="Times New Roman" w:cs="Times New Roman"/>
-          <w:sz w:val="28"/>
-          <w:szCs w:val="28"/>
-        </w:rPr>
-        <w:t>Создан шаблонный класс, использующий стек:</w:t>
-      </w:r>
-    </w:p>
-    <w:p>
-      <w:pPr>
-        <w:keepNext w:val="0"/>
-        <w:keepLines w:val="0"/>
-        <w:widowControl/>
-        <w:numPr>
-          <w:ilvl w:val="0"/>
-          <w:numId w:val="7"/>
-        </w:numPr>
-        <w:suppressLineNumbers w:val="0"/>
-        <w:spacing w:before="0" w:beforeAutospacing="1" w:after="0" w:afterAutospacing="1" w:line="360" w:lineRule="auto"/>
-        <w:ind w:left="860" w:leftChars="0" w:hanging="420" w:firstLineChars="0"/>
-        <w:jc w:val="both"/>
-        <w:rPr>
-          <w:rFonts w:hint="default" w:ascii="Times New Roman" w:hAnsi="Times New Roman" w:cs="Times New Roman"/>
-          <w:sz w:val="28"/>
-          <w:szCs w:val="28"/>
-        </w:rPr>
-      </w:pPr>
-      <w:r>
-        <w:rPr>
-          <w:rFonts w:hint="default" w:ascii="Times New Roman" w:hAnsi="Times New Roman" w:cs="Times New Roman"/>
-          <w:sz w:val="28"/>
-          <w:szCs w:val="28"/>
-        </w:rPr>
-        <w:t xml:space="preserve">хранение элементов в stack </w:t>
-      </w:r>
-    </w:p>
-    <w:p>
-      <w:pPr>
-        <w:keepNext w:val="0"/>
-        <w:keepLines w:val="0"/>
-        <w:widowControl/>
-        <w:numPr>
-          <w:ilvl w:val="0"/>
-          <w:numId w:val="7"/>
-        </w:numPr>
-        <w:suppressLineNumbers w:val="0"/>
-        <w:spacing w:before="0" w:beforeAutospacing="1" w:after="0" w:afterAutospacing="1" w:line="360" w:lineRule="auto"/>
-        <w:ind w:left="860" w:leftChars="0" w:hanging="420" w:firstLineChars="0"/>
-        <w:jc w:val="both"/>
-        <w:rPr>
-          <w:rFonts w:hint="default" w:ascii="Times New Roman" w:hAnsi="Times New Roman" w:cs="Times New Roman"/>
-          <w:sz w:val="28"/>
-          <w:szCs w:val="28"/>
-        </w:rPr>
-      </w:pPr>
-      <w:r>
-        <w:rPr>
-          <w:rFonts w:hint="default" w:ascii="Times New Roman" w:hAnsi="Times New Roman" w:cs="Times New Roman"/>
-          <w:sz w:val="28"/>
-          <w:szCs w:val="28"/>
-        </w:rPr>
-        <w:t xml:space="preserve">выполнение операций через vector </w:t>
-      </w:r>
-    </w:p>
-    <w:p>
-      <w:pPr>
-        <w:keepNext w:val="0"/>
-        <w:keepLines w:val="0"/>
-        <w:widowControl/>
-        <w:suppressLineNumbers w:val="0"/>
-        <w:spacing w:line="360" w:lineRule="auto"/>
-        <w:jc w:val="both"/>
-        <w:rPr>
-          <w:rFonts w:hint="default" w:ascii="Times New Roman" w:hAnsi="Times New Roman" w:cs="Times New Roman"/>
+        <w:keepNext w:val="0"/>
+        <w:keepLines w:val="0"/>
+        <w:widowControl/>
+        <w:suppressLineNumbers w:val="0"/>
+        <w:spacing w:line="360" w:lineRule="auto"/>
+        <w:jc w:val="both"/>
+        <w:rPr>
+          <w:rFonts w:hint="default" w:ascii="Times New Roman" w:hAnsi="Times New Roman" w:eastAsia="SimSun" w:cs="Times New Roman"/>
+          <w:sz w:val="28"/>
+          <w:szCs w:val="28"/>
+        </w:rPr>
+      </w:pPr>
+      <w:r>
+        <w:rPr>
+          <w:rFonts w:hint="default" w:ascii="Times New Roman" w:hAnsi="Times New Roman" w:eastAsia="SimSun" w:cs="Times New Roman"/>
+          <w:sz w:val="28"/>
+          <w:szCs w:val="28"/>
+        </w:rPr>
+        <w:t>В задаче используется комбинация параметризованного класса List</w:t>
+      </w:r>
+      <w:r>
+        <w:rPr>
+          <w:rFonts w:hint="default" w:ascii="Times New Roman" w:hAnsi="Times New Roman" w:eastAsia="SimSun" w:cs="Times New Roman"/>
+          <w:sz w:val="28"/>
+          <w:szCs w:val="28"/>
+        </w:rPr>
+        <w:br w:type="textWrapping"/>
+      </w:r>
+      <w:r>
+        <w:rPr>
+          <w:rFonts w:hint="default" w:ascii="Times New Roman" w:hAnsi="Times New Roman" w:eastAsia="SimSun" w:cs="Times New Roman"/>
+          <w:sz w:val="28"/>
+          <w:szCs w:val="28"/>
+        </w:rPr>
+        <w:t>и адаптера контейнера stack.</w:t>
+      </w:r>
+      <w:r>
+        <w:rPr>
+          <w:rFonts w:hint="default" w:ascii="Times New Roman" w:hAnsi="Times New Roman" w:eastAsia="SimSun" w:cs="Times New Roman"/>
+          <w:sz w:val="28"/>
+          <w:szCs w:val="28"/>
+        </w:rPr>
+        <w:br w:type="textWrapping"/>
+      </w:r>
+      <w:r>
+        <w:rPr>
+          <w:rFonts w:hint="default" w:ascii="Times New Roman" w:hAnsi="Times New Roman" w:eastAsia="SimSun" w:cs="Times New Roman"/>
+          <w:sz w:val="28"/>
+          <w:szCs w:val="28"/>
+        </w:rPr>
+        <w:t>Stack используется для хранения данных, а List — для выполнения</w:t>
+      </w:r>
+      <w:r>
+        <w:rPr>
+          <w:rFonts w:hint="default" w:ascii="Times New Roman" w:hAnsi="Times New Roman" w:eastAsia="SimSun" w:cs="Times New Roman"/>
+          <w:sz w:val="28"/>
+          <w:szCs w:val="28"/>
+        </w:rPr>
+        <w:br w:type="textWrapping"/>
+      </w:r>
+      <w:r>
+        <w:rPr>
+          <w:rFonts w:hint="default" w:ascii="Times New Roman" w:hAnsi="Times New Roman" w:eastAsia="SimSun" w:cs="Times New Roman"/>
+          <w:sz w:val="28"/>
+          <w:szCs w:val="28"/>
+        </w:rPr>
+        <w:t>операций обработки.</w:t>
+      </w:r>
+    </w:p>
+    <w:p>
+      <w:pPr>
+        <w:keepNext w:val="0"/>
+        <w:keepLines w:val="0"/>
+        <w:widowControl/>
+        <w:suppressLineNumbers w:val="0"/>
+        <w:spacing w:line="360" w:lineRule="auto"/>
+        <w:jc w:val="both"/>
+        <w:rPr>
+          <w:rFonts w:hint="default" w:ascii="Times New Roman" w:hAnsi="Times New Roman" w:eastAsia="SimSun" w:cs="Times New Roman"/>
           <w:sz w:val="28"/>
           <w:szCs w:val="28"/>
         </w:rPr>
@@ -3743,26 +5418,25 @@
     </w:p>
     <w:p>
       <w:pPr>
-        <w:pStyle w:val="22"/>
-        <w:keepNext w:val="0"/>
-        <w:keepLines w:val="0"/>
-        <w:widowControl/>
-        <w:suppressLineNumbers w:val="0"/>
-        <w:spacing w:line="360" w:lineRule="auto"/>
-        <w:jc w:val="both"/>
-        <w:rPr>
-          <w:rFonts w:hint="default" w:ascii="Times New Roman" w:hAnsi="Times New Roman" w:cs="Times New Roman"/>
-          <w:sz w:val="28"/>
-          <w:szCs w:val="28"/>
-        </w:rPr>
-      </w:pPr>
-      <w:r>
-        <w:rPr>
-          <w:rFonts w:hint="default" w:ascii="Times New Roman" w:hAnsi="Times New Roman" w:cs="Times New Roman"/>
-          <w:sz w:val="28"/>
-          <w:szCs w:val="28"/>
-        </w:rPr>
-        <w:t>Методы:</w:t>
+        <w:keepNext w:val="0"/>
+        <w:keepLines w:val="0"/>
+        <w:widowControl/>
+        <w:suppressLineNumbers w:val="0"/>
+        <w:spacing w:line="360" w:lineRule="auto"/>
+        <w:jc w:val="both"/>
+        <w:rPr>
+          <w:rFonts w:hint="default" w:ascii="Times New Roman" w:hAnsi="Times New Roman" w:cs="Times New Roman"/>
+          <w:sz w:val="28"/>
+          <w:szCs w:val="28"/>
+        </w:rPr>
+      </w:pPr>
+      <w:r>
+        <w:rPr>
+          <w:rFonts w:hint="default" w:ascii="Times New Roman" w:hAnsi="Times New Roman" w:cs="Times New Roman"/>
+          <w:sz w:val="28"/>
+          <w:szCs w:val="28"/>
+        </w:rPr>
+        <w:t>Используются методы:</w:t>
       </w:r>
     </w:p>
     <w:p>
@@ -3775,7 +5449,7 @@
           <w:numId w:val="7"/>
         </w:numPr>
         <w:suppressLineNumbers w:val="0"/>
-        <w:spacing w:before="0" w:beforeAutospacing="1" w:after="0" w:afterAutospacing="1" w:line="360" w:lineRule="auto"/>
+        <w:spacing w:line="360" w:lineRule="auto"/>
         <w:ind w:left="860" w:leftChars="0" w:hanging="420" w:firstLineChars="0"/>
         <w:jc w:val="both"/>
         <w:rPr>
@@ -3790,7 +5464,7 @@
           <w:sz w:val="28"/>
           <w:szCs w:val="28"/>
         </w:rPr>
-        <w:t xml:space="preserve">вычисление среднего </w:t>
+        <w:t>push — добавление в стек</w:t>
       </w:r>
     </w:p>
     <w:p>
@@ -3803,7 +5477,7 @@
           <w:numId w:val="7"/>
         </w:numPr>
         <w:suppressLineNumbers w:val="0"/>
-        <w:spacing w:before="0" w:beforeAutospacing="1" w:after="0" w:afterAutospacing="1" w:line="360" w:lineRule="auto"/>
+        <w:spacing w:line="360" w:lineRule="auto"/>
         <w:ind w:left="860" w:leftChars="0" w:hanging="420" w:firstLineChars="0"/>
         <w:jc w:val="both"/>
         <w:rPr>
@@ -3818,7 +5492,7 @@
           <w:sz w:val="28"/>
           <w:szCs w:val="28"/>
         </w:rPr>
-        <w:t xml:space="preserve">добавление элемента </w:t>
+        <w:t>pop — удаление из стека</w:t>
       </w:r>
     </w:p>
     <w:p>
@@ -3831,7 +5505,7 @@
           <w:numId w:val="7"/>
         </w:numPr>
         <w:suppressLineNumbers w:val="0"/>
-        <w:spacing w:before="0" w:beforeAutospacing="1" w:after="0" w:afterAutospacing="1" w:line="360" w:lineRule="auto"/>
+        <w:spacing w:line="360" w:lineRule="auto"/>
         <w:ind w:left="860" w:leftChars="0" w:hanging="420" w:firstLineChars="0"/>
         <w:jc w:val="both"/>
         <w:rPr>
@@ -3845,8 +5519,17 @@
           <w:rFonts w:hint="default" w:ascii="Times New Roman" w:hAnsi="Times New Roman" w:cs="Times New Roman"/>
           <w:sz w:val="28"/>
           <w:szCs w:val="28"/>
-        </w:rPr>
-        <w:t xml:space="preserve">поиск максимального и минимального </w:t>
+          <w:lang w:val="en-US"/>
+        </w:rPr>
+        <w:t>t</w:t>
+      </w:r>
+      <w:r>
+        <w:rPr>
+          <w:rFonts w:hint="default" w:ascii="Times New Roman" w:hAnsi="Times New Roman" w:cs="Times New Roman"/>
+          <w:sz w:val="28"/>
+          <w:szCs w:val="28"/>
+        </w:rPr>
+        <w:t>op — доступ к элементу</w:t>
       </w:r>
     </w:p>
     <w:p>
@@ -3859,7 +5542,7 @@
           <w:numId w:val="7"/>
         </w:numPr>
         <w:suppressLineNumbers w:val="0"/>
-        <w:spacing w:before="0" w:beforeAutospacing="1" w:after="0" w:afterAutospacing="1" w:line="360" w:lineRule="auto"/>
+        <w:spacing w:line="360" w:lineRule="auto"/>
         <w:ind w:left="860" w:leftChars="0" w:hanging="420" w:firstLineChars="0"/>
         <w:jc w:val="both"/>
         <w:rPr>
@@ -3874,44 +5557,20 @@
           <w:sz w:val="28"/>
           <w:szCs w:val="28"/>
         </w:rPr>
-        <w:t xml:space="preserve">удаление </w:t>
-      </w:r>
-    </w:p>
-    <w:p>
-      <w:pPr>
-        <w:keepNext w:val="0"/>
-        <w:keepLines w:val="0"/>
-        <w:widowControl/>
-        <w:numPr>
-          <w:ilvl w:val="0"/>
-          <w:numId w:val="7"/>
-        </w:numPr>
-        <w:suppressLineNumbers w:val="0"/>
-        <w:spacing w:before="0" w:beforeAutospacing="1" w:after="0" w:afterAutospacing="1" w:line="360" w:lineRule="auto"/>
-        <w:ind w:left="860" w:leftChars="0" w:hanging="420" w:firstLineChars="0"/>
-        <w:jc w:val="both"/>
-        <w:rPr>
-          <w:rFonts w:hint="default" w:ascii="Times New Roman" w:hAnsi="Times New Roman" w:cs="Times New Roman"/>
-          <w:sz w:val="28"/>
-          <w:szCs w:val="28"/>
-        </w:rPr>
-      </w:pPr>
-      <w:r>
-        <w:rPr>
-          <w:rFonts w:hint="default" w:ascii="Times New Roman" w:hAnsi="Times New Roman" w:cs="Times New Roman"/>
-          <w:sz w:val="28"/>
-          <w:szCs w:val="28"/>
-        </w:rPr>
-        <w:t xml:space="preserve">обработка элементов </w:t>
-      </w:r>
-    </w:p>
-    <w:p>
-      <w:pPr>
-        <w:keepNext w:val="0"/>
-        <w:keepLines w:val="0"/>
-        <w:widowControl/>
-        <w:suppressLineNumbers w:val="0"/>
-        <w:spacing w:line="360" w:lineRule="auto"/>
+        <w:t>методы List&lt;T&gt; для обработки данных</w:t>
+      </w:r>
+    </w:p>
+    <w:p>
+      <w:pPr>
+        <w:keepNext w:val="0"/>
+        <w:keepLines w:val="0"/>
+        <w:widowControl/>
+        <w:numPr>
+          <w:ilvl w:val="0"/>
+          <w:numId w:val="0"/>
+        </w:numPr>
+        <w:suppressLineNumbers w:val="0"/>
+        <w:spacing w:after="160" w:line="360" w:lineRule="auto"/>
         <w:jc w:val="both"/>
         <w:rPr>
           <w:rFonts w:hint="default" w:ascii="Times New Roman" w:hAnsi="Times New Roman" w:cs="Times New Roman"/>
@@ -3952,12 +5611,16 @@
     </w:p>
     <w:p>
       <w:pPr>
-        <w:pStyle w:val="22"/>
-        <w:keepNext w:val="0"/>
-        <w:keepLines w:val="0"/>
-        <w:widowControl/>
-        <w:suppressLineNumbers w:val="0"/>
-        <w:spacing w:line="360" w:lineRule="auto"/>
+        <w:keepNext w:val="0"/>
+        <w:keepLines w:val="0"/>
+        <w:widowControl/>
+        <w:numPr>
+          <w:ilvl w:val="0"/>
+          <w:numId w:val="0"/>
+        </w:numPr>
+        <w:suppressLineNumbers w:val="0"/>
+        <w:spacing w:before="0" w:beforeAutospacing="1" w:after="0" w:afterAutospacing="1" w:line="360" w:lineRule="auto"/>
+        <w:ind w:left="360" w:leftChars="0"/>
         <w:jc w:val="both"/>
         <w:rPr>
           <w:rFonts w:hint="default" w:ascii="Times New Roman" w:hAnsi="Times New Roman" w:cs="Times New Roman"/>
@@ -3999,7 +5662,7 @@
           <w:sz w:val="28"/>
           <w:szCs w:val="28"/>
         </w:rPr>
-        <w:t xml:space="preserve">создаёт объект класса </w:t>
+        <w:t>создаёт контейнер stack&lt;Pair&gt;</w:t>
       </w:r>
     </w:p>
     <w:p>
@@ -4027,7 +5690,7 @@
           <w:sz w:val="28"/>
           <w:szCs w:val="28"/>
         </w:rPr>
-        <w:t xml:space="preserve">выполняет операции </w:t>
+        <w:t>заполняет стек элементами, введёнными пользователем</w:t>
       </w:r>
     </w:p>
     <w:p>
@@ -4055,15 +5718,184 @@
           <w:sz w:val="28"/>
           <w:szCs w:val="28"/>
         </w:rPr>
-        <w:t xml:space="preserve">выводит результат </w:t>
-      </w:r>
-    </w:p>
-    <w:p>
-      <w:pPr>
-        <w:keepNext w:val="0"/>
-        <w:keepLines w:val="0"/>
-        <w:widowControl/>
-        <w:numPr>
+        <w:t>переносит элементы из стека в список List&lt;Pair&gt;</w:t>
+      </w:r>
+    </w:p>
+    <w:p>
+      <w:pPr>
+        <w:keepNext w:val="0"/>
+        <w:keepLines w:val="0"/>
+        <w:widowControl/>
+        <w:numPr>
+          <w:ilvl w:val="0"/>
+          <w:numId w:val="7"/>
+        </w:numPr>
+        <w:suppressLineNumbers w:val="0"/>
+        <w:spacing w:before="0" w:beforeAutospacing="1" w:after="0" w:afterAutospacing="1" w:line="360" w:lineRule="auto"/>
+        <w:ind w:left="860" w:leftChars="0" w:hanging="420" w:firstLineChars="0"/>
+        <w:jc w:val="both"/>
+        <w:rPr>
+          <w:rFonts w:hint="default" w:ascii="Times New Roman" w:hAnsi="Times New Roman" w:cs="Times New Roman"/>
+          <w:sz w:val="28"/>
+          <w:szCs w:val="28"/>
+        </w:rPr>
+      </w:pPr>
+      <w:r>
+        <w:rPr>
+          <w:rFonts w:hint="default" w:ascii="Times New Roman" w:hAnsi="Times New Roman" w:cs="Times New Roman"/>
+          <w:sz w:val="28"/>
+          <w:szCs w:val="28"/>
+        </w:rPr>
+        <w:t>выводит исходный список</w:t>
+      </w:r>
+    </w:p>
+    <w:p>
+      <w:pPr>
+        <w:keepNext w:val="0"/>
+        <w:keepLines w:val="0"/>
+        <w:widowControl/>
+        <w:numPr>
+          <w:ilvl w:val="0"/>
+          <w:numId w:val="7"/>
+        </w:numPr>
+        <w:suppressLineNumbers w:val="0"/>
+        <w:spacing w:before="0" w:beforeAutospacing="1" w:after="0" w:afterAutospacing="1" w:line="360" w:lineRule="auto"/>
+        <w:ind w:left="860" w:leftChars="0" w:hanging="420" w:firstLineChars="0"/>
+        <w:jc w:val="both"/>
+        <w:rPr>
+          <w:rFonts w:hint="default" w:ascii="Times New Roman" w:hAnsi="Times New Roman" w:cs="Times New Roman"/>
+          <w:sz w:val="28"/>
+          <w:szCs w:val="28"/>
+        </w:rPr>
+      </w:pPr>
+      <w:r>
+        <w:rPr>
+          <w:rFonts w:hint="default" w:ascii="Times New Roman" w:hAnsi="Times New Roman" w:cs="Times New Roman"/>
+          <w:sz w:val="28"/>
+          <w:szCs w:val="28"/>
+        </w:rPr>
+        <w:t>добавляет максимальный элемент</w:t>
+      </w:r>
+    </w:p>
+    <w:p>
+      <w:pPr>
+        <w:keepNext w:val="0"/>
+        <w:keepLines w:val="0"/>
+        <w:widowControl/>
+        <w:numPr>
+          <w:ilvl w:val="0"/>
+          <w:numId w:val="7"/>
+        </w:numPr>
+        <w:suppressLineNumbers w:val="0"/>
+        <w:spacing w:before="0" w:beforeAutospacing="1" w:after="0" w:afterAutospacing="1" w:line="360" w:lineRule="auto"/>
+        <w:ind w:left="860" w:leftChars="0" w:hanging="420" w:firstLineChars="0"/>
+        <w:jc w:val="both"/>
+        <w:rPr>
+          <w:rFonts w:hint="default" w:ascii="Times New Roman" w:hAnsi="Times New Roman" w:cs="Times New Roman"/>
+          <w:sz w:val="28"/>
+          <w:szCs w:val="28"/>
+        </w:rPr>
+      </w:pPr>
+      <w:r>
+        <w:rPr>
+          <w:rFonts w:hint="default" w:ascii="Times New Roman" w:hAnsi="Times New Roman" w:cs="Times New Roman"/>
+          <w:sz w:val="28"/>
+          <w:szCs w:val="28"/>
+        </w:rPr>
+        <w:t>удаляет элементы по заданному диапазону</w:t>
+      </w:r>
+    </w:p>
+    <w:p>
+      <w:pPr>
+        <w:keepNext w:val="0"/>
+        <w:keepLines w:val="0"/>
+        <w:widowControl/>
+        <w:numPr>
+          <w:ilvl w:val="0"/>
+          <w:numId w:val="7"/>
+        </w:numPr>
+        <w:suppressLineNumbers w:val="0"/>
+        <w:spacing w:before="0" w:beforeAutospacing="1" w:after="0" w:afterAutospacing="1" w:line="360" w:lineRule="auto"/>
+        <w:ind w:left="860" w:leftChars="0" w:hanging="420" w:firstLineChars="0"/>
+        <w:jc w:val="both"/>
+        <w:rPr>
+          <w:rFonts w:hint="default" w:ascii="Times New Roman" w:hAnsi="Times New Roman" w:cs="Times New Roman"/>
+          <w:sz w:val="28"/>
+          <w:szCs w:val="28"/>
+        </w:rPr>
+      </w:pPr>
+      <w:r>
+        <w:rPr>
+          <w:rFonts w:hint="default" w:ascii="Times New Roman" w:hAnsi="Times New Roman" w:cs="Times New Roman"/>
+          <w:sz w:val="28"/>
+          <w:szCs w:val="28"/>
+        </w:rPr>
+        <w:t>вычисляет среднее значение элементов</w:t>
+      </w:r>
+    </w:p>
+    <w:p>
+      <w:pPr>
+        <w:keepNext w:val="0"/>
+        <w:keepLines w:val="0"/>
+        <w:widowControl/>
+        <w:numPr>
+          <w:ilvl w:val="0"/>
+          <w:numId w:val="7"/>
+        </w:numPr>
+        <w:suppressLineNumbers w:val="0"/>
+        <w:spacing w:before="0" w:beforeAutospacing="1" w:after="0" w:afterAutospacing="1" w:line="360" w:lineRule="auto"/>
+        <w:ind w:left="860" w:leftChars="0" w:hanging="420" w:firstLineChars="0"/>
+        <w:jc w:val="both"/>
+        <w:rPr>
+          <w:rFonts w:hint="default" w:ascii="Times New Roman" w:hAnsi="Times New Roman" w:cs="Times New Roman"/>
+          <w:sz w:val="28"/>
+          <w:szCs w:val="28"/>
+        </w:rPr>
+      </w:pPr>
+      <w:r>
+        <w:rPr>
+          <w:rFonts w:hint="default" w:ascii="Times New Roman" w:hAnsi="Times New Roman" w:cs="Times New Roman"/>
+          <w:sz w:val="28"/>
+          <w:szCs w:val="28"/>
+        </w:rPr>
+        <w:t>изменяет элементы списка</w:t>
+      </w:r>
+    </w:p>
+    <w:p>
+      <w:pPr>
+        <w:keepNext w:val="0"/>
+        <w:keepLines w:val="0"/>
+        <w:widowControl/>
+        <w:numPr>
+          <w:ilvl w:val="0"/>
+          <w:numId w:val="7"/>
+        </w:numPr>
+        <w:suppressLineNumbers w:val="0"/>
+        <w:spacing w:before="0" w:beforeAutospacing="1" w:after="0" w:afterAutospacing="1" w:line="360" w:lineRule="auto"/>
+        <w:ind w:left="860" w:leftChars="0" w:hanging="420" w:firstLineChars="0"/>
+        <w:jc w:val="both"/>
+        <w:rPr>
+          <w:rFonts w:hint="default" w:ascii="Times New Roman" w:hAnsi="Times New Roman" w:cs="Times New Roman"/>
+          <w:sz w:val="28"/>
+          <w:szCs w:val="28"/>
+        </w:rPr>
+      </w:pPr>
+      <w:r>
+        <w:rPr>
+          <w:rFonts w:hint="default" w:ascii="Times New Roman" w:hAnsi="Times New Roman" w:cs="Times New Roman"/>
+          <w:sz w:val="28"/>
+          <w:szCs w:val="28"/>
+        </w:rPr>
+        <w:t>выводит итоговый результат</w:t>
+      </w:r>
+    </w:p>
+    <w:p>
+      <w:pPr>
+        <w:keepNext w:val="0"/>
+        <w:keepLines w:val="0"/>
+        <w:widowControl/>
+        <w:numPr>
+          <w:ilvl w:val="0"/>
           <w:numId w:val="0"/>
         </w:numPr>
         <w:suppressLineNumbers w:val="0"/>
@@ -4079,6 +5911,7 @@
     </w:p>
     <w:p>
       <w:pPr>
+        <w:pStyle w:val="3"/>
         <w:keepNext w:val="0"/>
         <w:keepLines w:val="0"/>
         <w:widowControl/>
@@ -4087,18 +5920,16 @@
           <w:numId w:val="8"/>
         </w:numPr>
         <w:suppressLineNumbers w:val="0"/>
-        <w:tabs>
-          <w:tab w:val="left" w:pos="420"/>
-        </w:tabs>
-        <w:spacing w:before="0" w:beforeAutospacing="1" w:after="0" w:afterAutospacing="1" w:line="360" w:lineRule="auto"/>
+        <w:spacing w:line="360" w:lineRule="auto"/>
+        <w:ind w:left="0" w:leftChars="0" w:firstLine="0" w:firstLineChars="0"/>
         <w:jc w:val="center"/>
         <w:rPr>
           <w:rFonts w:hint="default" w:ascii="Times New Roman" w:hAnsi="Times New Roman" w:cs="Times New Roman"/>
           <w:b/>
           <w:bCs/>
-          <w:sz w:val="28"/>
-          <w:szCs w:val="28"/>
-          <w:lang w:val="ru-RU"/>
+          <w:color w:val="auto"/>
+          <w:sz w:val="28"/>
+          <w:szCs w:val="28"/>
         </w:rPr>
       </w:pPr>
       <w:r>
@@ -4106,40 +5937,256 @@
           <w:rFonts w:hint="default" w:ascii="Times New Roman" w:hAnsi="Times New Roman" w:cs="Times New Roman"/>
           <w:b/>
           <w:bCs/>
-          <w:sz w:val="28"/>
-          <w:szCs w:val="28"/>
-          <w:lang w:val="en-US"/>
-        </w:rPr>
-        <w:t>UML-</w:t>
-      </w:r>
-      <w:r>
-        <w:rPr>
-          <w:rFonts w:hint="default" w:ascii="Times New Roman" w:hAnsi="Times New Roman" w:cs="Times New Roman"/>
+          <w:color w:val="auto"/>
+          <w:sz w:val="28"/>
+          <w:szCs w:val="28"/>
+        </w:rPr>
+        <w:t>Объяснение результатов работы программы</w:t>
+      </w:r>
+    </w:p>
+    <w:p>
+      <w:pPr>
+        <w:pStyle w:val="22"/>
+        <w:keepNext w:val="0"/>
+        <w:keepLines w:val="0"/>
+        <w:widowControl/>
+        <w:suppressLineNumbers w:val="0"/>
+        <w:spacing w:line="360" w:lineRule="auto"/>
+        <w:jc w:val="both"/>
+        <w:rPr>
+          <w:rFonts w:hint="default" w:ascii="Times New Roman" w:hAnsi="Times New Roman" w:cs="Times New Roman"/>
+          <w:sz w:val="28"/>
+          <w:szCs w:val="28"/>
+        </w:rPr>
+      </w:pPr>
+      <w:r>
+        <w:rPr>
+          <w:rFonts w:hint="default" w:ascii="Times New Roman" w:hAnsi="Times New Roman" w:cs="Times New Roman"/>
+          <w:sz w:val="28"/>
+          <w:szCs w:val="28"/>
+        </w:rPr>
+        <w:drawing>
+          <wp:inline distT="0" distB="0" distL="114300" distR="114300">
+            <wp:extent cx="5866130" cy="2875280"/>
+            <wp:effectExtent l="0" t="0" r="1270" b="1270"/>
+            <wp:docPr id="14" name="Изображение 7"/>
+            <wp:cNvGraphicFramePr>
+              <a:graphicFrameLocks xmlns:a="http://schemas.openxmlformats.org/drawingml/2006/main" noChangeAspect="1"/>
+            </wp:cNvGraphicFramePr>
+            <a:graphic xmlns:a="http://schemas.openxmlformats.org/drawingml/2006/main">
+              <a:graphicData uri="http://schemas.openxmlformats.org/drawingml/2006/picture">
+                <pic:pic xmlns:pic="http://schemas.openxmlformats.org/drawingml/2006/picture">
+                  <pic:nvPicPr>
+                    <pic:cNvPr id="14" name="Изображение 7"/>
+                    <pic:cNvPicPr>
+                      <a:picLocks noChangeAspect="1"/>
+                    </pic:cNvPicPr>
+                  </pic:nvPicPr>
+                  <pic:blipFill>
+                    <a:blip r:embed="rId12"/>
+                    <a:stretch>
+                      <a:fillRect/>
+                    </a:stretch>
+                  </pic:blipFill>
+                  <pic:spPr>
+                    <a:xfrm>
+                      <a:off x="0" y="0"/>
+                      <a:ext cx="5866130" cy="2875280"/>
+                    </a:xfrm>
+                    <a:prstGeom prst="rect">
+                      <a:avLst/>
+                    </a:prstGeom>
+                    <a:noFill/>
+                    <a:ln>
+                      <a:noFill/>
+                    </a:ln>
+                  </pic:spPr>
+                </pic:pic>
+              </a:graphicData>
+            </a:graphic>
+          </wp:inline>
+        </w:drawing>
+      </w:r>
+    </w:p>
+    <w:p>
+      <w:pPr>
+        <w:pStyle w:val="22"/>
+        <w:keepNext w:val="0"/>
+        <w:keepLines w:val="0"/>
+        <w:widowControl/>
+        <w:suppressLineNumbers w:val="0"/>
+        <w:spacing w:line="360" w:lineRule="auto"/>
+        <w:ind w:firstLine="708" w:firstLineChars="0"/>
+        <w:jc w:val="both"/>
+        <w:rPr>
+          <w:rFonts w:hint="default" w:ascii="Times New Roman" w:hAnsi="Times New Roman" w:cs="Times New Roman"/>
+          <w:sz w:val="28"/>
+          <w:szCs w:val="28"/>
+        </w:rPr>
+      </w:pPr>
+      <w:r>
+        <w:rPr>
+          <w:rFonts w:hint="default" w:ascii="Times New Roman" w:hAnsi="Times New Roman" w:cs="Times New Roman"/>
+          <w:sz w:val="28"/>
+          <w:szCs w:val="28"/>
+        </w:rPr>
+        <w:t>В программе используется стек для хранения данных и список для их обработки.</w:t>
+      </w:r>
+      <w:r>
+        <w:rPr>
+          <w:rFonts w:hint="default" w:ascii="Times New Roman" w:hAnsi="Times New Roman" w:cs="Times New Roman"/>
+          <w:sz w:val="28"/>
+          <w:szCs w:val="28"/>
+          <w:lang w:val="ru-RU"/>
+        </w:rPr>
+        <w:t xml:space="preserve"> </w:t>
+      </w:r>
+      <w:r>
+        <w:rPr>
+          <w:rFonts w:hint="default" w:ascii="Times New Roman" w:hAnsi="Times New Roman" w:cs="Times New Roman"/>
+          <w:sz w:val="28"/>
+          <w:szCs w:val="28"/>
+        </w:rPr>
+        <w:t>Элементы из стека переносятся в список, после чего выполняются операции</w:t>
+      </w:r>
+      <w:r>
+        <w:rPr>
+          <w:rFonts w:hint="default" w:ascii="Times New Roman" w:hAnsi="Times New Roman" w:cs="Times New Roman"/>
+          <w:sz w:val="28"/>
+          <w:szCs w:val="28"/>
+          <w:lang w:val="ru-RU"/>
+        </w:rPr>
+        <w:t xml:space="preserve"> </w:t>
+      </w:r>
+      <w:r>
+        <w:rPr>
+          <w:rFonts w:hint="default" w:ascii="Times New Roman" w:hAnsi="Times New Roman" w:cs="Times New Roman"/>
+          <w:sz w:val="28"/>
+          <w:szCs w:val="28"/>
+        </w:rPr>
+        <w:t>над списком.</w:t>
+      </w:r>
+      <w:r>
+        <w:rPr>
+          <w:rFonts w:hint="default" w:ascii="Times New Roman" w:hAnsi="Times New Roman" w:cs="Times New Roman"/>
+          <w:sz w:val="28"/>
+          <w:szCs w:val="28"/>
+          <w:lang w:val="ru-RU"/>
+        </w:rPr>
+        <w:t xml:space="preserve"> </w:t>
+      </w:r>
+      <w:r>
+        <w:rPr>
+          <w:rFonts w:hint="default" w:ascii="Times New Roman" w:hAnsi="Times New Roman" w:cs="Times New Roman"/>
+          <w:sz w:val="28"/>
+          <w:szCs w:val="28"/>
+        </w:rPr>
+        <w:t>Определяется максимальный элемент, который добавляется в список.</w:t>
+      </w:r>
+      <w:r>
+        <w:rPr>
+          <w:rFonts w:hint="default" w:ascii="Times New Roman" w:hAnsi="Times New Roman" w:cs="Times New Roman"/>
+          <w:sz w:val="28"/>
+          <w:szCs w:val="28"/>
+          <w:lang w:val="ru-RU"/>
+        </w:rPr>
+        <w:t xml:space="preserve"> З</w:t>
+      </w:r>
+      <w:r>
+        <w:rPr>
+          <w:rFonts w:hint="default" w:ascii="Times New Roman" w:hAnsi="Times New Roman" w:cs="Times New Roman"/>
+          <w:sz w:val="28"/>
+          <w:szCs w:val="28"/>
+        </w:rPr>
+        <w:t>атем удаляются элементы, попадающие в заданный диапазон.</w:t>
+      </w:r>
+      <w:r>
+        <w:rPr>
+          <w:rFonts w:hint="default" w:ascii="Times New Roman" w:hAnsi="Times New Roman" w:cs="Times New Roman"/>
+          <w:sz w:val="28"/>
+          <w:szCs w:val="28"/>
+          <w:lang w:val="ru-RU"/>
+        </w:rPr>
+        <w:t xml:space="preserve"> </w:t>
+      </w:r>
+      <w:r>
+        <w:rPr>
+          <w:rFonts w:hint="default" w:ascii="Times New Roman" w:hAnsi="Times New Roman" w:cs="Times New Roman"/>
+          <w:sz w:val="28"/>
+          <w:szCs w:val="28"/>
+        </w:rPr>
+        <w:t>После этого вычисляется среднее значение элементов, которое прибавляется</w:t>
+      </w:r>
+      <w:r>
+        <w:rPr>
+          <w:rFonts w:hint="default" w:ascii="Times New Roman" w:hAnsi="Times New Roman" w:cs="Times New Roman"/>
+          <w:sz w:val="28"/>
+          <w:szCs w:val="28"/>
+          <w:lang w:val="ru-RU"/>
+        </w:rPr>
+        <w:t xml:space="preserve"> </w:t>
+      </w:r>
+      <w:r>
+        <w:rPr>
+          <w:rFonts w:hint="default" w:ascii="Times New Roman" w:hAnsi="Times New Roman" w:cs="Times New Roman"/>
+          <w:sz w:val="28"/>
+          <w:szCs w:val="28"/>
+        </w:rPr>
+        <w:t>к каждому элементу списка.</w:t>
+      </w:r>
+      <w:r>
+        <w:rPr>
+          <w:rFonts w:hint="default" w:ascii="Times New Roman" w:hAnsi="Times New Roman" w:cs="Times New Roman"/>
+          <w:sz w:val="28"/>
+          <w:szCs w:val="28"/>
+          <w:lang w:val="ru-RU"/>
+        </w:rPr>
+        <w:t xml:space="preserve"> </w:t>
+      </w:r>
+      <w:r>
+        <w:rPr>
+          <w:rFonts w:hint="default" w:ascii="Times New Roman" w:hAnsi="Times New Roman" w:cs="Times New Roman"/>
+          <w:sz w:val="28"/>
+          <w:szCs w:val="28"/>
+        </w:rPr>
+        <w:t>В результате формируется обработанный список, который выводится на экран.</w:t>
+      </w:r>
+    </w:p>
+    <w:p>
+      <w:pPr>
+        <w:pStyle w:val="22"/>
+        <w:keepNext w:val="0"/>
+        <w:keepLines w:val="0"/>
+        <w:widowControl/>
+        <w:suppressLineNumbers w:val="0"/>
+        <w:spacing w:line="360" w:lineRule="auto"/>
+        <w:ind w:firstLine="708" w:firstLineChars="0"/>
+        <w:jc w:val="both"/>
+        <w:rPr>
+          <w:rFonts w:hint="default" w:ascii="Times New Roman" w:hAnsi="Times New Roman"/>
           <w:b/>
           <w:bCs/>
           <w:sz w:val="28"/>
           <w:szCs w:val="28"/>
-          <w:lang w:val="ru-RU"/>
-        </w:rPr>
-        <w:t>диаграмма</w:t>
-      </w:r>
-    </w:p>
-    <w:p>
-      <w:pPr>
-        <w:keepNext w:val="0"/>
-        <w:keepLines w:val="0"/>
-        <w:widowControl/>
-        <w:numPr>
-          <w:numId w:val="0"/>
-        </w:numPr>
-        <w:suppressLineNumbers w:val="0"/>
-        <w:tabs>
-          <w:tab w:val="left" w:pos="420"/>
-        </w:tabs>
-        <w:spacing w:before="0" w:beforeAutospacing="1" w:after="0" w:afterAutospacing="1" w:line="360" w:lineRule="auto"/>
-        <w:jc w:val="both"/>
-        <w:rPr>
-          <w:rFonts w:hint="default" w:ascii="Times New Roman" w:hAnsi="Times New Roman" w:cs="Times New Roman"/>
+        </w:rPr>
+      </w:pPr>
+    </w:p>
+    <w:p>
+      <w:pPr>
+        <w:pStyle w:val="22"/>
+        <w:keepNext w:val="0"/>
+        <w:keepLines w:val="0"/>
+        <w:widowControl/>
+        <w:numPr>
+          <w:ilvl w:val="0"/>
+          <w:numId w:val="8"/>
+        </w:numPr>
+        <w:suppressLineNumbers w:val="0"/>
+        <w:spacing w:line="360" w:lineRule="auto"/>
+        <w:ind w:left="0" w:leftChars="0" w:firstLine="0" w:firstLineChars="0"/>
+        <w:jc w:val="center"/>
+        <w:rPr>
+          <w:rFonts w:hint="default" w:ascii="Times New Roman" w:hAnsi="Times New Roman"/>
           <w:b/>
           <w:bCs/>
           <w:sz w:val="28"/>
@@ -4148,10 +6195,47 @@
         </w:rPr>
       </w:pPr>
       <w:r>
+        <w:rPr>
+          <w:rFonts w:hint="default"/>
+          <w:b/>
+          <w:bCs/>
+          <w:sz w:val="28"/>
+          <w:szCs w:val="28"/>
+          <w:lang w:val="en-US"/>
+        </w:rPr>
+        <w:t>UML-</w:t>
+      </w:r>
+      <w:r>
+        <w:rPr>
+          <w:rFonts w:hint="default"/>
+          <w:b/>
+          <w:bCs/>
+          <w:sz w:val="28"/>
+          <w:szCs w:val="28"/>
+          <w:lang w:val="ru-RU"/>
+        </w:rPr>
+        <w:t>диаграмма</w:t>
+      </w:r>
+    </w:p>
+    <w:p>
+      <w:pPr>
+        <w:pStyle w:val="22"/>
+        <w:keepNext w:val="0"/>
+        <w:keepLines w:val="0"/>
+        <w:widowControl/>
+        <w:numPr>
+          <w:numId w:val="0"/>
+        </w:numPr>
+        <w:suppressLineNumbers w:val="0"/>
+        <w:spacing w:line="360" w:lineRule="auto"/>
+        <w:ind w:leftChars="0" w:right="0" w:rightChars="0"/>
+        <w:jc w:val="both"/>
+      </w:pPr>
+      <w:r>
         <w:drawing>
           <wp:inline distT="0" distB="0" distL="114300" distR="114300">
-            <wp:extent cx="5867400" cy="5010150"/>
-            <wp:effectExtent l="0" t="0" r="0" b="0"/>
+            <wp:extent cx="5774055" cy="3629025"/>
+            <wp:effectExtent l="0" t="0" r="17145" b="9525"/>
             <wp:docPr id="1" name="Изображение 1"/>
             <wp:cNvGraphicFramePr>
               <a:graphicFrameLocks xmlns:a="http://schemas.openxmlformats.org/drawingml/2006/main" noChangeAspect="1"/>
@@ -4166,7 +6250,7 @@
                     </pic:cNvPicPr>
                   </pic:nvPicPr>
                   <pic:blipFill>
-                    <a:blip r:embed="rId12"/>
+                    <a:blip r:embed="rId13"/>
                     <a:stretch>
                       <a:fillRect/>
                     </a:stretch>
@@ -4174,7 +6258,7 @@
                   <pic:spPr>
                     <a:xfrm>
                       <a:off x="0" y="0"/>
-                      <a:ext cx="5867400" cy="5010150"/>
+                      <a:ext cx="5774055" cy="3629025"/>
                     </a:xfrm>
                     <a:prstGeom prst="rect">
                       <a:avLst/>
@@ -4193,172 +6277,24 @@
     </w:p>
     <w:p>
       <w:pPr>
-        <w:keepNext w:val="0"/>
-        <w:keepLines w:val="0"/>
-        <w:widowControl/>
-        <w:numPr>
-          <w:ilvl w:val="0"/>
+        <w:pStyle w:val="22"/>
+        <w:keepNext w:val="0"/>
+        <w:keepLines w:val="0"/>
+        <w:widowControl/>
+        <w:numPr>
           <w:numId w:val="0"/>
         </w:numPr>
         <w:suppressLineNumbers w:val="0"/>
-        <w:spacing w:before="0" w:beforeAutospacing="1" w:after="0" w:afterAutospacing="1" w:line="360" w:lineRule="auto"/>
-        <w:ind w:left="360" w:leftChars="0"/>
-        <w:jc w:val="both"/>
-        <w:rPr>
-          <w:rFonts w:hint="default" w:ascii="Times New Roman" w:hAnsi="Times New Roman" w:cs="Times New Roman"/>
-          <w:sz w:val="28"/>
-          <w:szCs w:val="28"/>
-        </w:rPr>
-      </w:pPr>
-    </w:p>
-    <w:p>
-      <w:pPr>
-        <w:pStyle w:val="3"/>
-        <w:keepNext w:val="0"/>
-        <w:keepLines w:val="0"/>
-        <w:widowControl/>
-        <w:numPr>
-          <w:ilvl w:val="0"/>
-          <w:numId w:val="8"/>
-        </w:numPr>
-        <w:suppressLineNumbers w:val="0"/>
-        <w:spacing w:line="360" w:lineRule="auto"/>
-        <w:ind w:left="0" w:leftChars="0" w:firstLine="0" w:firstLineChars="0"/>
-        <w:jc w:val="center"/>
-        <w:rPr>
-          <w:rFonts w:hint="default" w:ascii="Times New Roman" w:hAnsi="Times New Roman" w:cs="Times New Roman"/>
-          <w:b/>
-          <w:bCs/>
-          <w:color w:val="auto"/>
-          <w:sz w:val="28"/>
-          <w:szCs w:val="28"/>
+        <w:spacing w:line="360" w:lineRule="auto"/>
+        <w:ind w:leftChars="0" w:right="0" w:rightChars="0"/>
+        <w:jc w:val="both"/>
+        <w:rPr>
+          <w:rFonts w:hint="default"/>
+          <w:lang w:val="ru-RU"/>
         </w:rPr>
       </w:pPr>
       <w:bookmarkStart w:id="0" w:name="_GoBack"/>
       <w:bookmarkEnd w:id="0"/>
-      <w:r>
-        <w:rPr>
-          <w:rFonts w:hint="default" w:ascii="Times New Roman" w:hAnsi="Times New Roman" w:cs="Times New Roman"/>
-          <w:b/>
-          <w:bCs/>
-          <w:color w:val="auto"/>
-          <w:sz w:val="28"/>
-          <w:szCs w:val="28"/>
-        </w:rPr>
-        <w:t>Объяснение результатов работы программы</w:t>
-      </w:r>
-    </w:p>
-    <w:p>
-      <w:pPr>
-        <w:pStyle w:val="22"/>
-        <w:keepNext w:val="0"/>
-        <w:keepLines w:val="0"/>
-        <w:widowControl/>
-        <w:suppressLineNumbers w:val="0"/>
-        <w:spacing w:line="360" w:lineRule="auto"/>
-        <w:jc w:val="both"/>
-      </w:pPr>
-      <w:r>
-        <w:drawing>
-          <wp:inline distT="0" distB="0" distL="114300" distR="114300">
-            <wp:extent cx="5883910" cy="2990850"/>
-            <wp:effectExtent l="0" t="0" r="2540" b="0"/>
-            <wp:docPr id="8" name="Изображение 22"/>
-            <wp:cNvGraphicFramePr>
-              <a:graphicFrameLocks xmlns:a="http://schemas.openxmlformats.org/drawingml/2006/main" noChangeAspect="1"/>
-            </wp:cNvGraphicFramePr>
-            <a:graphic xmlns:a="http://schemas.openxmlformats.org/drawingml/2006/main">
-              <a:graphicData uri="http://schemas.openxmlformats.org/drawingml/2006/picture">
-                <pic:pic xmlns:pic="http://schemas.openxmlformats.org/drawingml/2006/picture">
-                  <pic:nvPicPr>
-                    <pic:cNvPr id="8" name="Изображение 22"/>
-                    <pic:cNvPicPr>
-                      <a:picLocks noChangeAspect="1"/>
-                    </pic:cNvPicPr>
-                  </pic:nvPicPr>
-                  <pic:blipFill>
-                    <a:blip r:embed="rId13"/>
-                    <a:stretch>
-                      <a:fillRect/>
-                    </a:stretch>
-                  </pic:blipFill>
-                  <pic:spPr>
-                    <a:xfrm>
-                      <a:off x="0" y="0"/>
-                      <a:ext cx="5883910" cy="2990850"/>
-                    </a:xfrm>
-                    <a:prstGeom prst="rect">
-                      <a:avLst/>
-                    </a:prstGeom>
-                    <a:noFill/>
-                    <a:ln>
-                      <a:noFill/>
-                    </a:ln>
-                  </pic:spPr>
-                </pic:pic>
-              </a:graphicData>
-            </a:graphic>
-          </wp:inline>
-        </w:drawing>
-      </w:r>
-    </w:p>
-    <w:p>
-      <w:pPr>
-        <w:pStyle w:val="22"/>
-        <w:keepNext w:val="0"/>
-        <w:keepLines w:val="0"/>
-        <w:widowControl/>
-        <w:suppressLineNumbers w:val="0"/>
-        <w:spacing w:line="360" w:lineRule="auto"/>
-        <w:jc w:val="both"/>
-        <w:rPr>
-          <w:rFonts w:hint="default" w:ascii="Times New Roman" w:hAnsi="Times New Roman" w:cs="Times New Roman"/>
-          <w:sz w:val="28"/>
-          <w:szCs w:val="28"/>
-        </w:rPr>
-      </w:pPr>
-      <w:r>
-        <w:rPr>
-          <w:rFonts w:hint="default" w:ascii="Times New Roman" w:hAnsi="Times New Roman" w:cs="Times New Roman"/>
-          <w:sz w:val="28"/>
-          <w:szCs w:val="28"/>
-        </w:rPr>
-        <w:t>Программа демонстрирует работу адаптера stack через вспомогательный контейнер.</w:t>
-      </w:r>
-      <w:r>
-        <w:rPr>
-          <w:rFonts w:hint="default" w:ascii="Times New Roman" w:hAnsi="Times New Roman" w:cs="Times New Roman"/>
-          <w:sz w:val="28"/>
-          <w:szCs w:val="28"/>
-        </w:rPr>
-        <w:br w:type="textWrapping"/>
-      </w:r>
-      <w:r>
-        <w:rPr>
-          <w:rFonts w:hint="default" w:ascii="Times New Roman" w:hAnsi="Times New Roman" w:cs="Times New Roman"/>
-          <w:sz w:val="28"/>
-          <w:szCs w:val="28"/>
-        </w:rPr>
-        <w:t>Все операции выполняются корректно.</w:t>
-      </w:r>
-    </w:p>
-    <w:p>
-      <w:pPr>
-        <w:pStyle w:val="22"/>
-        <w:keepNext w:val="0"/>
-        <w:keepLines w:val="0"/>
-        <w:widowControl/>
-        <w:suppressLineNumbers w:val="0"/>
-        <w:spacing w:line="360" w:lineRule="auto"/>
-        <w:jc w:val="both"/>
-        <w:rPr>
-          <w:rFonts w:hint="default" w:ascii="Times New Roman" w:hAnsi="Times New Roman" w:cs="Times New Roman"/>
-          <w:b/>
-          <w:bCs/>
-          <w:sz w:val="28"/>
-          <w:szCs w:val="28"/>
-        </w:rPr>
-      </w:pPr>
     </w:p>
     <w:p>
       <w:pPr>
@@ -6948,9 +8884,9 @@
 <file path=word/numbering.xml><?xml version="1.0" encoding="utf-8"?>
 <w:numbering xmlns:wpc="http://schemas.microsoft.com/office/word/2010/wordprocessingCanvas" xmlns:mc="http://schemas.openxmlformats.org/markup-compatibility/2006" xmlns:o="urn:schemas-microsoft-com:office:office" xmlns:r="http://schemas.openxmlformats.org/officeDocument/2006/relationships" xmlns:m="http://schemas.openxmlformats.org/officeDocument/2006/math" xmlns:v="urn:schemas-microsoft-com:vml" xmlns:wp14="http://schemas.microsoft.com/office/word/2010/wordprocessingDrawing" xmlns:wp="http://schemas.openxmlformats.org/drawingml/2006/wordprocessingDrawing" xmlns:w10="urn:schemas-microsoft-com:office:word" xmlns:w="http://schemas.openxmlformats.org/wordprocessingml/2006/main" xmlns:w14="http://schemas.microsoft.com/office/word/2010/wordml" xmlns:wpg="http://schemas.microsoft.com/office/word/2010/wordprocessingGroup" xmlns:wpi="http://schemas.microsoft.com/office/word/2010/wordprocessingInk" xmlns:wne="http://schemas.microsoft.com/office/word/2006/wordml" xmlns:wps="http://schemas.microsoft.com/office/word/2010/wordprocessingShape" xmlns:wpsCustomData="http://www.wps.cn/officeDocument/2013/wpsCustomData" mc:Ignorable="w14 wp14">
   <w:abstractNum w:abstractNumId="0">
-    <w:nsid w:val="8748334E"/>
+    <w:nsid w:val="9191AAAF"/>
     <w:multiLevelType w:val="singleLevel"/>
-    <w:tmpl w:val="8748334E"/>
+    <w:tmpl w:val="9191AAAF"/>
     <w:lvl w:ilvl="0" w:tentative="0">
       <w:start w:val="1"/>
       <w:numFmt w:val="bullet"/>
@@ -6970,6 +8906,28 @@
     </w:lvl>
   </w:abstractNum>
   <w:abstractNum w:abstractNumId="1">
+    <w:nsid w:val="A1CAE8C5"/>
+    <w:multiLevelType w:val="singleLevel"/>
+    <w:tmpl w:val="A1CAE8C5"/>
+    <w:lvl w:ilvl="0" w:tentative="0">
+      <w:start w:val="1"/>
+      <w:numFmt w:val="bullet"/>
+      <w:lvlText w:val=""/>
+      <w:lvlJc w:val="left"/>
+      <w:pPr>
+        <w:tabs>
+          <w:tab w:val="left" w:pos="420"/>
+        </w:tabs>
+        <w:ind w:left="640" w:leftChars="0" w:hanging="420" w:firstLineChars="0"/>
+      </w:pPr>
+      <w:rPr>
+        <w:rFonts w:hint="default" w:ascii="Wingdings" w:hAnsi="Wingdings"/>
+        <w:sz w:val="18"/>
+        <w:szCs w:val="18"/>
+      </w:rPr>
+    </w:lvl>
+  </w:abstractNum>
+  <w:abstractNum w:abstractNumId="2">
     <w:nsid w:val="A71786D6"/>
     <w:multiLevelType w:val="singleLevel"/>
     <w:tmpl w:val="A71786D6"/>
@@ -6981,7 +8939,29 @@
       <w:lvlJc w:val="left"/>
     </w:lvl>
   </w:abstractNum>
-  <w:abstractNum w:abstractNumId="2">
+  <w:abstractNum w:abstractNumId="3">
+    <w:nsid w:val="C3C68AB2"/>
+    <w:multiLevelType w:val="singleLevel"/>
+    <w:tmpl w:val="C3C68AB2"/>
+    <w:lvl w:ilvl="0" w:tentative="0">
+      <w:start w:val="1"/>
+      <w:numFmt w:val="bullet"/>
+      <w:lvlText w:val=""/>
+      <w:lvlJc w:val="left"/>
+      <w:pPr>
+        <w:tabs>
+          <w:tab w:val="left" w:pos="420"/>
+        </w:tabs>
+        <w:ind w:left="860" w:leftChars="0" w:hanging="420" w:firstLineChars="0"/>
+      </w:pPr>
+      <w:rPr>
+        <w:rFonts w:hint="default" w:ascii="Wingdings" w:hAnsi="Wingdings"/>
+        <w:sz w:val="18"/>
+        <w:szCs w:val="18"/>
+      </w:rPr>
+    </w:lvl>
+  </w:abstractNum>
+  <w:abstractNum w:abstractNumId="4">
     <w:nsid w:val="D12053B8"/>
     <w:multiLevelType w:val="singleLevel"/>
     <w:tmpl w:val="D12053B8"/>
@@ -6996,7 +8976,7 @@
       </w:pPr>
     </w:lvl>
   </w:abstractNum>
-  <w:abstractNum w:abstractNumId="3">
+  <w:abstractNum w:abstractNumId="5">
     <w:nsid w:val="DD7E7156"/>
     <w:multiLevelType w:val="multilevel"/>
     <w:tmpl w:val="DD7E7156"/>
@@ -7146,54 +9126,10 @@
       </w:rPr>
     </w:lvl>
   </w:abstractNum>
-  <w:abstractNum w:abstractNumId="4">
-    <w:nsid w:val="E11A3087"/>
+  <w:abstractNum w:abstractNumId="6">
+    <w:nsid w:val="FC0186D7"/>
     <w:multiLevelType w:val="singleLevel"/>
-    <w:tmpl w:val="E11A3087"/>
-    <w:lvl w:ilvl="0" w:tentative="0">
-      <w:start w:val="1"/>
-      <w:numFmt w:val="bullet"/>
-      <w:lvlText w:val=""/>
-      <w:lvlJc w:val="left"/>
-      <w:pPr>
-        <w:tabs>
-          <w:tab w:val="left" w:pos="420"/>
-        </w:tabs>
-        <w:ind w:left="860" w:leftChars="0" w:hanging="420" w:firstLineChars="0"/>
-      </w:pPr>
-      <w:rPr>
-        <w:rFonts w:hint="default" w:ascii="Wingdings" w:hAnsi="Wingdings"/>
-        <w:sz w:val="18"/>
-        <w:szCs w:val="18"/>
-      </w:rPr>
-    </w:lvl>
-  </w:abstractNum>
-  <w:abstractNum w:abstractNumId="5">
-    <w:nsid w:val="0CBBA1DD"/>
-    <w:multiLevelType w:val="singleLevel"/>
-    <w:tmpl w:val="0CBBA1DD"/>
-    <w:lvl w:ilvl="0" w:tentative="0">
-      <w:start w:val="1"/>
-      <w:numFmt w:val="bullet"/>
-      <w:lvlText w:val=""/>
-      <w:lvlJc w:val="left"/>
-      <w:pPr>
-        <w:tabs>
-          <w:tab w:val="left" w:pos="420"/>
-        </w:tabs>
-        <w:ind w:left="860" w:leftChars="0" w:hanging="420" w:firstLineChars="0"/>
-      </w:pPr>
-      <w:rPr>
-        <w:rFonts w:hint="default" w:ascii="Wingdings" w:hAnsi="Wingdings"/>
-        <w:sz w:val="18"/>
-        <w:szCs w:val="18"/>
-      </w:rPr>
-    </w:lvl>
-  </w:abstractNum>
-  <w:abstractNum w:abstractNumId="6">
-    <w:nsid w:val="1F48EAC5"/>
-    <w:multiLevelType w:val="singleLevel"/>
-    <w:tmpl w:val="1F48EAC5"/>
+    <w:tmpl w:val="FC0186D7"/>
     <w:lvl w:ilvl="0" w:tentative="0">
       <w:start w:val="1"/>
       <w:numFmt w:val="bullet"/>
@@ -7213,9 +9149,9 @@
     </w:lvl>
   </w:abstractNum>
   <w:abstractNum w:abstractNumId="7">
-    <w:nsid w:val="2D4A05F6"/>
+    <w:nsid w:val="0FD2C9F7"/>
     <w:multiLevelType w:val="singleLevel"/>
-    <w:tmpl w:val="2D4A05F6"/>
+    <w:tmpl w:val="0FD2C9F7"/>
     <w:lvl w:ilvl="0" w:tentative="0">
       <w:start w:val="1"/>
       <w:numFmt w:val="bullet"/>
@@ -7225,7 +9161,7 @@
         <w:tabs>
           <w:tab w:val="left" w:pos="420"/>
         </w:tabs>
-        <w:ind w:left="860" w:leftChars="0" w:hanging="420" w:firstLineChars="0"/>
+        <w:ind w:left="420" w:leftChars="0" w:hanging="420" w:firstLineChars="0"/>
       </w:pPr>
       <w:rPr>
         <w:rFonts w:hint="default" w:ascii="Wingdings" w:hAnsi="Wingdings"/>
@@ -7331,28 +9267,28 @@
     <w:abstractNumId w:val="8"/>
   </w:num>
   <w:num w:numId="2">
-    <w:abstractNumId w:val="2"/>
+    <w:abstractNumId w:val="4"/>
   </w:num>
   <w:num w:numId="3">
-    <w:abstractNumId w:val="6"/>
+    <w:abstractNumId w:val="1"/>
   </w:num>
   <w:num w:numId="4">
-    <w:abstractNumId w:val="4"/>
+    <w:abstractNumId w:val="7"/>
   </w:num>
   <w:num w:numId="5">
-    <w:abstractNumId w:val="7"/>
+    <w:abstractNumId w:val="6"/>
   </w:num>
   <w:num w:numId="6">
     <w:abstractNumId w:val="0"/>
   </w:num>
   <w:num w:numId="7">
-    <w:abstractNumId w:val="5"/>
+    <w:abstractNumId w:val="3"/>
   </w:num>
   <w:num w:numId="8">
-    <w:abstractNumId w:val="1"/>
+    <w:abstractNumId w:val="2"/>
   </w:num>
   <w:num w:numId="9">
-    <w:abstractNumId w:val="3"/>
+    <w:abstractNumId w:val="5"/>
   </w:num>
 </w:numbering>
 </file>
